--- a/Sistem Inteligent de Predicție și Clasificare a Profilului Psihologic bazat pe Obiceiuri de Consum Muzical.docx
+++ b/Sistem Inteligent de Predicție și Clasificare a Profilului Psihologic bazat pe Obiceiuri de Consum Muzical.docx
@@ -331,7 +331,289 @@
         <w:t xml:space="preserve"> asigura o analiză echilibrată.</w:t>
       </w:r>
     </w:p>
-    <w:p/>
+    <w:p>
+      <w:pPr>
+        <w:pStyle w:val="Heading1"/>
+      </w:pPr>
+      <w:r>
+        <w:t>Definirea Modelului de Clasificare</w:t>
+      </w:r>
+    </w:p>
+    <w:p>
+      <w:pPr>
+        <w:jc w:val="both"/>
+        <w:rPr>
+          <w:rFonts w:ascii="Times New Roman" w:hAnsi="Times New Roman" w:cs="Times New Roman"/>
+        </w:rPr>
+      </w:pPr>
+      <w:r>
+        <w:rPr>
+          <w:rFonts w:ascii="Times New Roman" w:hAnsi="Times New Roman" w:cs="Times New Roman"/>
+        </w:rPr>
+        <w:t>În această etapă, am decis cum transformăm datele brute într-o problemă pe care inteligența artificială să o poată rezolva cu sens.</w:t>
+      </w:r>
+      <w:r>
+        <w:rPr>
+          <w:rFonts w:ascii="Times New Roman" w:hAnsi="Times New Roman" w:cs="Times New Roman"/>
+        </w:rPr>
+        <w:t xml:space="preserve"> </w:t>
+      </w:r>
+      <w:r>
+        <w:rPr>
+          <w:rFonts w:ascii="Times New Roman" w:hAnsi="Times New Roman" w:cs="Times New Roman"/>
+        </w:rPr>
+        <w:t xml:space="preserve">În setul de date original, stările psihice (precum Depresia) erau exprimate prin scoruri de la 0 la 10. Totuși, în psihologie, o diferență între 7 și 8 este subiectivă. De aceea, am transformat problema într-una de clasificare multiclasă. Am definit trei praguri </w:t>
+      </w:r>
+      <w:r>
+        <w:rPr>
+          <w:rFonts w:ascii="Times New Roman" w:hAnsi="Times New Roman" w:cs="Times New Roman"/>
+        </w:rPr>
+        <w:t>diferite</w:t>
+      </w:r>
+      <w:r>
+        <w:rPr>
+          <w:rFonts w:ascii="Times New Roman" w:hAnsi="Times New Roman" w:cs="Times New Roman"/>
+        </w:rPr>
+        <w:t>:</w:t>
+      </w:r>
+    </w:p>
+    <w:p>
+      <w:pPr>
+        <w:numPr>
+          <w:ilvl w:val="1"/>
+          <w:numId w:val="5"/>
+        </w:numPr>
+        <w:jc w:val="both"/>
+        <w:rPr>
+          <w:rFonts w:ascii="Times New Roman" w:hAnsi="Times New Roman" w:cs="Times New Roman"/>
+        </w:rPr>
+      </w:pPr>
+      <w:r>
+        <w:rPr>
+          <w:rFonts w:ascii="Times New Roman" w:hAnsi="Times New Roman" w:cs="Times New Roman"/>
+        </w:rPr>
+        <w:t>Risc Scăzut (0-3): Persoane care nu prezintă simptome îngrijorătoare.</w:t>
+      </w:r>
+    </w:p>
+    <w:p>
+      <w:pPr>
+        <w:numPr>
+          <w:ilvl w:val="1"/>
+          <w:numId w:val="5"/>
+        </w:numPr>
+        <w:jc w:val="both"/>
+        <w:rPr>
+          <w:rFonts w:ascii="Times New Roman" w:hAnsi="Times New Roman" w:cs="Times New Roman"/>
+        </w:rPr>
+      </w:pPr>
+      <w:r>
+        <w:rPr>
+          <w:rFonts w:ascii="Times New Roman" w:hAnsi="Times New Roman" w:cs="Times New Roman"/>
+        </w:rPr>
+        <w:t>Risc Moderat (4-6): Persoane care necesită atenție sau monitorizare.</w:t>
+      </w:r>
+    </w:p>
+    <w:p>
+      <w:pPr>
+        <w:numPr>
+          <w:ilvl w:val="1"/>
+          <w:numId w:val="5"/>
+        </w:numPr>
+        <w:jc w:val="both"/>
+        <w:rPr>
+          <w:rFonts w:ascii="Times New Roman" w:hAnsi="Times New Roman" w:cs="Times New Roman"/>
+        </w:rPr>
+      </w:pPr>
+      <w:r>
+        <w:rPr>
+          <w:rFonts w:ascii="Times New Roman" w:hAnsi="Times New Roman" w:cs="Times New Roman"/>
+        </w:rPr>
+        <w:t>Risc Ridicat (7-10): Persoane cu simptome severe.</w:t>
+      </w:r>
+    </w:p>
+    <w:p>
+      <w:pPr>
+        <w:jc w:val="both"/>
+        <w:rPr>
+          <w:rFonts w:ascii="Times New Roman" w:hAnsi="Times New Roman" w:cs="Times New Roman"/>
+        </w:rPr>
+      </w:pPr>
+      <w:r>
+        <w:rPr>
+          <w:rFonts w:ascii="Times New Roman" w:hAnsi="Times New Roman" w:cs="Times New Roman"/>
+        </w:rPr>
+        <w:t>Această abordare face modelul mai stabil și mai sigur pe deciziile lui, transformând o aproximare numerică într-o etichetă de risc clară.</w:t>
+      </w:r>
+    </w:p>
+    <w:p>
+      <w:pPr>
+        <w:jc w:val="both"/>
+        <w:rPr>
+          <w:rFonts w:ascii="Times New Roman" w:hAnsi="Times New Roman" w:cs="Times New Roman"/>
+        </w:rPr>
+      </w:pPr>
+      <w:r>
+        <w:rPr>
+          <w:rFonts w:ascii="Times New Roman" w:hAnsi="Times New Roman" w:cs="Times New Roman"/>
+        </w:rPr>
+        <w:t>O decizie critică în acest proiect a fost eliminarea celorlalte scoruri psihice (Anxietate, Insomnie, OCD) din variabilele de intrare</w:t>
+      </w:r>
+      <w:r>
+        <w:rPr>
+          <w:rFonts w:ascii="Times New Roman" w:hAnsi="Times New Roman" w:cs="Times New Roman"/>
+        </w:rPr>
+        <w:t xml:space="preserve">. </w:t>
+      </w:r>
+      <w:r>
+        <w:rPr>
+          <w:rFonts w:ascii="Times New Roman" w:hAnsi="Times New Roman" w:cs="Times New Roman"/>
+        </w:rPr>
+        <w:t xml:space="preserve">Dacă le-am fi lăsat, modelul ar fi „trișat”, folosind </w:t>
+      </w:r>
+      <w:proofErr w:type="gramStart"/>
+      <w:r>
+        <w:rPr>
+          <w:rFonts w:ascii="Times New Roman" w:hAnsi="Times New Roman" w:cs="Times New Roman"/>
+        </w:rPr>
+        <w:t>un diagnostic</w:t>
+      </w:r>
+      <w:proofErr w:type="gramEnd"/>
+      <w:r>
+        <w:rPr>
+          <w:rFonts w:ascii="Times New Roman" w:hAnsi="Times New Roman" w:cs="Times New Roman"/>
+        </w:rPr>
+        <w:t xml:space="preserve"> pentru a prezice un altul (ex: „dacă e anxios, e și deprimat”). Prin eliminarea lor, am forțat algoritmul să caute corelații pur muzicale și demografice (vârstă, BPM, gen preferat), validând astfel ipoteza centrală a lucrării: influența muzicii asupra stării mentale.</w:t>
+      </w:r>
+    </w:p>
+    <w:p>
+      <w:pPr>
+        <w:pStyle w:val="Heading1"/>
+      </w:pPr>
+      <w:r>
+        <w:t>Implementarea Algoritmului KNN (K-Nearest Neighbors)</w:t>
+      </w:r>
+    </w:p>
+    <w:p>
+      <w:pPr>
+        <w:jc w:val="both"/>
+        <w:rPr>
+          <w:rFonts w:ascii="Times New Roman" w:hAnsi="Times New Roman" w:cs="Times New Roman"/>
+        </w:rPr>
+      </w:pPr>
+      <w:r>
+        <w:rPr>
+          <w:rFonts w:ascii="Times New Roman" w:hAnsi="Times New Roman" w:cs="Times New Roman"/>
+        </w:rPr>
+        <w:t>Am</w:t>
+      </w:r>
+      <w:r>
+        <w:rPr>
+          <w:rFonts w:ascii="Times New Roman" w:hAnsi="Times New Roman" w:cs="Times New Roman"/>
+        </w:rPr>
+        <w:t xml:space="preserve"> ales algoritmul KNN deoarece este un clasificator bazat pe instanțe, ideal pentru seturi de date de dimensiuni medii. Acesta funcționează prin plasarea fiecărui utilizator într-un spațiu multidimensional (unde dimensiunile sunt vârsta, orele de ascultare, genul etc.) și compararea lui cu cei mai „apropiați” vecini din baza de date.</w:t>
+      </w:r>
+    </w:p>
+    <w:p>
+      <w:pPr>
+        <w:jc w:val="both"/>
+        <w:rPr>
+          <w:rFonts w:ascii="Times New Roman" w:hAnsi="Times New Roman" w:cs="Times New Roman"/>
+        </w:rPr>
+      </w:pPr>
+      <w:r>
+        <w:rPr>
+          <w:rFonts w:ascii="Times New Roman" w:hAnsi="Times New Roman" w:cs="Times New Roman"/>
+        </w:rPr>
+        <w:t>S-a utilizat valoarea k=5, ceea ce înseamnă că pentru fiecare utilizator nou, modelul consultă profilurile a 5 persoane cu obiceiuri muzicale similare și atribuie categoria de risc prin vot majoritar.</w:t>
+      </w:r>
+    </w:p>
+    <w:p>
+      <w:pPr>
+        <w:jc w:val="both"/>
+        <w:rPr>
+          <w:rFonts w:ascii="Times New Roman" w:hAnsi="Times New Roman" w:cs="Times New Roman"/>
+        </w:rPr>
+      </w:pPr>
+      <w:r>
+        <w:rPr>
+          <w:rFonts w:ascii="Times New Roman" w:hAnsi="Times New Roman" w:cs="Times New Roman"/>
+        </w:rPr>
+        <w:t>Pentru a ne asigura că modelul nu doar „memorează” datele, ci și „înțelege” tiparele, am folosit metoda Train-Test Split. Am alocat 80% din date pentru antrenament (învățare) și 20% pentru testare (evaluare pe date necunoscute anterior de model).</w:t>
+      </w:r>
+    </w:p>
+    <w:p>
+      <w:pPr>
+        <w:pStyle w:val="Heading1"/>
+      </w:pPr>
+      <w:r>
+        <w:lastRenderedPageBreak/>
+        <w:t>Analiza și Vizualizarea Rezultatelor</w:t>
+      </w:r>
+    </w:p>
+    <w:p>
+      <w:pPr>
+        <w:jc w:val="both"/>
+        <w:rPr>
+          <w:rFonts w:ascii="Times New Roman" w:hAnsi="Times New Roman" w:cs="Times New Roman"/>
+        </w:rPr>
+      </w:pPr>
+      <w:r>
+        <w:rPr>
+          <w:rFonts w:ascii="Times New Roman" w:hAnsi="Times New Roman" w:cs="Times New Roman"/>
+        </w:rPr>
+        <w:t>Modelul a raportat o acuratețe de 40%. Deși la prima vedere pare o cifră mică, ea este semnificativă, fiind peste pragul de 33% (cât ar fi fost o ghicire pur aleatorie între 3 categorii). Aceasta demonstrează că obiceiurile muzicale conțin, într-adevăr, un „semnal” despre starea mentală, deși nu sunt singurul factor determinant.</w:t>
+      </w:r>
+    </w:p>
+    <w:p>
+      <w:pPr>
+        <w:jc w:val="both"/>
+        <w:rPr>
+          <w:rFonts w:ascii="Times New Roman" w:hAnsi="Times New Roman" w:cs="Times New Roman"/>
+        </w:rPr>
+      </w:pPr>
+      <w:r>
+        <w:rPr>
+          <w:rFonts w:ascii="Times New Roman" w:hAnsi="Times New Roman" w:cs="Times New Roman"/>
+        </w:rPr>
+        <w:t>Interpretarea Heatmap-ului (Matricea de Confuzie) ne-a permis să observăm următoarele:</w:t>
+      </w:r>
+    </w:p>
+    <w:p>
+      <w:pPr>
+        <w:numPr>
+          <w:ilvl w:val="1"/>
+          <w:numId w:val="7"/>
+        </w:numPr>
+        <w:jc w:val="both"/>
+        <w:rPr>
+          <w:rFonts w:ascii="Times New Roman" w:hAnsi="Times New Roman" w:cs="Times New Roman"/>
+        </w:rPr>
+      </w:pPr>
+      <w:r>
+        <w:rPr>
+          <w:rFonts w:ascii="Times New Roman" w:hAnsi="Times New Roman" w:cs="Times New Roman"/>
+        </w:rPr>
+        <w:t>Modelul este cel mai precis în identificarea cazurilor de Risc Scăzut, indicând faptul că persoanele echilibrate tind să aibă tipare muzicale mai clare și comune.</w:t>
+      </w:r>
+    </w:p>
+    <w:p>
+      <w:pPr>
+        <w:numPr>
+          <w:ilvl w:val="1"/>
+          <w:numId w:val="7"/>
+        </w:numPr>
+        <w:jc w:val="both"/>
+        <w:rPr>
+          <w:rFonts w:ascii="Times New Roman" w:hAnsi="Times New Roman" w:cs="Times New Roman"/>
+        </w:rPr>
+      </w:pPr>
+      <w:r>
+        <w:rPr>
+          <w:rFonts w:ascii="Times New Roman" w:hAnsi="Times New Roman" w:cs="Times New Roman"/>
+        </w:rPr>
+        <w:t>Există o rată de eroare între „Risc Ridicat” și „Risc Scăzut”, ceea ce sugerează că anumite preferințe muzicale (de exemplu, muzica Metal sau Rock cu BPM ridicat) sunt partajate atât de persoane care folosesc muzica ca mecanism de descărcare (catharsis), cât și de persoane care o ascultă pur estetic.</w:t>
+      </w:r>
+    </w:p>
     <w:sectPr>
       <w:pgSz w:w="11906" w:h="16838"/>
       <w:pgMar w:top="1440" w:right="1440" w:bottom="1440" w:left="1440" w:header="708" w:footer="708" w:gutter="0"/>
@@ -494,6 +776,304 @@
     </w:lvl>
   </w:abstractNum>
   <w:abstractNum w:abstractNumId="1" w15:restartNumberingAfterBreak="0">
+    <w:nsid w:val="10856C02"/>
+    <w:multiLevelType w:val="multilevel"/>
+    <w:tmpl w:val="D1E6F4DE"/>
+    <w:lvl w:ilvl="0">
+      <w:start w:val="1"/>
+      <w:numFmt w:val="bullet"/>
+      <w:lvlText w:val=""/>
+      <w:lvlJc w:val="left"/>
+      <w:pPr>
+        <w:tabs>
+          <w:tab w:val="num" w:pos="720"/>
+        </w:tabs>
+        <w:ind w:left="720" w:hanging="360"/>
+      </w:pPr>
+      <w:rPr>
+        <w:rFonts w:ascii="Symbol" w:hAnsi="Symbol" w:hint="default"/>
+        <w:sz w:val="20"/>
+      </w:rPr>
+    </w:lvl>
+    <w:lvl w:ilvl="1" w:tentative="1">
+      <w:start w:val="1"/>
+      <w:numFmt w:val="bullet"/>
+      <w:lvlText w:val="o"/>
+      <w:lvlJc w:val="left"/>
+      <w:pPr>
+        <w:tabs>
+          <w:tab w:val="num" w:pos="1440"/>
+        </w:tabs>
+        <w:ind w:left="1440" w:hanging="360"/>
+      </w:pPr>
+      <w:rPr>
+        <w:rFonts w:ascii="Courier New" w:hAnsi="Courier New" w:hint="default"/>
+        <w:sz w:val="20"/>
+      </w:rPr>
+    </w:lvl>
+    <w:lvl w:ilvl="2" w:tentative="1">
+      <w:start w:val="1"/>
+      <w:numFmt w:val="bullet"/>
+      <w:lvlText w:val=""/>
+      <w:lvlJc w:val="left"/>
+      <w:pPr>
+        <w:tabs>
+          <w:tab w:val="num" w:pos="2160"/>
+        </w:tabs>
+        <w:ind w:left="2160" w:hanging="360"/>
+      </w:pPr>
+      <w:rPr>
+        <w:rFonts w:ascii="Wingdings" w:hAnsi="Wingdings" w:hint="default"/>
+        <w:sz w:val="20"/>
+      </w:rPr>
+    </w:lvl>
+    <w:lvl w:ilvl="3" w:tentative="1">
+      <w:start w:val="1"/>
+      <w:numFmt w:val="bullet"/>
+      <w:lvlText w:val=""/>
+      <w:lvlJc w:val="left"/>
+      <w:pPr>
+        <w:tabs>
+          <w:tab w:val="num" w:pos="2880"/>
+        </w:tabs>
+        <w:ind w:left="2880" w:hanging="360"/>
+      </w:pPr>
+      <w:rPr>
+        <w:rFonts w:ascii="Wingdings" w:hAnsi="Wingdings" w:hint="default"/>
+        <w:sz w:val="20"/>
+      </w:rPr>
+    </w:lvl>
+    <w:lvl w:ilvl="4" w:tentative="1">
+      <w:start w:val="1"/>
+      <w:numFmt w:val="bullet"/>
+      <w:lvlText w:val=""/>
+      <w:lvlJc w:val="left"/>
+      <w:pPr>
+        <w:tabs>
+          <w:tab w:val="num" w:pos="3600"/>
+        </w:tabs>
+        <w:ind w:left="3600" w:hanging="360"/>
+      </w:pPr>
+      <w:rPr>
+        <w:rFonts w:ascii="Wingdings" w:hAnsi="Wingdings" w:hint="default"/>
+        <w:sz w:val="20"/>
+      </w:rPr>
+    </w:lvl>
+    <w:lvl w:ilvl="5" w:tentative="1">
+      <w:start w:val="1"/>
+      <w:numFmt w:val="bullet"/>
+      <w:lvlText w:val=""/>
+      <w:lvlJc w:val="left"/>
+      <w:pPr>
+        <w:tabs>
+          <w:tab w:val="num" w:pos="4320"/>
+        </w:tabs>
+        <w:ind w:left="4320" w:hanging="360"/>
+      </w:pPr>
+      <w:rPr>
+        <w:rFonts w:ascii="Wingdings" w:hAnsi="Wingdings" w:hint="default"/>
+        <w:sz w:val="20"/>
+      </w:rPr>
+    </w:lvl>
+    <w:lvl w:ilvl="6" w:tentative="1">
+      <w:start w:val="1"/>
+      <w:numFmt w:val="bullet"/>
+      <w:lvlText w:val=""/>
+      <w:lvlJc w:val="left"/>
+      <w:pPr>
+        <w:tabs>
+          <w:tab w:val="num" w:pos="5040"/>
+        </w:tabs>
+        <w:ind w:left="5040" w:hanging="360"/>
+      </w:pPr>
+      <w:rPr>
+        <w:rFonts w:ascii="Wingdings" w:hAnsi="Wingdings" w:hint="default"/>
+        <w:sz w:val="20"/>
+      </w:rPr>
+    </w:lvl>
+    <w:lvl w:ilvl="7" w:tentative="1">
+      <w:start w:val="1"/>
+      <w:numFmt w:val="bullet"/>
+      <w:lvlText w:val=""/>
+      <w:lvlJc w:val="left"/>
+      <w:pPr>
+        <w:tabs>
+          <w:tab w:val="num" w:pos="5760"/>
+        </w:tabs>
+        <w:ind w:left="5760" w:hanging="360"/>
+      </w:pPr>
+      <w:rPr>
+        <w:rFonts w:ascii="Wingdings" w:hAnsi="Wingdings" w:hint="default"/>
+        <w:sz w:val="20"/>
+      </w:rPr>
+    </w:lvl>
+    <w:lvl w:ilvl="8" w:tentative="1">
+      <w:start w:val="1"/>
+      <w:numFmt w:val="bullet"/>
+      <w:lvlText w:val=""/>
+      <w:lvlJc w:val="left"/>
+      <w:pPr>
+        <w:tabs>
+          <w:tab w:val="num" w:pos="6480"/>
+        </w:tabs>
+        <w:ind w:left="6480" w:hanging="360"/>
+      </w:pPr>
+      <w:rPr>
+        <w:rFonts w:ascii="Wingdings" w:hAnsi="Wingdings" w:hint="default"/>
+        <w:sz w:val="20"/>
+      </w:rPr>
+    </w:lvl>
+  </w:abstractNum>
+  <w:abstractNum w:abstractNumId="2" w15:restartNumberingAfterBreak="0">
+    <w:nsid w:val="2AB2305A"/>
+    <w:multiLevelType w:val="multilevel"/>
+    <w:tmpl w:val="606A2678"/>
+    <w:lvl w:ilvl="0">
+      <w:start w:val="1"/>
+      <w:numFmt w:val="bullet"/>
+      <w:lvlText w:val=""/>
+      <w:lvlJc w:val="left"/>
+      <w:pPr>
+        <w:tabs>
+          <w:tab w:val="num" w:pos="720"/>
+        </w:tabs>
+        <w:ind w:left="720" w:hanging="360"/>
+      </w:pPr>
+      <w:rPr>
+        <w:rFonts w:ascii="Symbol" w:hAnsi="Symbol" w:hint="default"/>
+        <w:sz w:val="20"/>
+      </w:rPr>
+    </w:lvl>
+    <w:lvl w:ilvl="1">
+      <w:start w:val="1"/>
+      <w:numFmt w:val="bullet"/>
+      <w:lvlText w:val="o"/>
+      <w:lvlJc w:val="left"/>
+      <w:pPr>
+        <w:tabs>
+          <w:tab w:val="num" w:pos="1440"/>
+        </w:tabs>
+        <w:ind w:left="1440" w:hanging="360"/>
+      </w:pPr>
+      <w:rPr>
+        <w:rFonts w:ascii="Courier New" w:hAnsi="Courier New" w:hint="default"/>
+        <w:sz w:val="20"/>
+      </w:rPr>
+    </w:lvl>
+    <w:lvl w:ilvl="2" w:tentative="1">
+      <w:start w:val="1"/>
+      <w:numFmt w:val="bullet"/>
+      <w:lvlText w:val=""/>
+      <w:lvlJc w:val="left"/>
+      <w:pPr>
+        <w:tabs>
+          <w:tab w:val="num" w:pos="2160"/>
+        </w:tabs>
+        <w:ind w:left="2160" w:hanging="360"/>
+      </w:pPr>
+      <w:rPr>
+        <w:rFonts w:ascii="Wingdings" w:hAnsi="Wingdings" w:hint="default"/>
+        <w:sz w:val="20"/>
+      </w:rPr>
+    </w:lvl>
+    <w:lvl w:ilvl="3" w:tentative="1">
+      <w:start w:val="1"/>
+      <w:numFmt w:val="bullet"/>
+      <w:lvlText w:val=""/>
+      <w:lvlJc w:val="left"/>
+      <w:pPr>
+        <w:tabs>
+          <w:tab w:val="num" w:pos="2880"/>
+        </w:tabs>
+        <w:ind w:left="2880" w:hanging="360"/>
+      </w:pPr>
+      <w:rPr>
+        <w:rFonts w:ascii="Wingdings" w:hAnsi="Wingdings" w:hint="default"/>
+        <w:sz w:val="20"/>
+      </w:rPr>
+    </w:lvl>
+    <w:lvl w:ilvl="4" w:tentative="1">
+      <w:start w:val="1"/>
+      <w:numFmt w:val="bullet"/>
+      <w:lvlText w:val=""/>
+      <w:lvlJc w:val="left"/>
+      <w:pPr>
+        <w:tabs>
+          <w:tab w:val="num" w:pos="3600"/>
+        </w:tabs>
+        <w:ind w:left="3600" w:hanging="360"/>
+      </w:pPr>
+      <w:rPr>
+        <w:rFonts w:ascii="Wingdings" w:hAnsi="Wingdings" w:hint="default"/>
+        <w:sz w:val="20"/>
+      </w:rPr>
+    </w:lvl>
+    <w:lvl w:ilvl="5" w:tentative="1">
+      <w:start w:val="1"/>
+      <w:numFmt w:val="bullet"/>
+      <w:lvlText w:val=""/>
+      <w:lvlJc w:val="left"/>
+      <w:pPr>
+        <w:tabs>
+          <w:tab w:val="num" w:pos="4320"/>
+        </w:tabs>
+        <w:ind w:left="4320" w:hanging="360"/>
+      </w:pPr>
+      <w:rPr>
+        <w:rFonts w:ascii="Wingdings" w:hAnsi="Wingdings" w:hint="default"/>
+        <w:sz w:val="20"/>
+      </w:rPr>
+    </w:lvl>
+    <w:lvl w:ilvl="6" w:tentative="1">
+      <w:start w:val="1"/>
+      <w:numFmt w:val="bullet"/>
+      <w:lvlText w:val=""/>
+      <w:lvlJc w:val="left"/>
+      <w:pPr>
+        <w:tabs>
+          <w:tab w:val="num" w:pos="5040"/>
+        </w:tabs>
+        <w:ind w:left="5040" w:hanging="360"/>
+      </w:pPr>
+      <w:rPr>
+        <w:rFonts w:ascii="Wingdings" w:hAnsi="Wingdings" w:hint="default"/>
+        <w:sz w:val="20"/>
+      </w:rPr>
+    </w:lvl>
+    <w:lvl w:ilvl="7" w:tentative="1">
+      <w:start w:val="1"/>
+      <w:numFmt w:val="bullet"/>
+      <w:lvlText w:val=""/>
+      <w:lvlJc w:val="left"/>
+      <w:pPr>
+        <w:tabs>
+          <w:tab w:val="num" w:pos="5760"/>
+        </w:tabs>
+        <w:ind w:left="5760" w:hanging="360"/>
+      </w:pPr>
+      <w:rPr>
+        <w:rFonts w:ascii="Wingdings" w:hAnsi="Wingdings" w:hint="default"/>
+        <w:sz w:val="20"/>
+      </w:rPr>
+    </w:lvl>
+    <w:lvl w:ilvl="8" w:tentative="1">
+      <w:start w:val="1"/>
+      <w:numFmt w:val="bullet"/>
+      <w:lvlText w:val=""/>
+      <w:lvlJc w:val="left"/>
+      <w:pPr>
+        <w:tabs>
+          <w:tab w:val="num" w:pos="6480"/>
+        </w:tabs>
+        <w:ind w:left="6480" w:hanging="360"/>
+      </w:pPr>
+      <w:rPr>
+        <w:rFonts w:ascii="Wingdings" w:hAnsi="Wingdings" w:hint="default"/>
+        <w:sz w:val="20"/>
+      </w:rPr>
+    </w:lvl>
+  </w:abstractNum>
+  <w:abstractNum w:abstractNumId="3" w15:restartNumberingAfterBreak="0">
     <w:nsid w:val="36CC6E17"/>
     <w:multiLevelType w:val="multilevel"/>
     <w:tmpl w:val="7844487E"/>
@@ -642,7 +1222,7 @@
       </w:rPr>
     </w:lvl>
   </w:abstractNum>
-  <w:abstractNum w:abstractNumId="2" w15:restartNumberingAfterBreak="0">
+  <w:abstractNum w:abstractNumId="4" w15:restartNumberingAfterBreak="0">
     <w:nsid w:val="381D6E48"/>
     <w:multiLevelType w:val="multilevel"/>
     <w:tmpl w:val="33D6253A"/>
@@ -791,7 +1371,7 @@
       </w:rPr>
     </w:lvl>
   </w:abstractNum>
-  <w:abstractNum w:abstractNumId="3" w15:restartNumberingAfterBreak="0">
+  <w:abstractNum w:abstractNumId="5" w15:restartNumberingAfterBreak="0">
     <w:nsid w:val="4A0C6DC5"/>
     <w:multiLevelType w:val="multilevel"/>
     <w:tmpl w:val="F39AFD44"/>
@@ -940,17 +1520,175 @@
       </w:rPr>
     </w:lvl>
   </w:abstractNum>
+  <w:abstractNum w:abstractNumId="6" w15:restartNumberingAfterBreak="0">
+    <w:nsid w:val="76DB7D82"/>
+    <w:multiLevelType w:val="multilevel"/>
+    <w:tmpl w:val="566C0678"/>
+    <w:lvl w:ilvl="0">
+      <w:start w:val="1"/>
+      <w:numFmt w:val="bullet"/>
+      <w:lvlText w:val=""/>
+      <w:lvlJc w:val="left"/>
+      <w:pPr>
+        <w:tabs>
+          <w:tab w:val="num" w:pos="720"/>
+        </w:tabs>
+        <w:ind w:left="720" w:hanging="360"/>
+      </w:pPr>
+      <w:rPr>
+        <w:rFonts w:ascii="Symbol" w:hAnsi="Symbol" w:hint="default"/>
+        <w:sz w:val="20"/>
+      </w:rPr>
+    </w:lvl>
+    <w:lvl w:ilvl="1">
+      <w:start w:val="1"/>
+      <w:numFmt w:val="bullet"/>
+      <w:lvlText w:val="o"/>
+      <w:lvlJc w:val="left"/>
+      <w:pPr>
+        <w:tabs>
+          <w:tab w:val="num" w:pos="1440"/>
+        </w:tabs>
+        <w:ind w:left="1440" w:hanging="360"/>
+      </w:pPr>
+      <w:rPr>
+        <w:rFonts w:ascii="Courier New" w:hAnsi="Courier New" w:hint="default"/>
+        <w:sz w:val="20"/>
+      </w:rPr>
+    </w:lvl>
+    <w:lvl w:ilvl="2" w:tentative="1">
+      <w:start w:val="1"/>
+      <w:numFmt w:val="bullet"/>
+      <w:lvlText w:val=""/>
+      <w:lvlJc w:val="left"/>
+      <w:pPr>
+        <w:tabs>
+          <w:tab w:val="num" w:pos="2160"/>
+        </w:tabs>
+        <w:ind w:left="2160" w:hanging="360"/>
+      </w:pPr>
+      <w:rPr>
+        <w:rFonts w:ascii="Wingdings" w:hAnsi="Wingdings" w:hint="default"/>
+        <w:sz w:val="20"/>
+      </w:rPr>
+    </w:lvl>
+    <w:lvl w:ilvl="3" w:tentative="1">
+      <w:start w:val="1"/>
+      <w:numFmt w:val="bullet"/>
+      <w:lvlText w:val=""/>
+      <w:lvlJc w:val="left"/>
+      <w:pPr>
+        <w:tabs>
+          <w:tab w:val="num" w:pos="2880"/>
+        </w:tabs>
+        <w:ind w:left="2880" w:hanging="360"/>
+      </w:pPr>
+      <w:rPr>
+        <w:rFonts w:ascii="Wingdings" w:hAnsi="Wingdings" w:hint="default"/>
+        <w:sz w:val="20"/>
+      </w:rPr>
+    </w:lvl>
+    <w:lvl w:ilvl="4" w:tentative="1">
+      <w:start w:val="1"/>
+      <w:numFmt w:val="bullet"/>
+      <w:lvlText w:val=""/>
+      <w:lvlJc w:val="left"/>
+      <w:pPr>
+        <w:tabs>
+          <w:tab w:val="num" w:pos="3600"/>
+        </w:tabs>
+        <w:ind w:left="3600" w:hanging="360"/>
+      </w:pPr>
+      <w:rPr>
+        <w:rFonts w:ascii="Wingdings" w:hAnsi="Wingdings" w:hint="default"/>
+        <w:sz w:val="20"/>
+      </w:rPr>
+    </w:lvl>
+    <w:lvl w:ilvl="5" w:tentative="1">
+      <w:start w:val="1"/>
+      <w:numFmt w:val="bullet"/>
+      <w:lvlText w:val=""/>
+      <w:lvlJc w:val="left"/>
+      <w:pPr>
+        <w:tabs>
+          <w:tab w:val="num" w:pos="4320"/>
+        </w:tabs>
+        <w:ind w:left="4320" w:hanging="360"/>
+      </w:pPr>
+      <w:rPr>
+        <w:rFonts w:ascii="Wingdings" w:hAnsi="Wingdings" w:hint="default"/>
+        <w:sz w:val="20"/>
+      </w:rPr>
+    </w:lvl>
+    <w:lvl w:ilvl="6" w:tentative="1">
+      <w:start w:val="1"/>
+      <w:numFmt w:val="bullet"/>
+      <w:lvlText w:val=""/>
+      <w:lvlJc w:val="left"/>
+      <w:pPr>
+        <w:tabs>
+          <w:tab w:val="num" w:pos="5040"/>
+        </w:tabs>
+        <w:ind w:left="5040" w:hanging="360"/>
+      </w:pPr>
+      <w:rPr>
+        <w:rFonts w:ascii="Wingdings" w:hAnsi="Wingdings" w:hint="default"/>
+        <w:sz w:val="20"/>
+      </w:rPr>
+    </w:lvl>
+    <w:lvl w:ilvl="7" w:tentative="1">
+      <w:start w:val="1"/>
+      <w:numFmt w:val="bullet"/>
+      <w:lvlText w:val=""/>
+      <w:lvlJc w:val="left"/>
+      <w:pPr>
+        <w:tabs>
+          <w:tab w:val="num" w:pos="5760"/>
+        </w:tabs>
+        <w:ind w:left="5760" w:hanging="360"/>
+      </w:pPr>
+      <w:rPr>
+        <w:rFonts w:ascii="Wingdings" w:hAnsi="Wingdings" w:hint="default"/>
+        <w:sz w:val="20"/>
+      </w:rPr>
+    </w:lvl>
+    <w:lvl w:ilvl="8" w:tentative="1">
+      <w:start w:val="1"/>
+      <w:numFmt w:val="bullet"/>
+      <w:lvlText w:val=""/>
+      <w:lvlJc w:val="left"/>
+      <w:pPr>
+        <w:tabs>
+          <w:tab w:val="num" w:pos="6480"/>
+        </w:tabs>
+        <w:ind w:left="6480" w:hanging="360"/>
+      </w:pPr>
+      <w:rPr>
+        <w:rFonts w:ascii="Wingdings" w:hAnsi="Wingdings" w:hint="default"/>
+        <w:sz w:val="20"/>
+      </w:rPr>
+    </w:lvl>
+  </w:abstractNum>
   <w:num w:numId="1" w16cid:durableId="926962898">
-    <w:abstractNumId w:val="2"/>
+    <w:abstractNumId w:val="4"/>
   </w:num>
   <w:num w:numId="2" w16cid:durableId="1457331763">
-    <w:abstractNumId w:val="3"/>
+    <w:abstractNumId w:val="5"/>
   </w:num>
   <w:num w:numId="3" w16cid:durableId="810097114">
-    <w:abstractNumId w:val="1"/>
+    <w:abstractNumId w:val="3"/>
   </w:num>
   <w:num w:numId="4" w16cid:durableId="1422141877">
     <w:abstractNumId w:val="0"/>
+  </w:num>
+  <w:num w:numId="5" w16cid:durableId="301038565">
+    <w:abstractNumId w:val="2"/>
+  </w:num>
+  <w:num w:numId="6" w16cid:durableId="1486238705">
+    <w:abstractNumId w:val="1"/>
+  </w:num>
+  <w:num w:numId="7" w16cid:durableId="1197699503">
+    <w:abstractNumId w:val="6"/>
   </w:num>
 </w:numbering>
 </file>

--- a/Sistem Inteligent de Predicție și Clasificare a Profilului Psihologic bazat pe Obiceiuri de Consum Muzical.docx
+++ b/Sistem Inteligent de Predicție și Clasificare a Profilului Psihologic bazat pe Obiceiuri de Consum Muzical.docx
@@ -547,7 +547,7 @@
       </w:pPr>
       <w:r>
         <w:lastRenderedPageBreak/>
-        <w:t>Analiza și Vizualizarea Rezultatelor</w:t>
+        <w:t>Optimizarea parametrului K:</w:t>
       </w:r>
     </w:p>
     <w:p>
@@ -561,7 +561,662 @@
         <w:rPr>
           <w:rFonts w:ascii="Times New Roman" w:hAnsi="Times New Roman" w:cs="Times New Roman"/>
         </w:rPr>
-        <w:t>Modelul a raportat o acuratețe de 40%. Deși la prima vedere pare o cifră mică, ea este semnificativă, fiind peste pragul de 33% (cât ar fi fost o ghicire pur aleatorie între 3 categorii). Aceasta demonstrează că obiceiurile muzicale conțin, într-adevăr, un „semnal” despre starea mentală, deși nu sunt singurul factor determinant.</w:t>
+        <w:t xml:space="preserve">Deși inițial s-a utilizat valoarea standard k=5, am procedat la o testare </w:t>
+      </w:r>
+      <w:r>
+        <w:rPr>
+          <w:rFonts w:ascii="Times New Roman" w:hAnsi="Times New Roman" w:cs="Times New Roman"/>
+        </w:rPr>
+        <w:t>repetat</w:t>
+      </w:r>
+      <w:r>
+        <w:rPr>
+          <w:rFonts w:ascii="Times New Roman" w:hAnsi="Times New Roman" w:cs="Times New Roman"/>
+        </w:rPr>
+        <w:t>ă pentru a vedea cum influențează numărul de vecini precizia modelului. Am rulat algoritmul pentru fiecare valoare a lui K de la 1 la 10, obținând următoarele rezultate:</w:t>
+      </w:r>
+    </w:p>
+    <w:tbl>
+      <w:tblPr>
+        <w:tblStyle w:val="LightList-Accent3"/>
+        <w:tblW w:w="5192" w:type="dxa"/>
+        <w:jc w:val="center"/>
+        <w:tblLook w:val="0600" w:firstRow="0" w:lastRow="0" w:firstColumn="0" w:lastColumn="0" w:noHBand="1" w:noVBand="1"/>
+      </w:tblPr>
+      <w:tblGrid>
+        <w:gridCol w:w="1893"/>
+        <w:gridCol w:w="3299"/>
+      </w:tblGrid>
+      <w:tr>
+        <w:trPr>
+          <w:trHeight w:val="423"/>
+          <w:jc w:val="center"/>
+        </w:trPr>
+        <w:tc>
+          <w:tcPr>
+            <w:tcW w:w="0" w:type="auto"/>
+            <w:shd w:val="clear" w:color="auto" w:fill="D9D9D9" w:themeFill="background1" w:themeFillShade="D9"/>
+          </w:tcPr>
+          <w:p>
+            <w:pPr>
+              <w:rPr>
+                <w:rFonts w:cs="Times New Roman"/>
+                <w:b/>
+                <w:bCs/>
+              </w:rPr>
+            </w:pPr>
+            <w:r>
+              <w:rPr>
+                <w:rStyle w:val="Strong"/>
+                <w:rFonts w:cs="Times New Roman"/>
+              </w:rPr>
+              <w:t>Valoare K</w:t>
+            </w:r>
+          </w:p>
+        </w:tc>
+        <w:tc>
+          <w:tcPr>
+            <w:tcW w:w="0" w:type="auto"/>
+            <w:shd w:val="clear" w:color="auto" w:fill="D9D9D9" w:themeFill="background1" w:themeFillShade="D9"/>
+          </w:tcPr>
+          <w:p>
+            <w:pPr>
+              <w:rPr>
+                <w:rFonts w:cs="Times New Roman"/>
+                <w:b/>
+                <w:bCs/>
+              </w:rPr>
+            </w:pPr>
+            <w:r>
+              <w:rPr>
+                <w:rFonts w:cs="Times New Roman"/>
+                <w:b/>
+                <w:bCs/>
+                <w:lang w:val="en-GB"/>
+              </w:rPr>
+              <w:t>Acuratețe Obținută</w:t>
+            </w:r>
+          </w:p>
+        </w:tc>
+      </w:tr>
+      <w:tr>
+        <w:trPr>
+          <w:trHeight w:val="423"/>
+          <w:jc w:val="center"/>
+        </w:trPr>
+        <w:tc>
+          <w:tcPr>
+            <w:tcW w:w="0" w:type="auto"/>
+          </w:tcPr>
+          <w:p>
+            <w:pPr>
+              <w:rPr>
+                <w:rFonts w:cs="Times New Roman"/>
+              </w:rPr>
+            </w:pPr>
+            <w:r>
+              <w:rPr>
+                <w:rFonts w:cs="Times New Roman"/>
+                <w:lang w:val="en-GB"/>
+              </w:rPr>
+              <w:t>K = 1</w:t>
+            </w:r>
+          </w:p>
+        </w:tc>
+        <w:tc>
+          <w:tcPr>
+            <w:tcW w:w="0" w:type="auto"/>
+          </w:tcPr>
+          <w:p>
+            <w:pPr>
+              <w:rPr>
+                <w:rFonts w:cs="Times New Roman"/>
+              </w:rPr>
+            </w:pPr>
+            <w:r>
+              <w:rPr>
+                <w:rFonts w:cs="Times New Roman"/>
+              </w:rPr>
+              <w:t>0.41</w:t>
+            </w:r>
+          </w:p>
+        </w:tc>
+      </w:tr>
+      <w:tr>
+        <w:trPr>
+          <w:trHeight w:val="442"/>
+          <w:jc w:val="center"/>
+        </w:trPr>
+        <w:tc>
+          <w:tcPr>
+            <w:tcW w:w="0" w:type="auto"/>
+          </w:tcPr>
+          <w:p>
+            <w:pPr>
+              <w:rPr>
+                <w:rFonts w:cs="Times New Roman"/>
+              </w:rPr>
+            </w:pPr>
+            <w:r>
+              <w:rPr>
+                <w:rFonts w:cs="Times New Roman"/>
+                <w:lang w:val="en-GB"/>
+              </w:rPr>
+              <w:t xml:space="preserve">K = </w:t>
+            </w:r>
+            <w:r>
+              <w:rPr>
+                <w:rFonts w:cs="Times New Roman"/>
+                <w:lang w:val="en-GB"/>
+              </w:rPr>
+              <w:t>2</w:t>
+            </w:r>
+          </w:p>
+        </w:tc>
+        <w:tc>
+          <w:tcPr>
+            <w:tcW w:w="0" w:type="auto"/>
+          </w:tcPr>
+          <w:p>
+            <w:pPr>
+              <w:rPr>
+                <w:rFonts w:cs="Times New Roman"/>
+              </w:rPr>
+            </w:pPr>
+            <w:r>
+              <w:rPr>
+                <w:rFonts w:cs="Times New Roman"/>
+              </w:rPr>
+              <w:t>0.37</w:t>
+            </w:r>
+          </w:p>
+        </w:tc>
+      </w:tr>
+      <w:tr>
+        <w:trPr>
+          <w:trHeight w:val="423"/>
+          <w:jc w:val="center"/>
+        </w:trPr>
+        <w:tc>
+          <w:tcPr>
+            <w:tcW w:w="0" w:type="auto"/>
+          </w:tcPr>
+          <w:p>
+            <w:pPr>
+              <w:rPr>
+                <w:rFonts w:cs="Times New Roman"/>
+                <w:b/>
+                <w:bCs/>
+              </w:rPr>
+            </w:pPr>
+            <w:r>
+              <w:rPr>
+                <w:rFonts w:cs="Times New Roman"/>
+                <w:b/>
+                <w:bCs/>
+                <w:lang w:val="en-GB"/>
+              </w:rPr>
+              <w:t xml:space="preserve">K = </w:t>
+            </w:r>
+            <w:r>
+              <w:rPr>
+                <w:rFonts w:cs="Times New Roman"/>
+                <w:b/>
+                <w:bCs/>
+                <w:lang w:val="en-GB"/>
+              </w:rPr>
+              <w:t>3</w:t>
+            </w:r>
+          </w:p>
+        </w:tc>
+        <w:tc>
+          <w:tcPr>
+            <w:tcW w:w="0" w:type="auto"/>
+          </w:tcPr>
+          <w:p>
+            <w:pPr>
+              <w:rPr>
+                <w:rFonts w:cs="Times New Roman"/>
+                <w:b/>
+                <w:bCs/>
+              </w:rPr>
+            </w:pPr>
+            <w:r>
+              <w:rPr>
+                <w:rFonts w:cs="Times New Roman"/>
+                <w:b/>
+                <w:bCs/>
+              </w:rPr>
+              <w:t>0.45</w:t>
+            </w:r>
+          </w:p>
+        </w:tc>
+      </w:tr>
+      <w:tr>
+        <w:trPr>
+          <w:trHeight w:val="442"/>
+          <w:jc w:val="center"/>
+        </w:trPr>
+        <w:tc>
+          <w:tcPr>
+            <w:tcW w:w="0" w:type="auto"/>
+          </w:tcPr>
+          <w:p>
+            <w:pPr>
+              <w:rPr>
+                <w:rFonts w:cs="Times New Roman"/>
+              </w:rPr>
+            </w:pPr>
+            <w:r>
+              <w:rPr>
+                <w:rFonts w:cs="Times New Roman"/>
+                <w:lang w:val="en-GB"/>
+              </w:rPr>
+              <w:t xml:space="preserve">K = </w:t>
+            </w:r>
+            <w:r>
+              <w:rPr>
+                <w:rFonts w:cs="Times New Roman"/>
+                <w:lang w:val="en-GB"/>
+              </w:rPr>
+              <w:t>4</w:t>
+            </w:r>
+          </w:p>
+        </w:tc>
+        <w:tc>
+          <w:tcPr>
+            <w:tcW w:w="0" w:type="auto"/>
+          </w:tcPr>
+          <w:p>
+            <w:pPr>
+              <w:rPr>
+                <w:rFonts w:cs="Times New Roman"/>
+              </w:rPr>
+            </w:pPr>
+            <w:r>
+              <w:rPr>
+                <w:rFonts w:cs="Times New Roman"/>
+              </w:rPr>
+              <w:t>0.37</w:t>
+            </w:r>
+          </w:p>
+        </w:tc>
+      </w:tr>
+      <w:tr>
+        <w:trPr>
+          <w:trHeight w:val="423"/>
+          <w:jc w:val="center"/>
+        </w:trPr>
+        <w:tc>
+          <w:tcPr>
+            <w:tcW w:w="0" w:type="auto"/>
+          </w:tcPr>
+          <w:p>
+            <w:pPr>
+              <w:rPr>
+                <w:rFonts w:cs="Times New Roman"/>
+              </w:rPr>
+            </w:pPr>
+            <w:r>
+              <w:rPr>
+                <w:rFonts w:cs="Times New Roman"/>
+                <w:lang w:val="en-GB"/>
+              </w:rPr>
+              <w:t xml:space="preserve">K = </w:t>
+            </w:r>
+            <w:r>
+              <w:rPr>
+                <w:rFonts w:cs="Times New Roman"/>
+                <w:lang w:val="en-GB"/>
+              </w:rPr>
+              <w:t>5</w:t>
+            </w:r>
+          </w:p>
+        </w:tc>
+        <w:tc>
+          <w:tcPr>
+            <w:tcW w:w="0" w:type="auto"/>
+          </w:tcPr>
+          <w:p>
+            <w:pPr>
+              <w:rPr>
+                <w:rFonts w:cs="Times New Roman"/>
+              </w:rPr>
+            </w:pPr>
+            <w:r>
+              <w:rPr>
+                <w:rFonts w:cs="Times New Roman"/>
+              </w:rPr>
+              <w:t>0.40</w:t>
+            </w:r>
+          </w:p>
+        </w:tc>
+      </w:tr>
+      <w:tr>
+        <w:trPr>
+          <w:trHeight w:val="423"/>
+          <w:jc w:val="center"/>
+        </w:trPr>
+        <w:tc>
+          <w:tcPr>
+            <w:tcW w:w="0" w:type="auto"/>
+          </w:tcPr>
+          <w:p>
+            <w:pPr>
+              <w:rPr>
+                <w:rFonts w:cs="Times New Roman"/>
+              </w:rPr>
+            </w:pPr>
+            <w:r>
+              <w:rPr>
+                <w:rFonts w:cs="Times New Roman"/>
+                <w:lang w:val="en-GB"/>
+              </w:rPr>
+              <w:t xml:space="preserve">K = </w:t>
+            </w:r>
+            <w:r>
+              <w:rPr>
+                <w:rFonts w:cs="Times New Roman"/>
+                <w:lang w:val="en-GB"/>
+              </w:rPr>
+              <w:t>6</w:t>
+            </w:r>
+          </w:p>
+        </w:tc>
+        <w:tc>
+          <w:tcPr>
+            <w:tcW w:w="0" w:type="auto"/>
+          </w:tcPr>
+          <w:p>
+            <w:pPr>
+              <w:rPr>
+                <w:rFonts w:cs="Times New Roman"/>
+              </w:rPr>
+            </w:pPr>
+            <w:r>
+              <w:rPr>
+                <w:rFonts w:cs="Times New Roman"/>
+              </w:rPr>
+              <w:t>0.41</w:t>
+            </w:r>
+          </w:p>
+        </w:tc>
+      </w:tr>
+      <w:tr>
+        <w:trPr>
+          <w:trHeight w:val="442"/>
+          <w:jc w:val="center"/>
+        </w:trPr>
+        <w:tc>
+          <w:tcPr>
+            <w:tcW w:w="0" w:type="auto"/>
+          </w:tcPr>
+          <w:p>
+            <w:pPr>
+              <w:rPr>
+                <w:rFonts w:cs="Times New Roman"/>
+              </w:rPr>
+            </w:pPr>
+            <w:r>
+              <w:rPr>
+                <w:rFonts w:cs="Times New Roman"/>
+                <w:lang w:val="en-GB"/>
+              </w:rPr>
+              <w:t xml:space="preserve">K = </w:t>
+            </w:r>
+            <w:r>
+              <w:rPr>
+                <w:rFonts w:cs="Times New Roman"/>
+                <w:lang w:val="en-GB"/>
+              </w:rPr>
+              <w:t>7</w:t>
+            </w:r>
+          </w:p>
+        </w:tc>
+        <w:tc>
+          <w:tcPr>
+            <w:tcW w:w="0" w:type="auto"/>
+          </w:tcPr>
+          <w:p>
+            <w:pPr>
+              <w:rPr>
+                <w:rFonts w:cs="Times New Roman"/>
+              </w:rPr>
+            </w:pPr>
+            <w:r>
+              <w:rPr>
+                <w:rFonts w:cs="Times New Roman"/>
+              </w:rPr>
+              <w:t>0.41</w:t>
+            </w:r>
+          </w:p>
+        </w:tc>
+      </w:tr>
+      <w:tr>
+        <w:trPr>
+          <w:trHeight w:val="423"/>
+          <w:jc w:val="center"/>
+        </w:trPr>
+        <w:tc>
+          <w:tcPr>
+            <w:tcW w:w="0" w:type="auto"/>
+          </w:tcPr>
+          <w:p>
+            <w:pPr>
+              <w:rPr>
+                <w:rFonts w:cs="Times New Roman"/>
+              </w:rPr>
+            </w:pPr>
+            <w:r>
+              <w:rPr>
+                <w:rFonts w:cs="Times New Roman"/>
+                <w:lang w:val="en-GB"/>
+              </w:rPr>
+              <w:t xml:space="preserve">K = </w:t>
+            </w:r>
+            <w:r>
+              <w:rPr>
+                <w:rFonts w:cs="Times New Roman"/>
+                <w:lang w:val="en-GB"/>
+              </w:rPr>
+              <w:t>8</w:t>
+            </w:r>
+          </w:p>
+        </w:tc>
+        <w:tc>
+          <w:tcPr>
+            <w:tcW w:w="0" w:type="auto"/>
+          </w:tcPr>
+          <w:p>
+            <w:pPr>
+              <w:rPr>
+                <w:rFonts w:cs="Times New Roman"/>
+              </w:rPr>
+            </w:pPr>
+            <w:r>
+              <w:rPr>
+                <w:rFonts w:cs="Times New Roman"/>
+              </w:rPr>
+              <w:t>0.38</w:t>
+            </w:r>
+          </w:p>
+        </w:tc>
+      </w:tr>
+      <w:tr>
+        <w:trPr>
+          <w:trHeight w:val="423"/>
+          <w:jc w:val="center"/>
+        </w:trPr>
+        <w:tc>
+          <w:tcPr>
+            <w:tcW w:w="0" w:type="auto"/>
+          </w:tcPr>
+          <w:p>
+            <w:pPr>
+              <w:rPr>
+                <w:rFonts w:cs="Times New Roman"/>
+              </w:rPr>
+            </w:pPr>
+            <w:r>
+              <w:rPr>
+                <w:rFonts w:cs="Times New Roman"/>
+                <w:lang w:val="en-GB"/>
+              </w:rPr>
+              <w:t xml:space="preserve">K = </w:t>
+            </w:r>
+            <w:r>
+              <w:rPr>
+                <w:rFonts w:cs="Times New Roman"/>
+                <w:lang w:val="en-GB"/>
+              </w:rPr>
+              <w:t>9</w:t>
+            </w:r>
+          </w:p>
+        </w:tc>
+        <w:tc>
+          <w:tcPr>
+            <w:tcW w:w="0" w:type="auto"/>
+          </w:tcPr>
+          <w:p>
+            <w:pPr>
+              <w:rPr>
+                <w:rFonts w:cs="Times New Roman"/>
+              </w:rPr>
+            </w:pPr>
+            <w:r>
+              <w:rPr>
+                <w:rFonts w:cs="Times New Roman"/>
+              </w:rPr>
+              <w:t>0.39</w:t>
+            </w:r>
+          </w:p>
+        </w:tc>
+      </w:tr>
+      <w:tr>
+        <w:trPr>
+          <w:trHeight w:val="423"/>
+          <w:jc w:val="center"/>
+        </w:trPr>
+        <w:tc>
+          <w:tcPr>
+            <w:tcW w:w="0" w:type="auto"/>
+          </w:tcPr>
+          <w:p>
+            <w:pPr>
+              <w:rPr>
+                <w:rFonts w:cs="Times New Roman"/>
+              </w:rPr>
+            </w:pPr>
+            <w:r>
+              <w:rPr>
+                <w:rFonts w:cs="Times New Roman"/>
+                <w:lang w:val="en-GB"/>
+              </w:rPr>
+              <w:t>K = 1</w:t>
+            </w:r>
+            <w:r>
+              <w:rPr>
+                <w:rFonts w:cs="Times New Roman"/>
+                <w:lang w:val="en-GB"/>
+              </w:rPr>
+              <w:t>0</w:t>
+            </w:r>
+          </w:p>
+        </w:tc>
+        <w:tc>
+          <w:tcPr>
+            <w:tcW w:w="0" w:type="auto"/>
+          </w:tcPr>
+          <w:p>
+            <w:pPr>
+              <w:rPr>
+                <w:rFonts w:cs="Times New Roman"/>
+              </w:rPr>
+            </w:pPr>
+            <w:r>
+              <w:rPr>
+                <w:rFonts w:cs="Times New Roman"/>
+              </w:rPr>
+              <w:t>0.40</w:t>
+            </w:r>
+          </w:p>
+        </w:tc>
+      </w:tr>
+    </w:tbl>
+    <w:p>
+      <w:pPr>
+        <w:jc w:val="both"/>
+        <w:rPr>
+          <w:rFonts w:ascii="Times New Roman" w:hAnsi="Times New Roman" w:cs="Times New Roman"/>
+        </w:rPr>
+      </w:pPr>
+    </w:p>
+    <w:p>
+      <w:pPr>
+        <w:jc w:val="both"/>
+        <w:rPr>
+          <w:rFonts w:ascii="Times New Roman" w:hAnsi="Times New Roman" w:cs="Times New Roman"/>
+        </w:rPr>
+      </w:pPr>
+      <w:r>
+        <w:rPr>
+          <w:rFonts w:ascii="Times New Roman" w:hAnsi="Times New Roman" w:cs="Times New Roman"/>
+        </w:rPr>
+        <w:t xml:space="preserve">În urma acestei analize, s-a decis configurarea finală a modelului cu k=3, valoare care </w:t>
+      </w:r>
+      <w:proofErr w:type="gramStart"/>
+      <w:r>
+        <w:rPr>
+          <w:rFonts w:ascii="Times New Roman" w:hAnsi="Times New Roman" w:cs="Times New Roman"/>
+        </w:rPr>
+        <w:t>a</w:t>
+      </w:r>
+      <w:proofErr w:type="gramEnd"/>
+      <w:r>
+        <w:rPr>
+          <w:rFonts w:ascii="Times New Roman" w:hAnsi="Times New Roman" w:cs="Times New Roman"/>
+        </w:rPr>
+        <w:t xml:space="preserve"> oferit cea mai mare capacitate de predicție.</w:t>
+      </w:r>
+    </w:p>
+    <w:p>
+      <w:pPr>
+        <w:pStyle w:val="Heading1"/>
+      </w:pPr>
+      <w:r>
+        <w:t>Analiza și Vizualizarea Rezultatelor</w:t>
+      </w:r>
+    </w:p>
+    <w:p>
+      <w:pPr>
+        <w:jc w:val="both"/>
+        <w:rPr>
+          <w:rFonts w:ascii="Times New Roman" w:hAnsi="Times New Roman" w:cs="Times New Roman"/>
+        </w:rPr>
+      </w:pPr>
+      <w:r>
+        <w:rPr>
+          <w:rFonts w:ascii="Times New Roman" w:hAnsi="Times New Roman" w:cs="Times New Roman"/>
+        </w:rPr>
+        <w:t>În urma optimizării, modelul final (k=3) a raportat o acuratețe de 45%</w:t>
+      </w:r>
+      <w:r>
+        <w:rPr>
+          <w:rFonts w:ascii="Times New Roman" w:hAnsi="Times New Roman" w:cs="Times New Roman"/>
+        </w:rPr>
+        <w:t>.</w:t>
+      </w:r>
+      <w:r>
+        <w:rPr>
+          <w:rFonts w:ascii="Times New Roman" w:hAnsi="Times New Roman" w:cs="Times New Roman"/>
+        </w:rPr>
+        <w:t xml:space="preserve"> </w:t>
+      </w:r>
+      <w:r>
+        <w:rPr>
+          <w:rFonts w:ascii="Times New Roman" w:hAnsi="Times New Roman" w:cs="Times New Roman"/>
+        </w:rPr>
+        <w:t>Deși la prima vedere pare o cifră mică, ea este semnificativă, fiind peste pragul de 33% (cât ar fi fost o ghicire pur aleatorie între 3 categorii). Aceasta demonstrează că obiceiurile muzicale conțin, într-adevăr, un „semnal” despre starea mentală, deși nu sunt singurul factor determinant.</w:t>
       </w:r>
     </w:p>
     <w:p>
@@ -613,6 +1268,14 @@
         </w:rPr>
         <w:t>Există o rată de eroare între „Risc Ridicat” și „Risc Scăzut”, ceea ce sugerează că anumite preferințe muzicale (de exemplu, muzica Metal sau Rock cu BPM ridicat) sunt partajate atât de persoane care folosesc muzica ca mecanism de descărcare (catharsis), cât și de persoane care o ascultă pur estetic.</w:t>
       </w:r>
+    </w:p>
+    <w:p>
+      <w:pPr>
+        <w:jc w:val="both"/>
+        <w:rPr>
+          <w:rFonts w:ascii="Times New Roman" w:hAnsi="Times New Roman" w:cs="Times New Roman"/>
+        </w:rPr>
+      </w:pPr>
     </w:p>
     <w:sectPr>
       <w:pgSz w:w="11906" w:h="16838"/>
@@ -2620,6 +3283,212 @@
       <w:rFonts w:ascii="Times New Roman" w:hAnsi="Times New Roman" w:cs="Times New Roman"/>
     </w:rPr>
   </w:style>
+  <w:style w:type="table" w:styleId="TableGrid">
+    <w:name w:val="Table Grid"/>
+    <w:basedOn w:val="TableNormal"/>
+    <w:uiPriority w:val="39"/>
+    <w:rsid w:val="004715B1"/>
+    <w:pPr>
+      <w:spacing w:after="0" w:line="240" w:lineRule="auto"/>
+    </w:pPr>
+    <w:tblPr>
+      <w:tblBorders>
+        <w:top w:val="single" w:sz="4" w:space="0" w:color="auto"/>
+        <w:left w:val="single" w:sz="4" w:space="0" w:color="auto"/>
+        <w:bottom w:val="single" w:sz="4" w:space="0" w:color="auto"/>
+        <w:right w:val="single" w:sz="4" w:space="0" w:color="auto"/>
+        <w:insideH w:val="single" w:sz="4" w:space="0" w:color="auto"/>
+        <w:insideV w:val="single" w:sz="4" w:space="0" w:color="auto"/>
+      </w:tblBorders>
+    </w:tblPr>
+  </w:style>
+  <w:style w:type="table" w:styleId="PlainTable2">
+    <w:name w:val="Plain Table 2"/>
+    <w:basedOn w:val="TableNormal"/>
+    <w:uiPriority w:val="42"/>
+    <w:rsid w:val="004715B1"/>
+    <w:pPr>
+      <w:spacing w:after="0" w:line="240" w:lineRule="auto"/>
+    </w:pPr>
+    <w:tblPr>
+      <w:tblStyleRowBandSize w:val="1"/>
+      <w:tblStyleColBandSize w:val="1"/>
+      <w:tblBorders>
+        <w:top w:val="single" w:sz="4" w:space="0" w:color="7F7F7F" w:themeColor="text1" w:themeTint="80"/>
+        <w:bottom w:val="single" w:sz="4" w:space="0" w:color="7F7F7F" w:themeColor="text1" w:themeTint="80"/>
+      </w:tblBorders>
+    </w:tblPr>
+    <w:tblStylePr w:type="firstRow">
+      <w:rPr>
+        <w:b/>
+        <w:bCs/>
+      </w:rPr>
+      <w:tblPr/>
+      <w:tcPr>
+        <w:tcBorders>
+          <w:bottom w:val="single" w:sz="4" w:space="0" w:color="7F7F7F" w:themeColor="text1" w:themeTint="80"/>
+        </w:tcBorders>
+      </w:tcPr>
+    </w:tblStylePr>
+    <w:tblStylePr w:type="lastRow">
+      <w:rPr>
+        <w:b/>
+        <w:bCs/>
+      </w:rPr>
+      <w:tblPr/>
+      <w:tcPr>
+        <w:tcBorders>
+          <w:top w:val="single" w:sz="4" w:space="0" w:color="7F7F7F" w:themeColor="text1" w:themeTint="80"/>
+        </w:tcBorders>
+      </w:tcPr>
+    </w:tblStylePr>
+    <w:tblStylePr w:type="firstCol">
+      <w:rPr>
+        <w:b/>
+        <w:bCs/>
+      </w:rPr>
+    </w:tblStylePr>
+    <w:tblStylePr w:type="lastCol">
+      <w:rPr>
+        <w:b/>
+        <w:bCs/>
+      </w:rPr>
+    </w:tblStylePr>
+    <w:tblStylePr w:type="band1Vert">
+      <w:tblPr/>
+      <w:tcPr>
+        <w:tcBorders>
+          <w:left w:val="single" w:sz="4" w:space="0" w:color="7F7F7F" w:themeColor="text1" w:themeTint="80"/>
+          <w:right w:val="single" w:sz="4" w:space="0" w:color="7F7F7F" w:themeColor="text1" w:themeTint="80"/>
+        </w:tcBorders>
+      </w:tcPr>
+    </w:tblStylePr>
+    <w:tblStylePr w:type="band2Vert">
+      <w:tblPr/>
+      <w:tcPr>
+        <w:tcBorders>
+          <w:left w:val="single" w:sz="4" w:space="0" w:color="7F7F7F" w:themeColor="text1" w:themeTint="80"/>
+          <w:right w:val="single" w:sz="4" w:space="0" w:color="7F7F7F" w:themeColor="text1" w:themeTint="80"/>
+        </w:tcBorders>
+      </w:tcPr>
+    </w:tblStylePr>
+    <w:tblStylePr w:type="band1Horz">
+      <w:tblPr/>
+      <w:tcPr>
+        <w:tcBorders>
+          <w:top w:val="single" w:sz="4" w:space="0" w:color="7F7F7F" w:themeColor="text1" w:themeTint="80"/>
+          <w:bottom w:val="single" w:sz="4" w:space="0" w:color="7F7F7F" w:themeColor="text1" w:themeTint="80"/>
+        </w:tcBorders>
+      </w:tcPr>
+    </w:tblStylePr>
+  </w:style>
+  <w:style w:type="character" w:styleId="Strong">
+    <w:name w:val="Strong"/>
+    <w:basedOn w:val="DefaultParagraphFont"/>
+    <w:uiPriority w:val="22"/>
+    <w:qFormat/>
+    <w:rsid w:val="004715B1"/>
+    <w:rPr>
+      <w:b/>
+      <w:bCs/>
+    </w:rPr>
+  </w:style>
+  <w:style w:type="table" w:styleId="LightList-Accent3">
+    <w:name w:val="Light List Accent 3"/>
+    <w:basedOn w:val="TableNormal"/>
+    <w:uiPriority w:val="61"/>
+    <w:rsid w:val="001F1011"/>
+    <w:pPr>
+      <w:spacing w:after="0" w:line="240" w:lineRule="auto"/>
+      <w:jc w:val="center"/>
+    </w:pPr>
+    <w:rPr>
+      <w:rFonts w:ascii="Times New Roman" w:eastAsiaTheme="minorEastAsia" w:hAnsi="Times New Roman"/>
+      <w:kern w:val="0"/>
+      <w:szCs w:val="22"/>
+      <w:lang w:val="en-US"/>
+      <w14:ligatures w14:val="none"/>
+    </w:rPr>
+    <w:tblPr>
+      <w:tblStyleRowBandSize w:val="1"/>
+      <w:tblStyleColBandSize w:val="1"/>
+      <w:tblBorders>
+        <w:top w:val="single" w:sz="4" w:space="0" w:color="auto"/>
+        <w:left w:val="single" w:sz="4" w:space="0" w:color="auto"/>
+        <w:bottom w:val="single" w:sz="4" w:space="0" w:color="auto"/>
+        <w:right w:val="single" w:sz="4" w:space="0" w:color="auto"/>
+      </w:tblBorders>
+    </w:tblPr>
+    <w:tcPr>
+      <w:shd w:val="clear" w:color="auto" w:fill="FFFFFF" w:themeFill="background1"/>
+    </w:tcPr>
+    <w:tblStylePr w:type="firstRow">
+      <w:pPr>
+        <w:spacing w:before="0" w:after="0" w:line="240" w:lineRule="auto"/>
+      </w:pPr>
+      <w:rPr>
+        <w:b/>
+        <w:bCs/>
+        <w:color w:val="FFFFFF" w:themeColor="background1"/>
+      </w:rPr>
+      <w:tblPr/>
+      <w:tcPr>
+        <w:shd w:val="clear" w:color="auto" w:fill="196B24" w:themeFill="accent3"/>
+      </w:tcPr>
+    </w:tblStylePr>
+    <w:tblStylePr w:type="lastRow">
+      <w:pPr>
+        <w:spacing w:before="0" w:after="0" w:line="240" w:lineRule="auto"/>
+      </w:pPr>
+      <w:rPr>
+        <w:b/>
+        <w:bCs/>
+      </w:rPr>
+      <w:tblPr/>
+      <w:tcPr>
+        <w:tcBorders>
+          <w:top w:val="double" w:sz="6" w:space="0" w:color="196B24" w:themeColor="accent3"/>
+          <w:left w:val="single" w:sz="8" w:space="0" w:color="196B24" w:themeColor="accent3"/>
+          <w:bottom w:val="single" w:sz="8" w:space="0" w:color="196B24" w:themeColor="accent3"/>
+          <w:right w:val="single" w:sz="8" w:space="0" w:color="196B24" w:themeColor="accent3"/>
+        </w:tcBorders>
+      </w:tcPr>
+    </w:tblStylePr>
+    <w:tblStylePr w:type="firstCol">
+      <w:rPr>
+        <w:b/>
+        <w:bCs/>
+      </w:rPr>
+    </w:tblStylePr>
+    <w:tblStylePr w:type="lastCol">
+      <w:rPr>
+        <w:b/>
+        <w:bCs/>
+      </w:rPr>
+    </w:tblStylePr>
+    <w:tblStylePr w:type="band1Vert">
+      <w:tblPr/>
+      <w:tcPr>
+        <w:tcBorders>
+          <w:top w:val="single" w:sz="8" w:space="0" w:color="196B24" w:themeColor="accent3"/>
+          <w:left w:val="single" w:sz="8" w:space="0" w:color="196B24" w:themeColor="accent3"/>
+          <w:bottom w:val="single" w:sz="8" w:space="0" w:color="196B24" w:themeColor="accent3"/>
+          <w:right w:val="single" w:sz="8" w:space="0" w:color="196B24" w:themeColor="accent3"/>
+        </w:tcBorders>
+      </w:tcPr>
+    </w:tblStylePr>
+    <w:tblStylePr w:type="band1Horz">
+      <w:tblPr/>
+      <w:tcPr>
+        <w:tcBorders>
+          <w:top w:val="single" w:sz="8" w:space="0" w:color="196B24" w:themeColor="accent3"/>
+          <w:left w:val="single" w:sz="8" w:space="0" w:color="196B24" w:themeColor="accent3"/>
+          <w:bottom w:val="single" w:sz="8" w:space="0" w:color="196B24" w:themeColor="accent3"/>
+          <w:right w:val="single" w:sz="8" w:space="0" w:color="196B24" w:themeColor="accent3"/>
+        </w:tcBorders>
+      </w:tcPr>
+    </w:tblStylePr>
+  </w:style>
 </w:styles>
 </file>
 

--- a/Sistem Inteligent de Predicție și Clasificare a Profilului Psihologic bazat pe Obiceiuri de Consum Muzical.docx
+++ b/Sistem Inteligent de Predicție și Clasificare a Profilului Psihologic bazat pe Obiceiuri de Consum Muzical.docx
@@ -379,9 +379,10 @@
     </w:p>
     <w:p>
       <w:pPr>
+        <w:pStyle w:val="ListParagraph"/>
         <w:numPr>
-          <w:ilvl w:val="1"/>
-          <w:numId w:val="5"/>
+          <w:ilvl w:val="0"/>
+          <w:numId w:val="20"/>
         </w:numPr>
         <w:jc w:val="both"/>
         <w:rPr>
@@ -397,9 +398,10 @@
     </w:p>
     <w:p>
       <w:pPr>
+        <w:pStyle w:val="ListParagraph"/>
         <w:numPr>
-          <w:ilvl w:val="1"/>
-          <w:numId w:val="5"/>
+          <w:ilvl w:val="0"/>
+          <w:numId w:val="20"/>
         </w:numPr>
         <w:jc w:val="both"/>
         <w:rPr>
@@ -415,9 +417,10 @@
     </w:p>
     <w:p>
       <w:pPr>
+        <w:pStyle w:val="ListParagraph"/>
         <w:numPr>
-          <w:ilvl w:val="1"/>
-          <w:numId w:val="5"/>
+          <w:ilvl w:val="0"/>
+          <w:numId w:val="20"/>
         </w:numPr>
         <w:jc w:val="both"/>
         <w:rPr>
@@ -539,15 +542,6 @@
           <w:rFonts w:ascii="Times New Roman" w:hAnsi="Times New Roman" w:cs="Times New Roman"/>
         </w:rPr>
         <w:t>Pentru a ne asigura că modelul nu doar „memorează” datele, ci și „înțelege” tiparele, am folosit metoda Train-Test Split. Am alocat 80% din date pentru antrenament (învățare) și 20% pentru testare (evaluare pe date necunoscute anterior de model).</w:t>
-      </w:r>
-    </w:p>
-    <w:p>
-      <w:pPr>
-        <w:pStyle w:val="Heading1"/>
-      </w:pPr>
-      <w:r>
-        <w:lastRenderedPageBreak/>
-        <w:t>Optimizarea parametrului K:</w:t>
       </w:r>
     </w:p>
     <w:p>
@@ -610,6 +604,7 @@
                 <w:rStyle w:val="Strong"/>
                 <w:rFonts w:cs="Times New Roman"/>
               </w:rPr>
+              <w:lastRenderedPageBreak/>
               <w:t>Valoare K</w:t>
             </w:r>
           </w:p>
@@ -702,14 +697,7 @@
                 <w:rFonts w:cs="Times New Roman"/>
                 <w:lang w:val="en-GB"/>
               </w:rPr>
-              <w:t xml:space="preserve">K = </w:t>
-            </w:r>
-            <w:r>
-              <w:rPr>
-                <w:rFonts w:cs="Times New Roman"/>
-                <w:lang w:val="en-GB"/>
-              </w:rPr>
-              <w:t>2</w:t>
+              <w:t>K = 2</w:t>
             </w:r>
           </w:p>
         </w:tc>
@@ -756,16 +744,7 @@
                 <w:bCs/>
                 <w:lang w:val="en-GB"/>
               </w:rPr>
-              <w:t xml:space="preserve">K = </w:t>
-            </w:r>
-            <w:r>
-              <w:rPr>
-                <w:rFonts w:cs="Times New Roman"/>
-                <w:b/>
-                <w:bCs/>
-                <w:lang w:val="en-GB"/>
-              </w:rPr>
-              <w:t>3</w:t>
+              <w:t>K = 3</w:t>
             </w:r>
           </w:p>
         </w:tc>
@@ -812,14 +791,7 @@
                 <w:rFonts w:cs="Times New Roman"/>
                 <w:lang w:val="en-GB"/>
               </w:rPr>
-              <w:t xml:space="preserve">K = </w:t>
-            </w:r>
-            <w:r>
-              <w:rPr>
-                <w:rFonts w:cs="Times New Roman"/>
-                <w:lang w:val="en-GB"/>
-              </w:rPr>
-              <w:t>4</w:t>
+              <w:t>K = 4</w:t>
             </w:r>
           </w:p>
         </w:tc>
@@ -862,14 +834,7 @@
                 <w:rFonts w:cs="Times New Roman"/>
                 <w:lang w:val="en-GB"/>
               </w:rPr>
-              <w:t xml:space="preserve">K = </w:t>
-            </w:r>
-            <w:r>
-              <w:rPr>
-                <w:rFonts w:cs="Times New Roman"/>
-                <w:lang w:val="en-GB"/>
-              </w:rPr>
-              <w:t>5</w:t>
+              <w:t>K = 5</w:t>
             </w:r>
           </w:p>
         </w:tc>
@@ -912,14 +877,7 @@
                 <w:rFonts w:cs="Times New Roman"/>
                 <w:lang w:val="en-GB"/>
               </w:rPr>
-              <w:t xml:space="preserve">K = </w:t>
-            </w:r>
-            <w:r>
-              <w:rPr>
-                <w:rFonts w:cs="Times New Roman"/>
-                <w:lang w:val="en-GB"/>
-              </w:rPr>
-              <w:t>6</w:t>
+              <w:t>K = 6</w:t>
             </w:r>
           </w:p>
         </w:tc>
@@ -962,14 +920,7 @@
                 <w:rFonts w:cs="Times New Roman"/>
                 <w:lang w:val="en-GB"/>
               </w:rPr>
-              <w:t xml:space="preserve">K = </w:t>
-            </w:r>
-            <w:r>
-              <w:rPr>
-                <w:rFonts w:cs="Times New Roman"/>
-                <w:lang w:val="en-GB"/>
-              </w:rPr>
-              <w:t>7</w:t>
+              <w:t>K = 7</w:t>
             </w:r>
           </w:p>
         </w:tc>
@@ -1012,14 +963,7 @@
                 <w:rFonts w:cs="Times New Roman"/>
                 <w:lang w:val="en-GB"/>
               </w:rPr>
-              <w:t xml:space="preserve">K = </w:t>
-            </w:r>
-            <w:r>
-              <w:rPr>
-                <w:rFonts w:cs="Times New Roman"/>
-                <w:lang w:val="en-GB"/>
-              </w:rPr>
-              <w:t>8</w:t>
+              <w:t>K = 8</w:t>
             </w:r>
           </w:p>
         </w:tc>
@@ -1062,14 +1006,7 @@
                 <w:rFonts w:cs="Times New Roman"/>
                 <w:lang w:val="en-GB"/>
               </w:rPr>
-              <w:t xml:space="preserve">K = </w:t>
-            </w:r>
-            <w:r>
-              <w:rPr>
-                <w:rFonts w:cs="Times New Roman"/>
-                <w:lang w:val="en-GB"/>
-              </w:rPr>
-              <w:t>9</w:t>
+              <w:t>K = 9</w:t>
             </w:r>
           </w:p>
         </w:tc>
@@ -1112,14 +1049,7 @@
                 <w:rFonts w:cs="Times New Roman"/>
                 <w:lang w:val="en-GB"/>
               </w:rPr>
-              <w:t>K = 1</w:t>
-            </w:r>
-            <w:r>
-              <w:rPr>
-                <w:rFonts w:cs="Times New Roman"/>
-                <w:lang w:val="en-GB"/>
-              </w:rPr>
-              <w:t>0</w:t>
+              <w:t>K = 10</w:t>
             </w:r>
           </w:p>
         </w:tc>
@@ -1181,10 +1111,28 @@
     </w:p>
     <w:p>
       <w:pPr>
-        <w:pStyle w:val="Heading1"/>
-      </w:pPr>
-      <w:r>
-        <w:t>Analiza și Vizualizarea Rezultatelor</w:t>
+        <w:jc w:val="both"/>
+        <w:rPr>
+          <w:rFonts w:ascii="Times New Roman" w:hAnsi="Times New Roman" w:cs="Times New Roman"/>
+        </w:rPr>
+      </w:pPr>
+      <w:r>
+        <w:rPr>
+          <w:rFonts w:ascii="Times New Roman" w:hAnsi="Times New Roman" w:cs="Times New Roman"/>
+        </w:rPr>
+        <w:t>În urma optimizării, modelul final (k=3) a raportat o acuratețe de 45%.</w:t>
+      </w:r>
+      <w:r>
+        <w:rPr>
+          <w:rFonts w:ascii="Times New Roman" w:hAnsi="Times New Roman" w:cs="Times New Roman"/>
+        </w:rPr>
+        <w:t xml:space="preserve"> </w:t>
+      </w:r>
+      <w:r>
+        <w:rPr>
+          <w:rFonts w:ascii="Times New Roman" w:hAnsi="Times New Roman" w:cs="Times New Roman"/>
+        </w:rPr>
+        <w:t>Deși la prima vedere pare o cifră mică, ea este semnificativă, fiind peste pragul de 33% (cât ar fi fost o ghicire pur aleatorie între 3 categorii). Aceasta demonstrează că obiceiurile muzicale conțin, într-adevăr, un „semnal” despre starea mentală, deși nu sunt singurul factor determinant.</w:t>
       </w:r>
     </w:p>
     <w:p>
@@ -1198,29 +1146,16 @@
         <w:rPr>
           <w:rFonts w:ascii="Times New Roman" w:hAnsi="Times New Roman" w:cs="Times New Roman"/>
         </w:rPr>
-        <w:t>În urma optimizării, modelul final (k=3) a raportat o acuratețe de 45%</w:t>
-      </w:r>
-      <w:r>
-        <w:rPr>
-          <w:rFonts w:ascii="Times New Roman" w:hAnsi="Times New Roman" w:cs="Times New Roman"/>
-        </w:rPr>
-        <w:t>.</w:t>
-      </w:r>
-      <w:r>
-        <w:rPr>
-          <w:rFonts w:ascii="Times New Roman" w:hAnsi="Times New Roman" w:cs="Times New Roman"/>
-        </w:rPr>
-        <w:t xml:space="preserve"> </w:t>
-      </w:r>
-      <w:r>
-        <w:rPr>
-          <w:rFonts w:ascii="Times New Roman" w:hAnsi="Times New Roman" w:cs="Times New Roman"/>
-        </w:rPr>
-        <w:t>Deși la prima vedere pare o cifră mică, ea este semnificativă, fiind peste pragul de 33% (cât ar fi fost o ghicire pur aleatorie între 3 categorii). Aceasta demonstrează că obiceiurile muzicale conțin, într-adevăr, un „semnal” despre starea mentală, deși nu sunt singurul factor determinant.</w:t>
+        <w:t>Interpretarea Heatmap-ului (Matricea de Confuzie) ne-a permis să observăm următoarele:</w:t>
       </w:r>
     </w:p>
     <w:p>
       <w:pPr>
+        <w:pStyle w:val="ListParagraph"/>
+        <w:numPr>
+          <w:ilvl w:val="0"/>
+          <w:numId w:val="19"/>
+        </w:numPr>
         <w:jc w:val="both"/>
         <w:rPr>
           <w:rFonts w:ascii="Times New Roman" w:hAnsi="Times New Roman" w:cs="Times New Roman"/>
@@ -1230,14 +1165,15 @@
         <w:rPr>
           <w:rFonts w:ascii="Times New Roman" w:hAnsi="Times New Roman" w:cs="Times New Roman"/>
         </w:rPr>
-        <w:t>Interpretarea Heatmap-ului (Matricea de Confuzie) ne-a permis să observăm următoarele:</w:t>
+        <w:t>Modelul este cel mai precis în identificarea cazurilor de Risc Scăzut, indicând faptul că persoanele echilibrate tind să aibă tipare muzicale mai clare și comune.</w:t>
       </w:r>
     </w:p>
     <w:p>
       <w:pPr>
+        <w:pStyle w:val="ListParagraph"/>
         <w:numPr>
-          <w:ilvl w:val="1"/>
-          <w:numId w:val="7"/>
+          <w:ilvl w:val="0"/>
+          <w:numId w:val="19"/>
         </w:numPr>
         <w:jc w:val="both"/>
         <w:rPr>
@@ -1248,14 +1184,142 @@
         <w:rPr>
           <w:rFonts w:ascii="Times New Roman" w:hAnsi="Times New Roman" w:cs="Times New Roman"/>
         </w:rPr>
-        <w:t>Modelul este cel mai precis în identificarea cazurilor de Risc Scăzut, indicând faptul că persoanele echilibrate tind să aibă tipare muzicale mai clare și comune.</w:t>
+        <w:t>Există o rată de eroare între „Risc Ridicat” și „Risc Scăzut”, ceea ce sugerează că anumite preferințe muzicale (de exemplu, muzica Metal sau Rock cu BPM ridicat) sunt partajate atât de persoane care folosesc muzica ca mecanism de descărcare (catharsis), cât și de persoane care o ascultă pur estetic.</w:t>
       </w:r>
     </w:p>
     <w:p>
       <w:pPr>
+        <w:jc w:val="both"/>
+        <w:rPr>
+          <w:rFonts w:ascii="Times New Roman" w:hAnsi="Times New Roman" w:cs="Times New Roman"/>
+        </w:rPr>
+      </w:pPr>
+    </w:p>
+    <w:p>
+      <w:pPr>
+        <w:pStyle w:val="Heading1"/>
+      </w:pPr>
+      <w:r>
+        <w:t>Implementarea Algoritmului</w:t>
+      </w:r>
+      <w:r>
+        <w:t xml:space="preserve"> </w:t>
+      </w:r>
+      <w:r>
+        <w:t>XGBoost</w:t>
+      </w:r>
+    </w:p>
+    <w:p>
+      <w:pPr>
+        <w:jc w:val="both"/>
+        <w:rPr>
+          <w:rFonts w:ascii="Times New Roman" w:hAnsi="Times New Roman" w:cs="Times New Roman"/>
+        </w:rPr>
+      </w:pPr>
+      <w:r>
+        <w:rPr>
+          <w:rFonts w:ascii="Times New Roman" w:hAnsi="Times New Roman" w:cs="Times New Roman"/>
+        </w:rPr>
+        <w:t>În cadrul cercetării, am dezvoltat și testat două variante ale algoritmului XGBoost pentru a înțelege mai bine ponderea factorilor muzicali versus cei clinici în predicția depresiei. Cele două direcții de analiză sunt:</w:t>
+      </w:r>
+    </w:p>
+    <w:p>
+      <w:pPr>
+        <w:jc w:val="both"/>
+        <w:rPr>
+          <w:rFonts w:ascii="Times New Roman" w:hAnsi="Times New Roman" w:cs="Times New Roman"/>
+          <w:b/>
+          <w:bCs/>
+        </w:rPr>
+      </w:pPr>
+      <w:r>
+        <w:rPr>
+          <w:rFonts w:ascii="Times New Roman" w:hAnsi="Times New Roman" w:cs="Times New Roman"/>
+          <w:b/>
+          <w:bCs/>
+        </w:rPr>
+        <w:t xml:space="preserve">1. Modelul de </w:t>
+      </w:r>
+      <w:r>
+        <w:rPr>
+          <w:rFonts w:ascii="Times New Roman" w:hAnsi="Times New Roman" w:cs="Times New Roman"/>
+          <w:b/>
+          <w:bCs/>
+        </w:rPr>
+        <w:t>P</w:t>
+      </w:r>
+      <w:r>
+        <w:rPr>
+          <w:rFonts w:ascii="Times New Roman" w:hAnsi="Times New Roman" w:cs="Times New Roman"/>
+          <w:b/>
+          <w:bCs/>
+        </w:rPr>
+        <w:t>redicție bazat pe Profilul Muzical</w:t>
+      </w:r>
+    </w:p>
+    <w:p>
+      <w:pPr>
+        <w:jc w:val="both"/>
+        <w:rPr>
+          <w:rFonts w:ascii="Times New Roman" w:hAnsi="Times New Roman" w:cs="Times New Roman"/>
+        </w:rPr>
+      </w:pPr>
+      <w:r>
+        <w:rPr>
+          <w:rFonts w:ascii="Times New Roman" w:hAnsi="Times New Roman" w:cs="Times New Roman"/>
+        </w:rPr>
+        <w:t xml:space="preserve">În această etapă, scopul a fost izolarea variabilelor muzicale pentru </w:t>
+      </w:r>
+      <w:proofErr w:type="gramStart"/>
+      <w:r>
+        <w:rPr>
+          <w:rFonts w:ascii="Times New Roman" w:hAnsi="Times New Roman" w:cs="Times New Roman"/>
+        </w:rPr>
+        <w:t>a</w:t>
+      </w:r>
+      <w:proofErr w:type="gramEnd"/>
+      <w:r>
+        <w:rPr>
+          <w:rFonts w:ascii="Times New Roman" w:hAnsi="Times New Roman" w:cs="Times New Roman"/>
+        </w:rPr>
+        <w:t xml:space="preserve"> observa dacă acestea pot servi drept indicatori autonomi ai stării mentale, fără ajutorul datelor clinice prestabilite.</w:t>
+      </w:r>
+    </w:p>
+    <w:p>
+      <w:pPr>
+        <w:jc w:val="both"/>
+        <w:rPr>
+          <w:rFonts w:ascii="Times New Roman" w:hAnsi="Times New Roman" w:cs="Times New Roman"/>
+        </w:rPr>
+      </w:pPr>
+      <w:r>
+        <w:rPr>
+          <w:rFonts w:ascii="Times New Roman" w:hAnsi="Times New Roman" w:cs="Times New Roman"/>
+        </w:rPr>
+        <w:lastRenderedPageBreak/>
+        <w:t xml:space="preserve">Pentru a asigura puritatea analizei, au fost eliminate toate variabilele conexe sănătății mintale (Anxietate, Insomnie, OCD). Modelul a fost antrenat utilizând </w:t>
+      </w:r>
+      <w:proofErr w:type="gramStart"/>
+      <w:r>
+        <w:rPr>
+          <w:rFonts w:ascii="Times New Roman" w:hAnsi="Times New Roman" w:cs="Times New Roman"/>
+        </w:rPr>
+        <w:t>un set</w:t>
+      </w:r>
+      <w:proofErr w:type="gramEnd"/>
+      <w:r>
+        <w:rPr>
+          <w:rFonts w:ascii="Times New Roman" w:hAnsi="Times New Roman" w:cs="Times New Roman"/>
+        </w:rPr>
+        <w:t xml:space="preserve"> de date format strict din:</w:t>
+      </w:r>
+    </w:p>
+    <w:p>
+      <w:pPr>
+        <w:pStyle w:val="ListParagraph"/>
         <w:numPr>
-          <w:ilvl w:val="1"/>
-          <w:numId w:val="7"/>
+          <w:ilvl w:val="0"/>
+          <w:numId w:val="27"/>
         </w:numPr>
         <w:jc w:val="both"/>
         <w:rPr>
@@ -1266,14 +1330,346 @@
         <w:rPr>
           <w:rFonts w:ascii="Times New Roman" w:hAnsi="Times New Roman" w:cs="Times New Roman"/>
         </w:rPr>
-        <w:t>Există o rată de eroare între „Risc Ridicat” și „Risc Scăzut”, ceea ce sugerează că anumite preferințe muzicale (de exemplu, muzica Metal sau Rock cu BPM ridicat) sunt partajate atât de persoane care folosesc muzica ca mecanism de descărcare (catharsis), cât și de persoane care o ascultă pur estetic.</w:t>
+        <w:t>Indicatori Demografici: Vârsta, orele de ascultare zilnică și ritmul preferat (BPM).</w:t>
       </w:r>
     </w:p>
     <w:p>
       <w:pPr>
+        <w:pStyle w:val="ListParagraph"/>
+        <w:numPr>
+          <w:ilvl w:val="0"/>
+          <w:numId w:val="26"/>
+        </w:numPr>
         <w:jc w:val="both"/>
         <w:rPr>
           <w:rFonts w:ascii="Times New Roman" w:hAnsi="Times New Roman" w:cs="Times New Roman"/>
+        </w:rPr>
+      </w:pPr>
+      <w:r>
+        <w:rPr>
+          <w:rFonts w:ascii="Times New Roman" w:hAnsi="Times New Roman" w:cs="Times New Roman"/>
+        </w:rPr>
+        <w:t>Profil de Implicare Muzicală: Statutul de instrumentist/compozitor și curiozitatea muzicală.</w:t>
+      </w:r>
+    </w:p>
+    <w:p>
+      <w:pPr>
+        <w:pStyle w:val="ListParagraph"/>
+        <w:numPr>
+          <w:ilvl w:val="0"/>
+          <w:numId w:val="25"/>
+        </w:numPr>
+        <w:jc w:val="both"/>
+        <w:rPr>
+          <w:rFonts w:ascii="Times New Roman" w:hAnsi="Times New Roman" w:cs="Times New Roman"/>
+        </w:rPr>
+      </w:pPr>
+      <w:r>
+        <w:rPr>
+          <w:rFonts w:ascii="Times New Roman" w:hAnsi="Times New Roman" w:cs="Times New Roman"/>
+        </w:rPr>
+        <w:t>Frecvențe pe Genuri: Gradul de ascultare pentru 16 genuri muzicale distincte.</w:t>
+      </w:r>
+    </w:p>
+    <w:p>
+      <w:pPr>
+        <w:jc w:val="both"/>
+        <w:rPr>
+          <w:rFonts w:ascii="Times New Roman" w:hAnsi="Times New Roman" w:cs="Times New Roman"/>
+        </w:rPr>
+      </w:pPr>
+      <w:r>
+        <w:rPr>
+          <w:rFonts w:ascii="Times New Roman" w:hAnsi="Times New Roman" w:cs="Times New Roman"/>
+        </w:rPr>
+        <w:t>Setul de date prezenta o distribuție inegală a subiecților între cele trei clase de risc. De aceea, pentru a preveni modelul să ignore categoriile mai puțin reprezentate, am implementat tehnica SMOTE (Synthetic Minority Over-sampling Technique). Aceasta a generat cazuri sintetice echilibrate, forțând algoritmul să învețe trăsăturile specifice fiecărui nivel de depresie în mod egal.</w:t>
+      </w:r>
+    </w:p>
+    <w:p>
+      <w:pPr>
+        <w:jc w:val="both"/>
+        <w:rPr>
+          <w:rFonts w:ascii="Times New Roman" w:hAnsi="Times New Roman" w:cs="Times New Roman"/>
+        </w:rPr>
+      </w:pPr>
+      <w:r>
+        <w:rPr>
+          <w:rFonts w:ascii="Times New Roman" w:hAnsi="Times New Roman" w:cs="Times New Roman"/>
+        </w:rPr>
+        <w:t>Totodată, am optat pentru algoritmul eXtreme Gradient Boosting (XGBoost). Configurația a fost calibrată pentru precizie maximă în detrimentul vitezei:</w:t>
+      </w:r>
+    </w:p>
+    <w:p>
+      <w:pPr>
+        <w:pStyle w:val="ListParagraph"/>
+        <w:numPr>
+          <w:ilvl w:val="0"/>
+          <w:numId w:val="25"/>
+        </w:numPr>
+        <w:jc w:val="both"/>
+        <w:rPr>
+          <w:rFonts w:ascii="Times New Roman" w:hAnsi="Times New Roman" w:cs="Times New Roman"/>
+        </w:rPr>
+      </w:pPr>
+      <w:r>
+        <w:rPr>
+          <w:rFonts w:ascii="Times New Roman" w:hAnsi="Times New Roman" w:cs="Times New Roman"/>
+        </w:rPr>
+        <w:t xml:space="preserve">Learning Rate (0.01): O rată de învățare scăzută pentru </w:t>
+      </w:r>
+      <w:proofErr w:type="gramStart"/>
+      <w:r>
+        <w:rPr>
+          <w:rFonts w:ascii="Times New Roman" w:hAnsi="Times New Roman" w:cs="Times New Roman"/>
+        </w:rPr>
+        <w:t>a</w:t>
+      </w:r>
+      <w:proofErr w:type="gramEnd"/>
+      <w:r>
+        <w:rPr>
+          <w:rFonts w:ascii="Times New Roman" w:hAnsi="Times New Roman" w:cs="Times New Roman"/>
+        </w:rPr>
+        <w:t xml:space="preserve"> evita salturile peste soluțiile optime.</w:t>
+      </w:r>
+    </w:p>
+    <w:p>
+      <w:pPr>
+        <w:pStyle w:val="ListParagraph"/>
+        <w:numPr>
+          <w:ilvl w:val="0"/>
+          <w:numId w:val="25"/>
+        </w:numPr>
+        <w:jc w:val="both"/>
+        <w:rPr>
+          <w:rFonts w:ascii="Times New Roman" w:hAnsi="Times New Roman" w:cs="Times New Roman"/>
+        </w:rPr>
+      </w:pPr>
+      <w:r>
+        <w:rPr>
+          <w:rFonts w:ascii="Times New Roman" w:hAnsi="Times New Roman" w:cs="Times New Roman"/>
+        </w:rPr>
+        <w:t xml:space="preserve">Max Depth (5): O profunzime </w:t>
+      </w:r>
+      <w:proofErr w:type="gramStart"/>
+      <w:r>
+        <w:rPr>
+          <w:rFonts w:ascii="Times New Roman" w:hAnsi="Times New Roman" w:cs="Times New Roman"/>
+        </w:rPr>
+        <w:t>a</w:t>
+      </w:r>
+      <w:proofErr w:type="gramEnd"/>
+      <w:r>
+        <w:rPr>
+          <w:rFonts w:ascii="Times New Roman" w:hAnsi="Times New Roman" w:cs="Times New Roman"/>
+        </w:rPr>
+        <w:t xml:space="preserve"> arborilor care permite detectarea interacțiunilor complexe (de exemplu, corelația dintre vârstă, </w:t>
+      </w:r>
+      <w:proofErr w:type="gramStart"/>
+      <w:r>
+        <w:rPr>
+          <w:rFonts w:ascii="Times New Roman" w:hAnsi="Times New Roman" w:cs="Times New Roman"/>
+        </w:rPr>
+        <w:t>un BPM</w:t>
+      </w:r>
+      <w:proofErr w:type="gramEnd"/>
+      <w:r>
+        <w:rPr>
+          <w:rFonts w:ascii="Times New Roman" w:hAnsi="Times New Roman" w:cs="Times New Roman"/>
+        </w:rPr>
+        <w:t xml:space="preserve"> ridicat și preferința pentru genul Metal).</w:t>
+      </w:r>
+    </w:p>
+    <w:p>
+      <w:pPr>
+        <w:jc w:val="both"/>
+        <w:rPr>
+          <w:rFonts w:ascii="Times New Roman" w:hAnsi="Times New Roman" w:cs="Times New Roman"/>
+        </w:rPr>
+      </w:pPr>
+      <w:r>
+        <w:rPr>
+          <w:rFonts w:ascii="Times New Roman" w:hAnsi="Times New Roman" w:cs="Times New Roman"/>
+        </w:rPr>
+        <w:t>Modelul a atins o acuratețe de 52%. Deși valoarea pare mică, modelul dovedește că profilul de ascultător poate prezice riscul de depresie cu o precizie considerabilă, fără a cunoaște deloc simptomele medicale ale subiectului.</w:t>
+      </w:r>
+    </w:p>
+    <w:p>
+      <w:pPr>
+        <w:jc w:val="both"/>
+        <w:rPr>
+          <w:rFonts w:ascii="Times New Roman" w:hAnsi="Times New Roman" w:cs="Times New Roman"/>
+          <w:b/>
+          <w:bCs/>
+        </w:rPr>
+      </w:pPr>
+      <w:r>
+        <w:rPr>
+          <w:rFonts w:ascii="Times New Roman" w:hAnsi="Times New Roman" w:cs="Times New Roman"/>
+          <w:b/>
+          <w:bCs/>
+        </w:rPr>
+        <w:t>2. Modelul Integrat (Factori Clinici și Muzicali)</w:t>
+      </w:r>
+    </w:p>
+    <w:p>
+      <w:pPr>
+        <w:jc w:val="both"/>
+        <w:rPr>
+          <w:rFonts w:ascii="Times New Roman" w:hAnsi="Times New Roman" w:cs="Times New Roman"/>
+        </w:rPr>
+      </w:pPr>
+      <w:r>
+        <w:rPr>
+          <w:rFonts w:ascii="Times New Roman" w:hAnsi="Times New Roman" w:cs="Times New Roman"/>
+        </w:rPr>
+        <w:t>În această variantă, am urmărit să creștem performanța predicției prin combinarea datelor muzicale cu factori clinici precum anxietatea, insomnia și efectele muzicii percepute de subiecți. Scopul a fost de a vedea cât de mult crește precizia algoritmului atunci când acesta are acces la tabloul medical complet al respondentului.</w:t>
+      </w:r>
+    </w:p>
+    <w:p>
+      <w:pPr>
+        <w:jc w:val="both"/>
+        <w:rPr>
+          <w:rFonts w:ascii="Times New Roman" w:hAnsi="Times New Roman" w:cs="Times New Roman"/>
+        </w:rPr>
+      </w:pPr>
+      <w:r>
+        <w:rPr>
+          <w:rFonts w:ascii="Times New Roman" w:hAnsi="Times New Roman" w:cs="Times New Roman"/>
+        </w:rPr>
+        <w:t>Pentru a asigura o bază solidă, am generat mai întâi o Matrice de Corelație Pearson. Aceasta ne-a arătat vizual legăturile dintre vârstă, BPM și afecțiunile psihice, confirmând că variabilele clinice (în special anxietatea) au o legătură liniară mult mai strânsă cu depresia decât o au genurile muzicale luate separat.</w:t>
+      </w:r>
+    </w:p>
+    <w:p>
+      <w:pPr>
+        <w:jc w:val="both"/>
+        <w:rPr>
+          <w:rFonts w:ascii="Times New Roman" w:hAnsi="Times New Roman" w:cs="Times New Roman"/>
+        </w:rPr>
+      </w:pPr>
+      <w:r>
+        <w:rPr>
+          <w:rFonts w:ascii="Times New Roman" w:hAnsi="Times New Roman" w:cs="Times New Roman"/>
+        </w:rPr>
+        <w:t>În procesul de Feature Selection, am ales să folosim:</w:t>
+      </w:r>
+    </w:p>
+    <w:p>
+      <w:pPr>
+        <w:pStyle w:val="ListParagraph"/>
+        <w:numPr>
+          <w:ilvl w:val="0"/>
+          <w:numId w:val="29"/>
+        </w:numPr>
+        <w:jc w:val="both"/>
+        <w:rPr>
+          <w:rFonts w:ascii="Times New Roman" w:hAnsi="Times New Roman" w:cs="Times New Roman"/>
+        </w:rPr>
+      </w:pPr>
+      <w:r>
+        <w:rPr>
+          <w:rFonts w:ascii="Times New Roman" w:hAnsi="Times New Roman" w:cs="Times New Roman"/>
+        </w:rPr>
+        <w:t>Factori clinici: Anxietate, Insomnie și „Music effects” (auto-evaluarea impactului muzicii).</w:t>
+      </w:r>
+    </w:p>
+    <w:p>
+      <w:pPr>
+        <w:pStyle w:val="ListParagraph"/>
+        <w:numPr>
+          <w:ilvl w:val="0"/>
+          <w:numId w:val="29"/>
+        </w:numPr>
+        <w:jc w:val="both"/>
+        <w:rPr>
+          <w:rFonts w:ascii="Times New Roman" w:hAnsi="Times New Roman" w:cs="Times New Roman"/>
+        </w:rPr>
+      </w:pPr>
+      <w:r>
+        <w:rPr>
+          <w:rFonts w:ascii="Times New Roman" w:hAnsi="Times New Roman" w:cs="Times New Roman"/>
+        </w:rPr>
+        <w:t>Date demografice: Vârsta, orele de ascultare și BPM-ul.</w:t>
+      </w:r>
+    </w:p>
+    <w:p>
+      <w:pPr>
+        <w:pStyle w:val="ListParagraph"/>
+        <w:numPr>
+          <w:ilvl w:val="0"/>
+          <w:numId w:val="29"/>
+        </w:numPr>
+        <w:jc w:val="both"/>
+        <w:rPr>
+          <w:rFonts w:ascii="Times New Roman" w:hAnsi="Times New Roman" w:cs="Times New Roman"/>
+        </w:rPr>
+      </w:pPr>
+      <w:r>
+        <w:rPr>
+          <w:rFonts w:ascii="Times New Roman" w:hAnsi="Times New Roman" w:cs="Times New Roman"/>
+        </w:rPr>
+        <w:t>Genuri muzicale de impact: Am păstrat genurile Rock, Metal și Lofi, care s-au dovedit a fi cei mai buni predictori în testele anterioare.</w:t>
+      </w:r>
+    </w:p>
+    <w:p>
+      <w:pPr>
+        <w:jc w:val="both"/>
+        <w:rPr>
+          <w:rFonts w:ascii="Times New Roman" w:hAnsi="Times New Roman" w:cs="Times New Roman"/>
+        </w:rPr>
+      </w:pPr>
+      <w:r>
+        <w:rPr>
+          <w:rFonts w:ascii="Times New Roman" w:hAnsi="Times New Roman" w:cs="Times New Roman"/>
+        </w:rPr>
+        <w:lastRenderedPageBreak/>
+        <w:t xml:space="preserve">La fel ca în prima variantă, am folosit tehnica SMOTE pentru </w:t>
+      </w:r>
+      <w:proofErr w:type="gramStart"/>
+      <w:r>
+        <w:rPr>
+          <w:rFonts w:ascii="Times New Roman" w:hAnsi="Times New Roman" w:cs="Times New Roman"/>
+        </w:rPr>
+        <w:t>a</w:t>
+      </w:r>
+      <w:proofErr w:type="gramEnd"/>
+      <w:r>
+        <w:rPr>
+          <w:rFonts w:ascii="Times New Roman" w:hAnsi="Times New Roman" w:cs="Times New Roman"/>
+        </w:rPr>
+        <w:t xml:space="preserve"> echilibra clasele de risc și algoritmul XGBoost. De data aceasta, configurația a fost setată mai agresiv</w:t>
+      </w:r>
+      <w:r>
+        <w:rPr>
+          <w:rFonts w:ascii="Times New Roman" w:hAnsi="Times New Roman" w:cs="Times New Roman"/>
+        </w:rPr>
+        <w:t xml:space="preserve">, </w:t>
+      </w:r>
+      <w:r>
+        <w:rPr>
+          <w:rFonts w:ascii="Times New Roman" w:hAnsi="Times New Roman" w:cs="Times New Roman"/>
+        </w:rPr>
+        <w:t>forțând modelul să găsească corelații între starea de sănătate și preferințele muzicale.</w:t>
+      </w:r>
+    </w:p>
+    <w:p>
+      <w:pPr>
+        <w:jc w:val="both"/>
+        <w:rPr>
+          <w:rFonts w:ascii="Times New Roman" w:hAnsi="Times New Roman" w:cs="Times New Roman"/>
+        </w:rPr>
+      </w:pPr>
+      <w:r>
+        <w:rPr>
+          <w:rFonts w:ascii="Times New Roman" w:hAnsi="Times New Roman" w:cs="Times New Roman"/>
+        </w:rPr>
+        <w:t>Modelul a atins o acuratețe de 60%. Această creștere de performanță se datorează faptului că anxietatea și insomnia sunt indicatori foarte puternici pentru depresie. Totuși, am observat că în acest model focusul se mută ușor de pe muzică pe factorii clinici. Deși este varianta cea mai precisă din punct de vedere matematic, ea servește mai degrabă ca un model medical complet, unde muzica acționează ca un factor suplimentar de confirmare.</w:t>
+      </w:r>
+    </w:p>
+    <w:p>
+      <w:pPr>
+        <w:rPr>
+          <w:b/>
+          <w:bCs/>
         </w:rPr>
       </w:pPr>
     </w:p>
@@ -1290,6 +1686,232 @@
 <file path=word/numbering.xml><?xml version="1.0" encoding="utf-8"?>
 <w:numbering xmlns:wpc="http://schemas.microsoft.com/office/word/2010/wordprocessingCanvas" xmlns:cx="http://schemas.microsoft.com/office/drawing/2014/chartex" xmlns:cx1="http://schemas.microsoft.com/office/drawing/2015/9/8/chartex" xmlns:cx2="http://schemas.microsoft.com/office/drawing/2015/10/21/chartex" xmlns:cx3="http://schemas.microsoft.com/office/drawing/2016/5/9/chartex" xmlns:cx4="http://schemas.microsoft.com/office/drawing/2016/5/10/chartex" xmlns:cx5="http://schemas.microsoft.com/office/drawing/2016/5/11/chartex" xmlns:cx6="http://schemas.microsoft.com/office/drawing/2016/5/12/chartex" xmlns:cx7="http://schemas.microsoft.com/office/drawing/2016/5/13/chartex" xmlns:cx8="http://schemas.microsoft.com/office/drawing/2016/5/14/chartex" xmlns:mc="http://schemas.openxmlformats.org/markup-compatibility/2006" xmlns:aink="http://schemas.microsoft.com/office/drawing/2016/ink" xmlns:am3d="http://schemas.microsoft.com/office/drawing/2017/model3d" xmlns:o="urn:schemas-microsoft-com:office:office" xmlns:oel="http://schemas.microsoft.com/office/2019/extlst" xmlns:r="http://schemas.openxmlformats.org/officeDocument/2006/relationships" xmlns:m="http://schemas.openxmlformats.org/officeDocument/2006/math" xmlns:v="urn:schemas-microsoft-com:vml" xmlns:wp14="http://schemas.microsoft.com/office/word/2010/wordprocessingDrawing" xmlns:wp="http://schemas.openxmlformats.org/drawingml/2006/wordprocessingDrawing" xmlns:w10="urn:schemas-microsoft-com:office:word" xmlns:w="http://schemas.openxmlformats.org/wordprocessingml/2006/main" xmlns:w14="http://schemas.microsoft.com/office/word/2010/wordml" xmlns:w15="http://schemas.microsoft.com/office/word/2012/wordml" xmlns:w16cex="http://schemas.microsoft.com/office/word/2018/wordml/cex" xmlns:w16cid="http://schemas.microsoft.com/office/word/2016/wordml/cid" xmlns:w16="http://schemas.microsoft.com/office/word/2018/wordml" xmlns:w16du="http://schemas.microsoft.com/office/word/2023/wordml/word16du" xmlns:w16sdtdh="http://schemas.microsoft.com/office/word/2020/wordml/sdtdatahash" xmlns:w16sdtfl="http://schemas.microsoft.com/office/word/2024/wordml/sdtformatlock" xmlns:w16se="http://schemas.microsoft.com/office/word/2015/wordml/symex" xmlns:wpg="http://schemas.microsoft.com/office/word/2010/wordprocessingGroup" xmlns:wpi="http://schemas.microsoft.com/office/word/2010/wordprocessingInk" xmlns:wne="http://schemas.microsoft.com/office/word/2006/wordml" xmlns:wps="http://schemas.microsoft.com/office/word/2010/wordprocessingShape" mc:Ignorable="w14 w15 w16se w16cid w16 w16cex w16sdtdh w16sdtfl w16du wp14">
   <w:abstractNum w:abstractNumId="0" w15:restartNumberingAfterBreak="0">
+    <w:nsid w:val="03F33DD9"/>
+    <w:multiLevelType w:val="hybridMultilevel"/>
+    <w:tmpl w:val="20B295BE"/>
+    <w:lvl w:ilvl="0" w:tplc="08090003">
+      <w:start w:val="1"/>
+      <w:numFmt w:val="bullet"/>
+      <w:lvlText w:val="o"/>
+      <w:lvlJc w:val="left"/>
+      <w:pPr>
+        <w:ind w:left="720" w:hanging="360"/>
+      </w:pPr>
+      <w:rPr>
+        <w:rFonts w:ascii="Courier New" w:hAnsi="Courier New" w:cs="Courier New" w:hint="default"/>
+      </w:rPr>
+    </w:lvl>
+    <w:lvl w:ilvl="1" w:tplc="08090003" w:tentative="1">
+      <w:start w:val="1"/>
+      <w:numFmt w:val="bullet"/>
+      <w:lvlText w:val="o"/>
+      <w:lvlJc w:val="left"/>
+      <w:pPr>
+        <w:ind w:left="1440" w:hanging="360"/>
+      </w:pPr>
+      <w:rPr>
+        <w:rFonts w:ascii="Courier New" w:hAnsi="Courier New" w:cs="Courier New" w:hint="default"/>
+      </w:rPr>
+    </w:lvl>
+    <w:lvl w:ilvl="2" w:tplc="08090005" w:tentative="1">
+      <w:start w:val="1"/>
+      <w:numFmt w:val="bullet"/>
+      <w:lvlText w:val=""/>
+      <w:lvlJc w:val="left"/>
+      <w:pPr>
+        <w:ind w:left="2160" w:hanging="360"/>
+      </w:pPr>
+      <w:rPr>
+        <w:rFonts w:ascii="Wingdings" w:hAnsi="Wingdings" w:hint="default"/>
+      </w:rPr>
+    </w:lvl>
+    <w:lvl w:ilvl="3" w:tplc="08090001" w:tentative="1">
+      <w:start w:val="1"/>
+      <w:numFmt w:val="bullet"/>
+      <w:lvlText w:val=""/>
+      <w:lvlJc w:val="left"/>
+      <w:pPr>
+        <w:ind w:left="2880" w:hanging="360"/>
+      </w:pPr>
+      <w:rPr>
+        <w:rFonts w:ascii="Symbol" w:hAnsi="Symbol" w:hint="default"/>
+      </w:rPr>
+    </w:lvl>
+    <w:lvl w:ilvl="4" w:tplc="08090003" w:tentative="1">
+      <w:start w:val="1"/>
+      <w:numFmt w:val="bullet"/>
+      <w:lvlText w:val="o"/>
+      <w:lvlJc w:val="left"/>
+      <w:pPr>
+        <w:ind w:left="3600" w:hanging="360"/>
+      </w:pPr>
+      <w:rPr>
+        <w:rFonts w:ascii="Courier New" w:hAnsi="Courier New" w:cs="Courier New" w:hint="default"/>
+      </w:rPr>
+    </w:lvl>
+    <w:lvl w:ilvl="5" w:tplc="08090005" w:tentative="1">
+      <w:start w:val="1"/>
+      <w:numFmt w:val="bullet"/>
+      <w:lvlText w:val=""/>
+      <w:lvlJc w:val="left"/>
+      <w:pPr>
+        <w:ind w:left="4320" w:hanging="360"/>
+      </w:pPr>
+      <w:rPr>
+        <w:rFonts w:ascii="Wingdings" w:hAnsi="Wingdings" w:hint="default"/>
+      </w:rPr>
+    </w:lvl>
+    <w:lvl w:ilvl="6" w:tplc="08090001" w:tentative="1">
+      <w:start w:val="1"/>
+      <w:numFmt w:val="bullet"/>
+      <w:lvlText w:val=""/>
+      <w:lvlJc w:val="left"/>
+      <w:pPr>
+        <w:ind w:left="5040" w:hanging="360"/>
+      </w:pPr>
+      <w:rPr>
+        <w:rFonts w:ascii="Symbol" w:hAnsi="Symbol" w:hint="default"/>
+      </w:rPr>
+    </w:lvl>
+    <w:lvl w:ilvl="7" w:tplc="08090003" w:tentative="1">
+      <w:start w:val="1"/>
+      <w:numFmt w:val="bullet"/>
+      <w:lvlText w:val="o"/>
+      <w:lvlJc w:val="left"/>
+      <w:pPr>
+        <w:ind w:left="5760" w:hanging="360"/>
+      </w:pPr>
+      <w:rPr>
+        <w:rFonts w:ascii="Courier New" w:hAnsi="Courier New" w:cs="Courier New" w:hint="default"/>
+      </w:rPr>
+    </w:lvl>
+    <w:lvl w:ilvl="8" w:tplc="08090005" w:tentative="1">
+      <w:start w:val="1"/>
+      <w:numFmt w:val="bullet"/>
+      <w:lvlText w:val=""/>
+      <w:lvlJc w:val="left"/>
+      <w:pPr>
+        <w:ind w:left="6480" w:hanging="360"/>
+      </w:pPr>
+      <w:rPr>
+        <w:rFonts w:ascii="Wingdings" w:hAnsi="Wingdings" w:hint="default"/>
+      </w:rPr>
+    </w:lvl>
+  </w:abstractNum>
+  <w:abstractNum w:abstractNumId="1" w15:restartNumberingAfterBreak="0">
+    <w:nsid w:val="04A30AB6"/>
+    <w:multiLevelType w:val="hybridMultilevel"/>
+    <w:tmpl w:val="DEAE3E84"/>
+    <w:lvl w:ilvl="0" w:tplc="08090003">
+      <w:start w:val="1"/>
+      <w:numFmt w:val="bullet"/>
+      <w:lvlText w:val="o"/>
+      <w:lvlJc w:val="left"/>
+      <w:pPr>
+        <w:ind w:left="720" w:hanging="360"/>
+      </w:pPr>
+      <w:rPr>
+        <w:rFonts w:ascii="Courier New" w:hAnsi="Courier New" w:cs="Courier New" w:hint="default"/>
+      </w:rPr>
+    </w:lvl>
+    <w:lvl w:ilvl="1" w:tplc="08090003" w:tentative="1">
+      <w:start w:val="1"/>
+      <w:numFmt w:val="bullet"/>
+      <w:lvlText w:val="o"/>
+      <w:lvlJc w:val="left"/>
+      <w:pPr>
+        <w:ind w:left="1440" w:hanging="360"/>
+      </w:pPr>
+      <w:rPr>
+        <w:rFonts w:ascii="Courier New" w:hAnsi="Courier New" w:cs="Courier New" w:hint="default"/>
+      </w:rPr>
+    </w:lvl>
+    <w:lvl w:ilvl="2" w:tplc="08090005" w:tentative="1">
+      <w:start w:val="1"/>
+      <w:numFmt w:val="bullet"/>
+      <w:lvlText w:val=""/>
+      <w:lvlJc w:val="left"/>
+      <w:pPr>
+        <w:ind w:left="2160" w:hanging="360"/>
+      </w:pPr>
+      <w:rPr>
+        <w:rFonts w:ascii="Wingdings" w:hAnsi="Wingdings" w:hint="default"/>
+      </w:rPr>
+    </w:lvl>
+    <w:lvl w:ilvl="3" w:tplc="08090001" w:tentative="1">
+      <w:start w:val="1"/>
+      <w:numFmt w:val="bullet"/>
+      <w:lvlText w:val=""/>
+      <w:lvlJc w:val="left"/>
+      <w:pPr>
+        <w:ind w:left="2880" w:hanging="360"/>
+      </w:pPr>
+      <w:rPr>
+        <w:rFonts w:ascii="Symbol" w:hAnsi="Symbol" w:hint="default"/>
+      </w:rPr>
+    </w:lvl>
+    <w:lvl w:ilvl="4" w:tplc="08090003" w:tentative="1">
+      <w:start w:val="1"/>
+      <w:numFmt w:val="bullet"/>
+      <w:lvlText w:val="o"/>
+      <w:lvlJc w:val="left"/>
+      <w:pPr>
+        <w:ind w:left="3600" w:hanging="360"/>
+      </w:pPr>
+      <w:rPr>
+        <w:rFonts w:ascii="Courier New" w:hAnsi="Courier New" w:cs="Courier New" w:hint="default"/>
+      </w:rPr>
+    </w:lvl>
+    <w:lvl w:ilvl="5" w:tplc="08090005" w:tentative="1">
+      <w:start w:val="1"/>
+      <w:numFmt w:val="bullet"/>
+      <w:lvlText w:val=""/>
+      <w:lvlJc w:val="left"/>
+      <w:pPr>
+        <w:ind w:left="4320" w:hanging="360"/>
+      </w:pPr>
+      <w:rPr>
+        <w:rFonts w:ascii="Wingdings" w:hAnsi="Wingdings" w:hint="default"/>
+      </w:rPr>
+    </w:lvl>
+    <w:lvl w:ilvl="6" w:tplc="08090001" w:tentative="1">
+      <w:start w:val="1"/>
+      <w:numFmt w:val="bullet"/>
+      <w:lvlText w:val=""/>
+      <w:lvlJc w:val="left"/>
+      <w:pPr>
+        <w:ind w:left="5040" w:hanging="360"/>
+      </w:pPr>
+      <w:rPr>
+        <w:rFonts w:ascii="Symbol" w:hAnsi="Symbol" w:hint="default"/>
+      </w:rPr>
+    </w:lvl>
+    <w:lvl w:ilvl="7" w:tplc="08090003" w:tentative="1">
+      <w:start w:val="1"/>
+      <w:numFmt w:val="bullet"/>
+      <w:lvlText w:val="o"/>
+      <w:lvlJc w:val="left"/>
+      <w:pPr>
+        <w:ind w:left="5760" w:hanging="360"/>
+      </w:pPr>
+      <w:rPr>
+        <w:rFonts w:ascii="Courier New" w:hAnsi="Courier New" w:cs="Courier New" w:hint="default"/>
+      </w:rPr>
+    </w:lvl>
+    <w:lvl w:ilvl="8" w:tplc="08090005" w:tentative="1">
+      <w:start w:val="1"/>
+      <w:numFmt w:val="bullet"/>
+      <w:lvlText w:val=""/>
+      <w:lvlJc w:val="left"/>
+      <w:pPr>
+        <w:ind w:left="6480" w:hanging="360"/>
+      </w:pPr>
+      <w:rPr>
+        <w:rFonts w:ascii="Wingdings" w:hAnsi="Wingdings" w:hint="default"/>
+      </w:rPr>
+    </w:lvl>
+  </w:abstractNum>
+  <w:abstractNum w:abstractNumId="2" w15:restartNumberingAfterBreak="0">
     <w:nsid w:val="04DE568F"/>
     <w:multiLevelType w:val="multilevel"/>
     <w:tmpl w:val="D16E1EFA"/>
@@ -1438,7 +2060,156 @@
       </w:rPr>
     </w:lvl>
   </w:abstractNum>
-  <w:abstractNum w:abstractNumId="1" w15:restartNumberingAfterBreak="0">
+  <w:abstractNum w:abstractNumId="3" w15:restartNumberingAfterBreak="0">
+    <w:nsid w:val="05A71692"/>
+    <w:multiLevelType w:val="multilevel"/>
+    <w:tmpl w:val="02AC0186"/>
+    <w:lvl w:ilvl="0">
+      <w:start w:val="1"/>
+      <w:numFmt w:val="bullet"/>
+      <w:lvlText w:val=""/>
+      <w:lvlJc w:val="left"/>
+      <w:pPr>
+        <w:tabs>
+          <w:tab w:val="num" w:pos="720"/>
+        </w:tabs>
+        <w:ind w:left="720" w:hanging="360"/>
+      </w:pPr>
+      <w:rPr>
+        <w:rFonts w:ascii="Symbol" w:hAnsi="Symbol" w:hint="default"/>
+        <w:sz w:val="20"/>
+      </w:rPr>
+    </w:lvl>
+    <w:lvl w:ilvl="1" w:tentative="1">
+      <w:start w:val="1"/>
+      <w:numFmt w:val="bullet"/>
+      <w:lvlText w:val="o"/>
+      <w:lvlJc w:val="left"/>
+      <w:pPr>
+        <w:tabs>
+          <w:tab w:val="num" w:pos="1440"/>
+        </w:tabs>
+        <w:ind w:left="1440" w:hanging="360"/>
+      </w:pPr>
+      <w:rPr>
+        <w:rFonts w:ascii="Courier New" w:hAnsi="Courier New" w:hint="default"/>
+        <w:sz w:val="20"/>
+      </w:rPr>
+    </w:lvl>
+    <w:lvl w:ilvl="2" w:tentative="1">
+      <w:start w:val="1"/>
+      <w:numFmt w:val="bullet"/>
+      <w:lvlText w:val=""/>
+      <w:lvlJc w:val="left"/>
+      <w:pPr>
+        <w:tabs>
+          <w:tab w:val="num" w:pos="2160"/>
+        </w:tabs>
+        <w:ind w:left="2160" w:hanging="360"/>
+      </w:pPr>
+      <w:rPr>
+        <w:rFonts w:ascii="Wingdings" w:hAnsi="Wingdings" w:hint="default"/>
+        <w:sz w:val="20"/>
+      </w:rPr>
+    </w:lvl>
+    <w:lvl w:ilvl="3" w:tentative="1">
+      <w:start w:val="1"/>
+      <w:numFmt w:val="bullet"/>
+      <w:lvlText w:val=""/>
+      <w:lvlJc w:val="left"/>
+      <w:pPr>
+        <w:tabs>
+          <w:tab w:val="num" w:pos="2880"/>
+        </w:tabs>
+        <w:ind w:left="2880" w:hanging="360"/>
+      </w:pPr>
+      <w:rPr>
+        <w:rFonts w:ascii="Wingdings" w:hAnsi="Wingdings" w:hint="default"/>
+        <w:sz w:val="20"/>
+      </w:rPr>
+    </w:lvl>
+    <w:lvl w:ilvl="4" w:tentative="1">
+      <w:start w:val="1"/>
+      <w:numFmt w:val="bullet"/>
+      <w:lvlText w:val=""/>
+      <w:lvlJc w:val="left"/>
+      <w:pPr>
+        <w:tabs>
+          <w:tab w:val="num" w:pos="3600"/>
+        </w:tabs>
+        <w:ind w:left="3600" w:hanging="360"/>
+      </w:pPr>
+      <w:rPr>
+        <w:rFonts w:ascii="Wingdings" w:hAnsi="Wingdings" w:hint="default"/>
+        <w:sz w:val="20"/>
+      </w:rPr>
+    </w:lvl>
+    <w:lvl w:ilvl="5" w:tentative="1">
+      <w:start w:val="1"/>
+      <w:numFmt w:val="bullet"/>
+      <w:lvlText w:val=""/>
+      <w:lvlJc w:val="left"/>
+      <w:pPr>
+        <w:tabs>
+          <w:tab w:val="num" w:pos="4320"/>
+        </w:tabs>
+        <w:ind w:left="4320" w:hanging="360"/>
+      </w:pPr>
+      <w:rPr>
+        <w:rFonts w:ascii="Wingdings" w:hAnsi="Wingdings" w:hint="default"/>
+        <w:sz w:val="20"/>
+      </w:rPr>
+    </w:lvl>
+    <w:lvl w:ilvl="6" w:tentative="1">
+      <w:start w:val="1"/>
+      <w:numFmt w:val="bullet"/>
+      <w:lvlText w:val=""/>
+      <w:lvlJc w:val="left"/>
+      <w:pPr>
+        <w:tabs>
+          <w:tab w:val="num" w:pos="5040"/>
+        </w:tabs>
+        <w:ind w:left="5040" w:hanging="360"/>
+      </w:pPr>
+      <w:rPr>
+        <w:rFonts w:ascii="Wingdings" w:hAnsi="Wingdings" w:hint="default"/>
+        <w:sz w:val="20"/>
+      </w:rPr>
+    </w:lvl>
+    <w:lvl w:ilvl="7" w:tentative="1">
+      <w:start w:val="1"/>
+      <w:numFmt w:val="bullet"/>
+      <w:lvlText w:val=""/>
+      <w:lvlJc w:val="left"/>
+      <w:pPr>
+        <w:tabs>
+          <w:tab w:val="num" w:pos="5760"/>
+        </w:tabs>
+        <w:ind w:left="5760" w:hanging="360"/>
+      </w:pPr>
+      <w:rPr>
+        <w:rFonts w:ascii="Wingdings" w:hAnsi="Wingdings" w:hint="default"/>
+        <w:sz w:val="20"/>
+      </w:rPr>
+    </w:lvl>
+    <w:lvl w:ilvl="8" w:tentative="1">
+      <w:start w:val="1"/>
+      <w:numFmt w:val="bullet"/>
+      <w:lvlText w:val=""/>
+      <w:lvlJc w:val="left"/>
+      <w:pPr>
+        <w:tabs>
+          <w:tab w:val="num" w:pos="6480"/>
+        </w:tabs>
+        <w:ind w:left="6480" w:hanging="360"/>
+      </w:pPr>
+      <w:rPr>
+        <w:rFonts w:ascii="Wingdings" w:hAnsi="Wingdings" w:hint="default"/>
+        <w:sz w:val="20"/>
+      </w:rPr>
+    </w:lvl>
+  </w:abstractNum>
+  <w:abstractNum w:abstractNumId="4" w15:restartNumberingAfterBreak="0">
     <w:nsid w:val="10856C02"/>
     <w:multiLevelType w:val="multilevel"/>
     <w:tmpl w:val="D1E6F4DE"/>
@@ -1587,7 +2358,531 @@
       </w:rPr>
     </w:lvl>
   </w:abstractNum>
-  <w:abstractNum w:abstractNumId="2" w15:restartNumberingAfterBreak="0">
+  <w:abstractNum w:abstractNumId="5" w15:restartNumberingAfterBreak="0">
+    <w:nsid w:val="165269F8"/>
+    <w:multiLevelType w:val="multilevel"/>
+    <w:tmpl w:val="606A2678"/>
+    <w:lvl w:ilvl="0">
+      <w:start w:val="1"/>
+      <w:numFmt w:val="bullet"/>
+      <w:lvlText w:val=""/>
+      <w:lvlJc w:val="left"/>
+      <w:pPr>
+        <w:tabs>
+          <w:tab w:val="num" w:pos="720"/>
+        </w:tabs>
+        <w:ind w:left="720" w:hanging="360"/>
+      </w:pPr>
+      <w:rPr>
+        <w:rFonts w:ascii="Symbol" w:hAnsi="Symbol" w:hint="default"/>
+        <w:sz w:val="20"/>
+      </w:rPr>
+    </w:lvl>
+    <w:lvl w:ilvl="1">
+      <w:start w:val="1"/>
+      <w:numFmt w:val="bullet"/>
+      <w:lvlText w:val="o"/>
+      <w:lvlJc w:val="left"/>
+      <w:pPr>
+        <w:tabs>
+          <w:tab w:val="num" w:pos="1440"/>
+        </w:tabs>
+        <w:ind w:left="1440" w:hanging="360"/>
+      </w:pPr>
+      <w:rPr>
+        <w:rFonts w:ascii="Courier New" w:hAnsi="Courier New" w:hint="default"/>
+        <w:sz w:val="20"/>
+      </w:rPr>
+    </w:lvl>
+    <w:lvl w:ilvl="2" w:tentative="1">
+      <w:start w:val="1"/>
+      <w:numFmt w:val="bullet"/>
+      <w:lvlText w:val=""/>
+      <w:lvlJc w:val="left"/>
+      <w:pPr>
+        <w:tabs>
+          <w:tab w:val="num" w:pos="2160"/>
+        </w:tabs>
+        <w:ind w:left="2160" w:hanging="360"/>
+      </w:pPr>
+      <w:rPr>
+        <w:rFonts w:ascii="Wingdings" w:hAnsi="Wingdings" w:hint="default"/>
+        <w:sz w:val="20"/>
+      </w:rPr>
+    </w:lvl>
+    <w:lvl w:ilvl="3" w:tentative="1">
+      <w:start w:val="1"/>
+      <w:numFmt w:val="bullet"/>
+      <w:lvlText w:val=""/>
+      <w:lvlJc w:val="left"/>
+      <w:pPr>
+        <w:tabs>
+          <w:tab w:val="num" w:pos="2880"/>
+        </w:tabs>
+        <w:ind w:left="2880" w:hanging="360"/>
+      </w:pPr>
+      <w:rPr>
+        <w:rFonts w:ascii="Wingdings" w:hAnsi="Wingdings" w:hint="default"/>
+        <w:sz w:val="20"/>
+      </w:rPr>
+    </w:lvl>
+    <w:lvl w:ilvl="4" w:tentative="1">
+      <w:start w:val="1"/>
+      <w:numFmt w:val="bullet"/>
+      <w:lvlText w:val=""/>
+      <w:lvlJc w:val="left"/>
+      <w:pPr>
+        <w:tabs>
+          <w:tab w:val="num" w:pos="3600"/>
+        </w:tabs>
+        <w:ind w:left="3600" w:hanging="360"/>
+      </w:pPr>
+      <w:rPr>
+        <w:rFonts w:ascii="Wingdings" w:hAnsi="Wingdings" w:hint="default"/>
+        <w:sz w:val="20"/>
+      </w:rPr>
+    </w:lvl>
+    <w:lvl w:ilvl="5" w:tentative="1">
+      <w:start w:val="1"/>
+      <w:numFmt w:val="bullet"/>
+      <w:lvlText w:val=""/>
+      <w:lvlJc w:val="left"/>
+      <w:pPr>
+        <w:tabs>
+          <w:tab w:val="num" w:pos="4320"/>
+        </w:tabs>
+        <w:ind w:left="4320" w:hanging="360"/>
+      </w:pPr>
+      <w:rPr>
+        <w:rFonts w:ascii="Wingdings" w:hAnsi="Wingdings" w:hint="default"/>
+        <w:sz w:val="20"/>
+      </w:rPr>
+    </w:lvl>
+    <w:lvl w:ilvl="6" w:tentative="1">
+      <w:start w:val="1"/>
+      <w:numFmt w:val="bullet"/>
+      <w:lvlText w:val=""/>
+      <w:lvlJc w:val="left"/>
+      <w:pPr>
+        <w:tabs>
+          <w:tab w:val="num" w:pos="5040"/>
+        </w:tabs>
+        <w:ind w:left="5040" w:hanging="360"/>
+      </w:pPr>
+      <w:rPr>
+        <w:rFonts w:ascii="Wingdings" w:hAnsi="Wingdings" w:hint="default"/>
+        <w:sz w:val="20"/>
+      </w:rPr>
+    </w:lvl>
+    <w:lvl w:ilvl="7" w:tentative="1">
+      <w:start w:val="1"/>
+      <w:numFmt w:val="bullet"/>
+      <w:lvlText w:val=""/>
+      <w:lvlJc w:val="left"/>
+      <w:pPr>
+        <w:tabs>
+          <w:tab w:val="num" w:pos="5760"/>
+        </w:tabs>
+        <w:ind w:left="5760" w:hanging="360"/>
+      </w:pPr>
+      <w:rPr>
+        <w:rFonts w:ascii="Wingdings" w:hAnsi="Wingdings" w:hint="default"/>
+        <w:sz w:val="20"/>
+      </w:rPr>
+    </w:lvl>
+    <w:lvl w:ilvl="8" w:tentative="1">
+      <w:start w:val="1"/>
+      <w:numFmt w:val="bullet"/>
+      <w:lvlText w:val=""/>
+      <w:lvlJc w:val="left"/>
+      <w:pPr>
+        <w:tabs>
+          <w:tab w:val="num" w:pos="6480"/>
+        </w:tabs>
+        <w:ind w:left="6480" w:hanging="360"/>
+      </w:pPr>
+      <w:rPr>
+        <w:rFonts w:ascii="Wingdings" w:hAnsi="Wingdings" w:hint="default"/>
+        <w:sz w:val="20"/>
+      </w:rPr>
+    </w:lvl>
+  </w:abstractNum>
+  <w:abstractNum w:abstractNumId="6" w15:restartNumberingAfterBreak="0">
+    <w:nsid w:val="1C2C7CC8"/>
+    <w:multiLevelType w:val="multilevel"/>
+    <w:tmpl w:val="94F28988"/>
+    <w:lvl w:ilvl="0">
+      <w:start w:val="1"/>
+      <w:numFmt w:val="decimal"/>
+      <w:lvlText w:val="%1."/>
+      <w:lvlJc w:val="left"/>
+      <w:pPr>
+        <w:tabs>
+          <w:tab w:val="num" w:pos="720"/>
+        </w:tabs>
+        <w:ind w:left="720" w:hanging="360"/>
+      </w:pPr>
+    </w:lvl>
+    <w:lvl w:ilvl="1" w:tentative="1">
+      <w:start w:val="1"/>
+      <w:numFmt w:val="decimal"/>
+      <w:lvlText w:val="%2."/>
+      <w:lvlJc w:val="left"/>
+      <w:pPr>
+        <w:tabs>
+          <w:tab w:val="num" w:pos="1440"/>
+        </w:tabs>
+        <w:ind w:left="1440" w:hanging="360"/>
+      </w:pPr>
+    </w:lvl>
+    <w:lvl w:ilvl="2" w:tentative="1">
+      <w:start w:val="1"/>
+      <w:numFmt w:val="decimal"/>
+      <w:lvlText w:val="%3."/>
+      <w:lvlJc w:val="left"/>
+      <w:pPr>
+        <w:tabs>
+          <w:tab w:val="num" w:pos="2160"/>
+        </w:tabs>
+        <w:ind w:left="2160" w:hanging="360"/>
+      </w:pPr>
+    </w:lvl>
+    <w:lvl w:ilvl="3" w:tentative="1">
+      <w:start w:val="1"/>
+      <w:numFmt w:val="decimal"/>
+      <w:lvlText w:val="%4."/>
+      <w:lvlJc w:val="left"/>
+      <w:pPr>
+        <w:tabs>
+          <w:tab w:val="num" w:pos="2880"/>
+        </w:tabs>
+        <w:ind w:left="2880" w:hanging="360"/>
+      </w:pPr>
+    </w:lvl>
+    <w:lvl w:ilvl="4" w:tentative="1">
+      <w:start w:val="1"/>
+      <w:numFmt w:val="decimal"/>
+      <w:lvlText w:val="%5."/>
+      <w:lvlJc w:val="left"/>
+      <w:pPr>
+        <w:tabs>
+          <w:tab w:val="num" w:pos="3600"/>
+        </w:tabs>
+        <w:ind w:left="3600" w:hanging="360"/>
+      </w:pPr>
+    </w:lvl>
+    <w:lvl w:ilvl="5" w:tentative="1">
+      <w:start w:val="1"/>
+      <w:numFmt w:val="decimal"/>
+      <w:lvlText w:val="%6."/>
+      <w:lvlJc w:val="left"/>
+      <w:pPr>
+        <w:tabs>
+          <w:tab w:val="num" w:pos="4320"/>
+        </w:tabs>
+        <w:ind w:left="4320" w:hanging="360"/>
+      </w:pPr>
+    </w:lvl>
+    <w:lvl w:ilvl="6" w:tentative="1">
+      <w:start w:val="1"/>
+      <w:numFmt w:val="decimal"/>
+      <w:lvlText w:val="%7."/>
+      <w:lvlJc w:val="left"/>
+      <w:pPr>
+        <w:tabs>
+          <w:tab w:val="num" w:pos="5040"/>
+        </w:tabs>
+        <w:ind w:left="5040" w:hanging="360"/>
+      </w:pPr>
+    </w:lvl>
+    <w:lvl w:ilvl="7" w:tentative="1">
+      <w:start w:val="1"/>
+      <w:numFmt w:val="decimal"/>
+      <w:lvlText w:val="%8."/>
+      <w:lvlJc w:val="left"/>
+      <w:pPr>
+        <w:tabs>
+          <w:tab w:val="num" w:pos="5760"/>
+        </w:tabs>
+        <w:ind w:left="5760" w:hanging="360"/>
+      </w:pPr>
+    </w:lvl>
+    <w:lvl w:ilvl="8" w:tentative="1">
+      <w:start w:val="1"/>
+      <w:numFmt w:val="decimal"/>
+      <w:lvlText w:val="%9."/>
+      <w:lvlJc w:val="left"/>
+      <w:pPr>
+        <w:tabs>
+          <w:tab w:val="num" w:pos="6480"/>
+        </w:tabs>
+        <w:ind w:left="6480" w:hanging="360"/>
+      </w:pPr>
+    </w:lvl>
+  </w:abstractNum>
+  <w:abstractNum w:abstractNumId="7" w15:restartNumberingAfterBreak="0">
+    <w:nsid w:val="22FA0C5B"/>
+    <w:multiLevelType w:val="hybridMultilevel"/>
+    <w:tmpl w:val="72BC1F36"/>
+    <w:lvl w:ilvl="0" w:tplc="08090003">
+      <w:start w:val="1"/>
+      <w:numFmt w:val="bullet"/>
+      <w:lvlText w:val="o"/>
+      <w:lvlJc w:val="left"/>
+      <w:pPr>
+        <w:ind w:left="720" w:hanging="360"/>
+      </w:pPr>
+      <w:rPr>
+        <w:rFonts w:ascii="Courier New" w:hAnsi="Courier New" w:cs="Courier New" w:hint="default"/>
+      </w:rPr>
+    </w:lvl>
+    <w:lvl w:ilvl="1" w:tplc="08090003" w:tentative="1">
+      <w:start w:val="1"/>
+      <w:numFmt w:val="bullet"/>
+      <w:lvlText w:val="o"/>
+      <w:lvlJc w:val="left"/>
+      <w:pPr>
+        <w:ind w:left="1440" w:hanging="360"/>
+      </w:pPr>
+      <w:rPr>
+        <w:rFonts w:ascii="Courier New" w:hAnsi="Courier New" w:cs="Courier New" w:hint="default"/>
+      </w:rPr>
+    </w:lvl>
+    <w:lvl w:ilvl="2" w:tplc="08090005" w:tentative="1">
+      <w:start w:val="1"/>
+      <w:numFmt w:val="bullet"/>
+      <w:lvlText w:val=""/>
+      <w:lvlJc w:val="left"/>
+      <w:pPr>
+        <w:ind w:left="2160" w:hanging="360"/>
+      </w:pPr>
+      <w:rPr>
+        <w:rFonts w:ascii="Wingdings" w:hAnsi="Wingdings" w:hint="default"/>
+      </w:rPr>
+    </w:lvl>
+    <w:lvl w:ilvl="3" w:tplc="08090001" w:tentative="1">
+      <w:start w:val="1"/>
+      <w:numFmt w:val="bullet"/>
+      <w:lvlText w:val=""/>
+      <w:lvlJc w:val="left"/>
+      <w:pPr>
+        <w:ind w:left="2880" w:hanging="360"/>
+      </w:pPr>
+      <w:rPr>
+        <w:rFonts w:ascii="Symbol" w:hAnsi="Symbol" w:hint="default"/>
+      </w:rPr>
+    </w:lvl>
+    <w:lvl w:ilvl="4" w:tplc="08090003" w:tentative="1">
+      <w:start w:val="1"/>
+      <w:numFmt w:val="bullet"/>
+      <w:lvlText w:val="o"/>
+      <w:lvlJc w:val="left"/>
+      <w:pPr>
+        <w:ind w:left="3600" w:hanging="360"/>
+      </w:pPr>
+      <w:rPr>
+        <w:rFonts w:ascii="Courier New" w:hAnsi="Courier New" w:cs="Courier New" w:hint="default"/>
+      </w:rPr>
+    </w:lvl>
+    <w:lvl w:ilvl="5" w:tplc="08090005" w:tentative="1">
+      <w:start w:val="1"/>
+      <w:numFmt w:val="bullet"/>
+      <w:lvlText w:val=""/>
+      <w:lvlJc w:val="left"/>
+      <w:pPr>
+        <w:ind w:left="4320" w:hanging="360"/>
+      </w:pPr>
+      <w:rPr>
+        <w:rFonts w:ascii="Wingdings" w:hAnsi="Wingdings" w:hint="default"/>
+      </w:rPr>
+    </w:lvl>
+    <w:lvl w:ilvl="6" w:tplc="08090001" w:tentative="1">
+      <w:start w:val="1"/>
+      <w:numFmt w:val="bullet"/>
+      <w:lvlText w:val=""/>
+      <w:lvlJc w:val="left"/>
+      <w:pPr>
+        <w:ind w:left="5040" w:hanging="360"/>
+      </w:pPr>
+      <w:rPr>
+        <w:rFonts w:ascii="Symbol" w:hAnsi="Symbol" w:hint="default"/>
+      </w:rPr>
+    </w:lvl>
+    <w:lvl w:ilvl="7" w:tplc="08090003" w:tentative="1">
+      <w:start w:val="1"/>
+      <w:numFmt w:val="bullet"/>
+      <w:lvlText w:val="o"/>
+      <w:lvlJc w:val="left"/>
+      <w:pPr>
+        <w:ind w:left="5760" w:hanging="360"/>
+      </w:pPr>
+      <w:rPr>
+        <w:rFonts w:ascii="Courier New" w:hAnsi="Courier New" w:cs="Courier New" w:hint="default"/>
+      </w:rPr>
+    </w:lvl>
+    <w:lvl w:ilvl="8" w:tplc="08090005" w:tentative="1">
+      <w:start w:val="1"/>
+      <w:numFmt w:val="bullet"/>
+      <w:lvlText w:val=""/>
+      <w:lvlJc w:val="left"/>
+      <w:pPr>
+        <w:ind w:left="6480" w:hanging="360"/>
+      </w:pPr>
+      <w:rPr>
+        <w:rFonts w:ascii="Wingdings" w:hAnsi="Wingdings" w:hint="default"/>
+      </w:rPr>
+    </w:lvl>
+  </w:abstractNum>
+  <w:abstractNum w:abstractNumId="8" w15:restartNumberingAfterBreak="0">
+    <w:nsid w:val="25502C91"/>
+    <w:multiLevelType w:val="multilevel"/>
+    <w:tmpl w:val="606A2678"/>
+    <w:lvl w:ilvl="0">
+      <w:start w:val="1"/>
+      <w:numFmt w:val="bullet"/>
+      <w:lvlText w:val=""/>
+      <w:lvlJc w:val="left"/>
+      <w:pPr>
+        <w:tabs>
+          <w:tab w:val="num" w:pos="720"/>
+        </w:tabs>
+        <w:ind w:left="720" w:hanging="360"/>
+      </w:pPr>
+      <w:rPr>
+        <w:rFonts w:ascii="Symbol" w:hAnsi="Symbol" w:hint="default"/>
+        <w:sz w:val="20"/>
+      </w:rPr>
+    </w:lvl>
+    <w:lvl w:ilvl="1" w:tentative="1">
+      <w:start w:val="1"/>
+      <w:numFmt w:val="bullet"/>
+      <w:lvlText w:val="o"/>
+      <w:lvlJc w:val="left"/>
+      <w:pPr>
+        <w:tabs>
+          <w:tab w:val="num" w:pos="1440"/>
+        </w:tabs>
+        <w:ind w:left="1440" w:hanging="360"/>
+      </w:pPr>
+      <w:rPr>
+        <w:rFonts w:ascii="Courier New" w:hAnsi="Courier New" w:hint="default"/>
+        <w:sz w:val="20"/>
+      </w:rPr>
+    </w:lvl>
+    <w:lvl w:ilvl="2" w:tentative="1">
+      <w:start w:val="1"/>
+      <w:numFmt w:val="bullet"/>
+      <w:lvlText w:val=""/>
+      <w:lvlJc w:val="left"/>
+      <w:pPr>
+        <w:tabs>
+          <w:tab w:val="num" w:pos="2160"/>
+        </w:tabs>
+        <w:ind w:left="2160" w:hanging="360"/>
+      </w:pPr>
+      <w:rPr>
+        <w:rFonts w:ascii="Wingdings" w:hAnsi="Wingdings" w:hint="default"/>
+        <w:sz w:val="20"/>
+      </w:rPr>
+    </w:lvl>
+    <w:lvl w:ilvl="3" w:tentative="1">
+      <w:start w:val="1"/>
+      <w:numFmt w:val="bullet"/>
+      <w:lvlText w:val=""/>
+      <w:lvlJc w:val="left"/>
+      <w:pPr>
+        <w:tabs>
+          <w:tab w:val="num" w:pos="2880"/>
+        </w:tabs>
+        <w:ind w:left="2880" w:hanging="360"/>
+      </w:pPr>
+      <w:rPr>
+        <w:rFonts w:ascii="Wingdings" w:hAnsi="Wingdings" w:hint="default"/>
+        <w:sz w:val="20"/>
+      </w:rPr>
+    </w:lvl>
+    <w:lvl w:ilvl="4" w:tentative="1">
+      <w:start w:val="1"/>
+      <w:numFmt w:val="bullet"/>
+      <w:lvlText w:val=""/>
+      <w:lvlJc w:val="left"/>
+      <w:pPr>
+        <w:tabs>
+          <w:tab w:val="num" w:pos="3600"/>
+        </w:tabs>
+        <w:ind w:left="3600" w:hanging="360"/>
+      </w:pPr>
+      <w:rPr>
+        <w:rFonts w:ascii="Wingdings" w:hAnsi="Wingdings" w:hint="default"/>
+        <w:sz w:val="20"/>
+      </w:rPr>
+    </w:lvl>
+    <w:lvl w:ilvl="5" w:tentative="1">
+      <w:start w:val="1"/>
+      <w:numFmt w:val="bullet"/>
+      <w:lvlText w:val=""/>
+      <w:lvlJc w:val="left"/>
+      <w:pPr>
+        <w:tabs>
+          <w:tab w:val="num" w:pos="4320"/>
+        </w:tabs>
+        <w:ind w:left="4320" w:hanging="360"/>
+      </w:pPr>
+      <w:rPr>
+        <w:rFonts w:ascii="Wingdings" w:hAnsi="Wingdings" w:hint="default"/>
+        <w:sz w:val="20"/>
+      </w:rPr>
+    </w:lvl>
+    <w:lvl w:ilvl="6" w:tentative="1">
+      <w:start w:val="1"/>
+      <w:numFmt w:val="bullet"/>
+      <w:lvlText w:val=""/>
+      <w:lvlJc w:val="left"/>
+      <w:pPr>
+        <w:tabs>
+          <w:tab w:val="num" w:pos="5040"/>
+        </w:tabs>
+        <w:ind w:left="5040" w:hanging="360"/>
+      </w:pPr>
+      <w:rPr>
+        <w:rFonts w:ascii="Wingdings" w:hAnsi="Wingdings" w:hint="default"/>
+        <w:sz w:val="20"/>
+      </w:rPr>
+    </w:lvl>
+    <w:lvl w:ilvl="7" w:tentative="1">
+      <w:start w:val="1"/>
+      <w:numFmt w:val="bullet"/>
+      <w:lvlText w:val=""/>
+      <w:lvlJc w:val="left"/>
+      <w:pPr>
+        <w:tabs>
+          <w:tab w:val="num" w:pos="5760"/>
+        </w:tabs>
+        <w:ind w:left="5760" w:hanging="360"/>
+      </w:pPr>
+      <w:rPr>
+        <w:rFonts w:ascii="Wingdings" w:hAnsi="Wingdings" w:hint="default"/>
+        <w:sz w:val="20"/>
+      </w:rPr>
+    </w:lvl>
+    <w:lvl w:ilvl="8" w:tentative="1">
+      <w:start w:val="1"/>
+      <w:numFmt w:val="bullet"/>
+      <w:lvlText w:val=""/>
+      <w:lvlJc w:val="left"/>
+      <w:pPr>
+        <w:tabs>
+          <w:tab w:val="num" w:pos="6480"/>
+        </w:tabs>
+        <w:ind w:left="6480" w:hanging="360"/>
+      </w:pPr>
+      <w:rPr>
+        <w:rFonts w:ascii="Wingdings" w:hAnsi="Wingdings" w:hint="default"/>
+        <w:sz w:val="20"/>
+      </w:rPr>
+    </w:lvl>
+  </w:abstractNum>
+  <w:abstractNum w:abstractNumId="9" w15:restartNumberingAfterBreak="0">
     <w:nsid w:val="2AB2305A"/>
     <w:multiLevelType w:val="multilevel"/>
     <w:tmpl w:val="606A2678"/>
@@ -1736,7 +3031,567 @@
       </w:rPr>
     </w:lvl>
   </w:abstractNum>
-  <w:abstractNum w:abstractNumId="3" w15:restartNumberingAfterBreak="0">
+  <w:abstractNum w:abstractNumId="10" w15:restartNumberingAfterBreak="0">
+    <w:nsid w:val="2E505F23"/>
+    <w:multiLevelType w:val="multilevel"/>
+    <w:tmpl w:val="007AA51A"/>
+    <w:lvl w:ilvl="0">
+      <w:start w:val="1"/>
+      <w:numFmt w:val="bullet"/>
+      <w:lvlText w:val=""/>
+      <w:lvlJc w:val="left"/>
+      <w:pPr>
+        <w:tabs>
+          <w:tab w:val="num" w:pos="720"/>
+        </w:tabs>
+        <w:ind w:left="720" w:hanging="360"/>
+      </w:pPr>
+      <w:rPr>
+        <w:rFonts w:ascii="Symbol" w:hAnsi="Symbol" w:hint="default"/>
+        <w:sz w:val="20"/>
+      </w:rPr>
+    </w:lvl>
+    <w:lvl w:ilvl="1" w:tentative="1">
+      <w:start w:val="1"/>
+      <w:numFmt w:val="bullet"/>
+      <w:lvlText w:val="o"/>
+      <w:lvlJc w:val="left"/>
+      <w:pPr>
+        <w:tabs>
+          <w:tab w:val="num" w:pos="1440"/>
+        </w:tabs>
+        <w:ind w:left="1440" w:hanging="360"/>
+      </w:pPr>
+      <w:rPr>
+        <w:rFonts w:ascii="Courier New" w:hAnsi="Courier New" w:hint="default"/>
+        <w:sz w:val="20"/>
+      </w:rPr>
+    </w:lvl>
+    <w:lvl w:ilvl="2" w:tentative="1">
+      <w:start w:val="1"/>
+      <w:numFmt w:val="bullet"/>
+      <w:lvlText w:val=""/>
+      <w:lvlJc w:val="left"/>
+      <w:pPr>
+        <w:tabs>
+          <w:tab w:val="num" w:pos="2160"/>
+        </w:tabs>
+        <w:ind w:left="2160" w:hanging="360"/>
+      </w:pPr>
+      <w:rPr>
+        <w:rFonts w:ascii="Wingdings" w:hAnsi="Wingdings" w:hint="default"/>
+        <w:sz w:val="20"/>
+      </w:rPr>
+    </w:lvl>
+    <w:lvl w:ilvl="3" w:tentative="1">
+      <w:start w:val="1"/>
+      <w:numFmt w:val="bullet"/>
+      <w:lvlText w:val=""/>
+      <w:lvlJc w:val="left"/>
+      <w:pPr>
+        <w:tabs>
+          <w:tab w:val="num" w:pos="2880"/>
+        </w:tabs>
+        <w:ind w:left="2880" w:hanging="360"/>
+      </w:pPr>
+      <w:rPr>
+        <w:rFonts w:ascii="Wingdings" w:hAnsi="Wingdings" w:hint="default"/>
+        <w:sz w:val="20"/>
+      </w:rPr>
+    </w:lvl>
+    <w:lvl w:ilvl="4" w:tentative="1">
+      <w:start w:val="1"/>
+      <w:numFmt w:val="bullet"/>
+      <w:lvlText w:val=""/>
+      <w:lvlJc w:val="left"/>
+      <w:pPr>
+        <w:tabs>
+          <w:tab w:val="num" w:pos="3600"/>
+        </w:tabs>
+        <w:ind w:left="3600" w:hanging="360"/>
+      </w:pPr>
+      <w:rPr>
+        <w:rFonts w:ascii="Wingdings" w:hAnsi="Wingdings" w:hint="default"/>
+        <w:sz w:val="20"/>
+      </w:rPr>
+    </w:lvl>
+    <w:lvl w:ilvl="5" w:tentative="1">
+      <w:start w:val="1"/>
+      <w:numFmt w:val="bullet"/>
+      <w:lvlText w:val=""/>
+      <w:lvlJc w:val="left"/>
+      <w:pPr>
+        <w:tabs>
+          <w:tab w:val="num" w:pos="4320"/>
+        </w:tabs>
+        <w:ind w:left="4320" w:hanging="360"/>
+      </w:pPr>
+      <w:rPr>
+        <w:rFonts w:ascii="Wingdings" w:hAnsi="Wingdings" w:hint="default"/>
+        <w:sz w:val="20"/>
+      </w:rPr>
+    </w:lvl>
+    <w:lvl w:ilvl="6" w:tentative="1">
+      <w:start w:val="1"/>
+      <w:numFmt w:val="bullet"/>
+      <w:lvlText w:val=""/>
+      <w:lvlJc w:val="left"/>
+      <w:pPr>
+        <w:tabs>
+          <w:tab w:val="num" w:pos="5040"/>
+        </w:tabs>
+        <w:ind w:left="5040" w:hanging="360"/>
+      </w:pPr>
+      <w:rPr>
+        <w:rFonts w:ascii="Wingdings" w:hAnsi="Wingdings" w:hint="default"/>
+        <w:sz w:val="20"/>
+      </w:rPr>
+    </w:lvl>
+    <w:lvl w:ilvl="7" w:tentative="1">
+      <w:start w:val="1"/>
+      <w:numFmt w:val="bullet"/>
+      <w:lvlText w:val=""/>
+      <w:lvlJc w:val="left"/>
+      <w:pPr>
+        <w:tabs>
+          <w:tab w:val="num" w:pos="5760"/>
+        </w:tabs>
+        <w:ind w:left="5760" w:hanging="360"/>
+      </w:pPr>
+      <w:rPr>
+        <w:rFonts w:ascii="Wingdings" w:hAnsi="Wingdings" w:hint="default"/>
+        <w:sz w:val="20"/>
+      </w:rPr>
+    </w:lvl>
+    <w:lvl w:ilvl="8" w:tentative="1">
+      <w:start w:val="1"/>
+      <w:numFmt w:val="bullet"/>
+      <w:lvlText w:val=""/>
+      <w:lvlJc w:val="left"/>
+      <w:pPr>
+        <w:tabs>
+          <w:tab w:val="num" w:pos="6480"/>
+        </w:tabs>
+        <w:ind w:left="6480" w:hanging="360"/>
+      </w:pPr>
+      <w:rPr>
+        <w:rFonts w:ascii="Wingdings" w:hAnsi="Wingdings" w:hint="default"/>
+        <w:sz w:val="20"/>
+      </w:rPr>
+    </w:lvl>
+  </w:abstractNum>
+  <w:abstractNum w:abstractNumId="11" w15:restartNumberingAfterBreak="0">
+    <w:nsid w:val="31BA5CBD"/>
+    <w:multiLevelType w:val="multilevel"/>
+    <w:tmpl w:val="606A2678"/>
+    <w:lvl w:ilvl="0">
+      <w:start w:val="1"/>
+      <w:numFmt w:val="bullet"/>
+      <w:lvlText w:val=""/>
+      <w:lvlJc w:val="left"/>
+      <w:pPr>
+        <w:tabs>
+          <w:tab w:val="num" w:pos="720"/>
+        </w:tabs>
+        <w:ind w:left="720" w:hanging="360"/>
+      </w:pPr>
+      <w:rPr>
+        <w:rFonts w:ascii="Symbol" w:hAnsi="Symbol" w:hint="default"/>
+        <w:sz w:val="20"/>
+      </w:rPr>
+    </w:lvl>
+    <w:lvl w:ilvl="1">
+      <w:start w:val="1"/>
+      <w:numFmt w:val="bullet"/>
+      <w:lvlText w:val="o"/>
+      <w:lvlJc w:val="left"/>
+      <w:pPr>
+        <w:tabs>
+          <w:tab w:val="num" w:pos="1440"/>
+        </w:tabs>
+        <w:ind w:left="1440" w:hanging="360"/>
+      </w:pPr>
+      <w:rPr>
+        <w:rFonts w:ascii="Courier New" w:hAnsi="Courier New" w:hint="default"/>
+        <w:sz w:val="20"/>
+      </w:rPr>
+    </w:lvl>
+    <w:lvl w:ilvl="2" w:tentative="1">
+      <w:start w:val="1"/>
+      <w:numFmt w:val="bullet"/>
+      <w:lvlText w:val=""/>
+      <w:lvlJc w:val="left"/>
+      <w:pPr>
+        <w:tabs>
+          <w:tab w:val="num" w:pos="2160"/>
+        </w:tabs>
+        <w:ind w:left="2160" w:hanging="360"/>
+      </w:pPr>
+      <w:rPr>
+        <w:rFonts w:ascii="Wingdings" w:hAnsi="Wingdings" w:hint="default"/>
+        <w:sz w:val="20"/>
+      </w:rPr>
+    </w:lvl>
+    <w:lvl w:ilvl="3" w:tentative="1">
+      <w:start w:val="1"/>
+      <w:numFmt w:val="bullet"/>
+      <w:lvlText w:val=""/>
+      <w:lvlJc w:val="left"/>
+      <w:pPr>
+        <w:tabs>
+          <w:tab w:val="num" w:pos="2880"/>
+        </w:tabs>
+        <w:ind w:left="2880" w:hanging="360"/>
+      </w:pPr>
+      <w:rPr>
+        <w:rFonts w:ascii="Wingdings" w:hAnsi="Wingdings" w:hint="default"/>
+        <w:sz w:val="20"/>
+      </w:rPr>
+    </w:lvl>
+    <w:lvl w:ilvl="4" w:tentative="1">
+      <w:start w:val="1"/>
+      <w:numFmt w:val="bullet"/>
+      <w:lvlText w:val=""/>
+      <w:lvlJc w:val="left"/>
+      <w:pPr>
+        <w:tabs>
+          <w:tab w:val="num" w:pos="3600"/>
+        </w:tabs>
+        <w:ind w:left="3600" w:hanging="360"/>
+      </w:pPr>
+      <w:rPr>
+        <w:rFonts w:ascii="Wingdings" w:hAnsi="Wingdings" w:hint="default"/>
+        <w:sz w:val="20"/>
+      </w:rPr>
+    </w:lvl>
+    <w:lvl w:ilvl="5" w:tentative="1">
+      <w:start w:val="1"/>
+      <w:numFmt w:val="bullet"/>
+      <w:lvlText w:val=""/>
+      <w:lvlJc w:val="left"/>
+      <w:pPr>
+        <w:tabs>
+          <w:tab w:val="num" w:pos="4320"/>
+        </w:tabs>
+        <w:ind w:left="4320" w:hanging="360"/>
+      </w:pPr>
+      <w:rPr>
+        <w:rFonts w:ascii="Wingdings" w:hAnsi="Wingdings" w:hint="default"/>
+        <w:sz w:val="20"/>
+      </w:rPr>
+    </w:lvl>
+    <w:lvl w:ilvl="6" w:tentative="1">
+      <w:start w:val="1"/>
+      <w:numFmt w:val="bullet"/>
+      <w:lvlText w:val=""/>
+      <w:lvlJc w:val="left"/>
+      <w:pPr>
+        <w:tabs>
+          <w:tab w:val="num" w:pos="5040"/>
+        </w:tabs>
+        <w:ind w:left="5040" w:hanging="360"/>
+      </w:pPr>
+      <w:rPr>
+        <w:rFonts w:ascii="Wingdings" w:hAnsi="Wingdings" w:hint="default"/>
+        <w:sz w:val="20"/>
+      </w:rPr>
+    </w:lvl>
+    <w:lvl w:ilvl="7" w:tentative="1">
+      <w:start w:val="1"/>
+      <w:numFmt w:val="bullet"/>
+      <w:lvlText w:val=""/>
+      <w:lvlJc w:val="left"/>
+      <w:pPr>
+        <w:tabs>
+          <w:tab w:val="num" w:pos="5760"/>
+        </w:tabs>
+        <w:ind w:left="5760" w:hanging="360"/>
+      </w:pPr>
+      <w:rPr>
+        <w:rFonts w:ascii="Wingdings" w:hAnsi="Wingdings" w:hint="default"/>
+        <w:sz w:val="20"/>
+      </w:rPr>
+    </w:lvl>
+    <w:lvl w:ilvl="8" w:tentative="1">
+      <w:start w:val="1"/>
+      <w:numFmt w:val="bullet"/>
+      <w:lvlText w:val=""/>
+      <w:lvlJc w:val="left"/>
+      <w:pPr>
+        <w:tabs>
+          <w:tab w:val="num" w:pos="6480"/>
+        </w:tabs>
+        <w:ind w:left="6480" w:hanging="360"/>
+      </w:pPr>
+      <w:rPr>
+        <w:rFonts w:ascii="Wingdings" w:hAnsi="Wingdings" w:hint="default"/>
+        <w:sz w:val="20"/>
+      </w:rPr>
+    </w:lvl>
+  </w:abstractNum>
+  <w:abstractNum w:abstractNumId="12" w15:restartNumberingAfterBreak="0">
+    <w:nsid w:val="33184D1E"/>
+    <w:multiLevelType w:val="hybridMultilevel"/>
+    <w:tmpl w:val="91FE5794"/>
+    <w:lvl w:ilvl="0" w:tplc="08090003">
+      <w:start w:val="1"/>
+      <w:numFmt w:val="bullet"/>
+      <w:lvlText w:val="o"/>
+      <w:lvlJc w:val="left"/>
+      <w:pPr>
+        <w:ind w:left="720" w:hanging="360"/>
+      </w:pPr>
+      <w:rPr>
+        <w:rFonts w:ascii="Courier New" w:hAnsi="Courier New" w:cs="Courier New" w:hint="default"/>
+      </w:rPr>
+    </w:lvl>
+    <w:lvl w:ilvl="1" w:tplc="08090003" w:tentative="1">
+      <w:start w:val="1"/>
+      <w:numFmt w:val="bullet"/>
+      <w:lvlText w:val="o"/>
+      <w:lvlJc w:val="left"/>
+      <w:pPr>
+        <w:ind w:left="1440" w:hanging="360"/>
+      </w:pPr>
+      <w:rPr>
+        <w:rFonts w:ascii="Courier New" w:hAnsi="Courier New" w:cs="Courier New" w:hint="default"/>
+      </w:rPr>
+    </w:lvl>
+    <w:lvl w:ilvl="2" w:tplc="08090005" w:tentative="1">
+      <w:start w:val="1"/>
+      <w:numFmt w:val="bullet"/>
+      <w:lvlText w:val=""/>
+      <w:lvlJc w:val="left"/>
+      <w:pPr>
+        <w:ind w:left="2160" w:hanging="360"/>
+      </w:pPr>
+      <w:rPr>
+        <w:rFonts w:ascii="Wingdings" w:hAnsi="Wingdings" w:hint="default"/>
+      </w:rPr>
+    </w:lvl>
+    <w:lvl w:ilvl="3" w:tplc="08090001" w:tentative="1">
+      <w:start w:val="1"/>
+      <w:numFmt w:val="bullet"/>
+      <w:lvlText w:val=""/>
+      <w:lvlJc w:val="left"/>
+      <w:pPr>
+        <w:ind w:left="2880" w:hanging="360"/>
+      </w:pPr>
+      <w:rPr>
+        <w:rFonts w:ascii="Symbol" w:hAnsi="Symbol" w:hint="default"/>
+      </w:rPr>
+    </w:lvl>
+    <w:lvl w:ilvl="4" w:tplc="08090003" w:tentative="1">
+      <w:start w:val="1"/>
+      <w:numFmt w:val="bullet"/>
+      <w:lvlText w:val="o"/>
+      <w:lvlJc w:val="left"/>
+      <w:pPr>
+        <w:ind w:left="3600" w:hanging="360"/>
+      </w:pPr>
+      <w:rPr>
+        <w:rFonts w:ascii="Courier New" w:hAnsi="Courier New" w:cs="Courier New" w:hint="default"/>
+      </w:rPr>
+    </w:lvl>
+    <w:lvl w:ilvl="5" w:tplc="08090005" w:tentative="1">
+      <w:start w:val="1"/>
+      <w:numFmt w:val="bullet"/>
+      <w:lvlText w:val=""/>
+      <w:lvlJc w:val="left"/>
+      <w:pPr>
+        <w:ind w:left="4320" w:hanging="360"/>
+      </w:pPr>
+      <w:rPr>
+        <w:rFonts w:ascii="Wingdings" w:hAnsi="Wingdings" w:hint="default"/>
+      </w:rPr>
+    </w:lvl>
+    <w:lvl w:ilvl="6" w:tplc="08090001" w:tentative="1">
+      <w:start w:val="1"/>
+      <w:numFmt w:val="bullet"/>
+      <w:lvlText w:val=""/>
+      <w:lvlJc w:val="left"/>
+      <w:pPr>
+        <w:ind w:left="5040" w:hanging="360"/>
+      </w:pPr>
+      <w:rPr>
+        <w:rFonts w:ascii="Symbol" w:hAnsi="Symbol" w:hint="default"/>
+      </w:rPr>
+    </w:lvl>
+    <w:lvl w:ilvl="7" w:tplc="08090003" w:tentative="1">
+      <w:start w:val="1"/>
+      <w:numFmt w:val="bullet"/>
+      <w:lvlText w:val="o"/>
+      <w:lvlJc w:val="left"/>
+      <w:pPr>
+        <w:ind w:left="5760" w:hanging="360"/>
+      </w:pPr>
+      <w:rPr>
+        <w:rFonts w:ascii="Courier New" w:hAnsi="Courier New" w:cs="Courier New" w:hint="default"/>
+      </w:rPr>
+    </w:lvl>
+    <w:lvl w:ilvl="8" w:tplc="08090005" w:tentative="1">
+      <w:start w:val="1"/>
+      <w:numFmt w:val="bullet"/>
+      <w:lvlText w:val=""/>
+      <w:lvlJc w:val="left"/>
+      <w:pPr>
+        <w:ind w:left="6480" w:hanging="360"/>
+      </w:pPr>
+      <w:rPr>
+        <w:rFonts w:ascii="Wingdings" w:hAnsi="Wingdings" w:hint="default"/>
+      </w:rPr>
+    </w:lvl>
+  </w:abstractNum>
+  <w:abstractNum w:abstractNumId="13" w15:restartNumberingAfterBreak="0">
+    <w:nsid w:val="36604712"/>
+    <w:multiLevelType w:val="multilevel"/>
+    <w:tmpl w:val="67B288B2"/>
+    <w:lvl w:ilvl="0">
+      <w:start w:val="1"/>
+      <w:numFmt w:val="bullet"/>
+      <w:lvlText w:val=""/>
+      <w:lvlJc w:val="left"/>
+      <w:pPr>
+        <w:tabs>
+          <w:tab w:val="num" w:pos="720"/>
+        </w:tabs>
+        <w:ind w:left="720" w:hanging="360"/>
+      </w:pPr>
+      <w:rPr>
+        <w:rFonts w:ascii="Symbol" w:hAnsi="Symbol" w:hint="default"/>
+        <w:sz w:val="20"/>
+      </w:rPr>
+    </w:lvl>
+    <w:lvl w:ilvl="1" w:tentative="1">
+      <w:start w:val="1"/>
+      <w:numFmt w:val="bullet"/>
+      <w:lvlText w:val="o"/>
+      <w:lvlJc w:val="left"/>
+      <w:pPr>
+        <w:tabs>
+          <w:tab w:val="num" w:pos="1440"/>
+        </w:tabs>
+        <w:ind w:left="1440" w:hanging="360"/>
+      </w:pPr>
+      <w:rPr>
+        <w:rFonts w:ascii="Courier New" w:hAnsi="Courier New" w:hint="default"/>
+        <w:sz w:val="20"/>
+      </w:rPr>
+    </w:lvl>
+    <w:lvl w:ilvl="2" w:tentative="1">
+      <w:start w:val="1"/>
+      <w:numFmt w:val="bullet"/>
+      <w:lvlText w:val=""/>
+      <w:lvlJc w:val="left"/>
+      <w:pPr>
+        <w:tabs>
+          <w:tab w:val="num" w:pos="2160"/>
+        </w:tabs>
+        <w:ind w:left="2160" w:hanging="360"/>
+      </w:pPr>
+      <w:rPr>
+        <w:rFonts w:ascii="Wingdings" w:hAnsi="Wingdings" w:hint="default"/>
+        <w:sz w:val="20"/>
+      </w:rPr>
+    </w:lvl>
+    <w:lvl w:ilvl="3" w:tentative="1">
+      <w:start w:val="1"/>
+      <w:numFmt w:val="bullet"/>
+      <w:lvlText w:val=""/>
+      <w:lvlJc w:val="left"/>
+      <w:pPr>
+        <w:tabs>
+          <w:tab w:val="num" w:pos="2880"/>
+        </w:tabs>
+        <w:ind w:left="2880" w:hanging="360"/>
+      </w:pPr>
+      <w:rPr>
+        <w:rFonts w:ascii="Wingdings" w:hAnsi="Wingdings" w:hint="default"/>
+        <w:sz w:val="20"/>
+      </w:rPr>
+    </w:lvl>
+    <w:lvl w:ilvl="4" w:tentative="1">
+      <w:start w:val="1"/>
+      <w:numFmt w:val="bullet"/>
+      <w:lvlText w:val=""/>
+      <w:lvlJc w:val="left"/>
+      <w:pPr>
+        <w:tabs>
+          <w:tab w:val="num" w:pos="3600"/>
+        </w:tabs>
+        <w:ind w:left="3600" w:hanging="360"/>
+      </w:pPr>
+      <w:rPr>
+        <w:rFonts w:ascii="Wingdings" w:hAnsi="Wingdings" w:hint="default"/>
+        <w:sz w:val="20"/>
+      </w:rPr>
+    </w:lvl>
+    <w:lvl w:ilvl="5" w:tentative="1">
+      <w:start w:val="1"/>
+      <w:numFmt w:val="bullet"/>
+      <w:lvlText w:val=""/>
+      <w:lvlJc w:val="left"/>
+      <w:pPr>
+        <w:tabs>
+          <w:tab w:val="num" w:pos="4320"/>
+        </w:tabs>
+        <w:ind w:left="4320" w:hanging="360"/>
+      </w:pPr>
+      <w:rPr>
+        <w:rFonts w:ascii="Wingdings" w:hAnsi="Wingdings" w:hint="default"/>
+        <w:sz w:val="20"/>
+      </w:rPr>
+    </w:lvl>
+    <w:lvl w:ilvl="6" w:tentative="1">
+      <w:start w:val="1"/>
+      <w:numFmt w:val="bullet"/>
+      <w:lvlText w:val=""/>
+      <w:lvlJc w:val="left"/>
+      <w:pPr>
+        <w:tabs>
+          <w:tab w:val="num" w:pos="5040"/>
+        </w:tabs>
+        <w:ind w:left="5040" w:hanging="360"/>
+      </w:pPr>
+      <w:rPr>
+        <w:rFonts w:ascii="Wingdings" w:hAnsi="Wingdings" w:hint="default"/>
+        <w:sz w:val="20"/>
+      </w:rPr>
+    </w:lvl>
+    <w:lvl w:ilvl="7" w:tentative="1">
+      <w:start w:val="1"/>
+      <w:numFmt w:val="bullet"/>
+      <w:lvlText w:val=""/>
+      <w:lvlJc w:val="left"/>
+      <w:pPr>
+        <w:tabs>
+          <w:tab w:val="num" w:pos="5760"/>
+        </w:tabs>
+        <w:ind w:left="5760" w:hanging="360"/>
+      </w:pPr>
+      <w:rPr>
+        <w:rFonts w:ascii="Wingdings" w:hAnsi="Wingdings" w:hint="default"/>
+        <w:sz w:val="20"/>
+      </w:rPr>
+    </w:lvl>
+    <w:lvl w:ilvl="8" w:tentative="1">
+      <w:start w:val="1"/>
+      <w:numFmt w:val="bullet"/>
+      <w:lvlText w:val=""/>
+      <w:lvlJc w:val="left"/>
+      <w:pPr>
+        <w:tabs>
+          <w:tab w:val="num" w:pos="6480"/>
+        </w:tabs>
+        <w:ind w:left="6480" w:hanging="360"/>
+      </w:pPr>
+      <w:rPr>
+        <w:rFonts w:ascii="Wingdings" w:hAnsi="Wingdings" w:hint="default"/>
+        <w:sz w:val="20"/>
+      </w:rPr>
+    </w:lvl>
+  </w:abstractNum>
+  <w:abstractNum w:abstractNumId="14" w15:restartNumberingAfterBreak="0">
     <w:nsid w:val="36CC6E17"/>
     <w:multiLevelType w:val="multilevel"/>
     <w:tmpl w:val="7844487E"/>
@@ -1885,7 +3740,7 @@
       </w:rPr>
     </w:lvl>
   </w:abstractNum>
-  <w:abstractNum w:abstractNumId="4" w15:restartNumberingAfterBreak="0">
+  <w:abstractNum w:abstractNumId="15" w15:restartNumberingAfterBreak="0">
     <w:nsid w:val="381D6E48"/>
     <w:multiLevelType w:val="multilevel"/>
     <w:tmpl w:val="33D6253A"/>
@@ -2034,7 +3889,7 @@
       </w:rPr>
     </w:lvl>
   </w:abstractNum>
-  <w:abstractNum w:abstractNumId="5" w15:restartNumberingAfterBreak="0">
+  <w:abstractNum w:abstractNumId="16" w15:restartNumberingAfterBreak="0">
     <w:nsid w:val="4A0C6DC5"/>
     <w:multiLevelType w:val="multilevel"/>
     <w:tmpl w:val="F39AFD44"/>
@@ -2183,7 +4038,1281 @@
       </w:rPr>
     </w:lvl>
   </w:abstractNum>
-  <w:abstractNum w:abstractNumId="6" w15:restartNumberingAfterBreak="0">
+  <w:abstractNum w:abstractNumId="17" w15:restartNumberingAfterBreak="0">
+    <w:nsid w:val="4B703AF0"/>
+    <w:multiLevelType w:val="hybridMultilevel"/>
+    <w:tmpl w:val="0E842B90"/>
+    <w:lvl w:ilvl="0" w:tplc="08090003">
+      <w:start w:val="1"/>
+      <w:numFmt w:val="bullet"/>
+      <w:lvlText w:val="o"/>
+      <w:lvlJc w:val="left"/>
+      <w:pPr>
+        <w:ind w:left="720" w:hanging="360"/>
+      </w:pPr>
+      <w:rPr>
+        <w:rFonts w:ascii="Courier New" w:hAnsi="Courier New" w:cs="Courier New" w:hint="default"/>
+      </w:rPr>
+    </w:lvl>
+    <w:lvl w:ilvl="1" w:tplc="08090003" w:tentative="1">
+      <w:start w:val="1"/>
+      <w:numFmt w:val="bullet"/>
+      <w:lvlText w:val="o"/>
+      <w:lvlJc w:val="left"/>
+      <w:pPr>
+        <w:ind w:left="1440" w:hanging="360"/>
+      </w:pPr>
+      <w:rPr>
+        <w:rFonts w:ascii="Courier New" w:hAnsi="Courier New" w:cs="Courier New" w:hint="default"/>
+      </w:rPr>
+    </w:lvl>
+    <w:lvl w:ilvl="2" w:tplc="08090005" w:tentative="1">
+      <w:start w:val="1"/>
+      <w:numFmt w:val="bullet"/>
+      <w:lvlText w:val=""/>
+      <w:lvlJc w:val="left"/>
+      <w:pPr>
+        <w:ind w:left="2160" w:hanging="360"/>
+      </w:pPr>
+      <w:rPr>
+        <w:rFonts w:ascii="Wingdings" w:hAnsi="Wingdings" w:hint="default"/>
+      </w:rPr>
+    </w:lvl>
+    <w:lvl w:ilvl="3" w:tplc="08090001" w:tentative="1">
+      <w:start w:val="1"/>
+      <w:numFmt w:val="bullet"/>
+      <w:lvlText w:val=""/>
+      <w:lvlJc w:val="left"/>
+      <w:pPr>
+        <w:ind w:left="2880" w:hanging="360"/>
+      </w:pPr>
+      <w:rPr>
+        <w:rFonts w:ascii="Symbol" w:hAnsi="Symbol" w:hint="default"/>
+      </w:rPr>
+    </w:lvl>
+    <w:lvl w:ilvl="4" w:tplc="08090003" w:tentative="1">
+      <w:start w:val="1"/>
+      <w:numFmt w:val="bullet"/>
+      <w:lvlText w:val="o"/>
+      <w:lvlJc w:val="left"/>
+      <w:pPr>
+        <w:ind w:left="3600" w:hanging="360"/>
+      </w:pPr>
+      <w:rPr>
+        <w:rFonts w:ascii="Courier New" w:hAnsi="Courier New" w:cs="Courier New" w:hint="default"/>
+      </w:rPr>
+    </w:lvl>
+    <w:lvl w:ilvl="5" w:tplc="08090005" w:tentative="1">
+      <w:start w:val="1"/>
+      <w:numFmt w:val="bullet"/>
+      <w:lvlText w:val=""/>
+      <w:lvlJc w:val="left"/>
+      <w:pPr>
+        <w:ind w:left="4320" w:hanging="360"/>
+      </w:pPr>
+      <w:rPr>
+        <w:rFonts w:ascii="Wingdings" w:hAnsi="Wingdings" w:hint="default"/>
+      </w:rPr>
+    </w:lvl>
+    <w:lvl w:ilvl="6" w:tplc="08090001" w:tentative="1">
+      <w:start w:val="1"/>
+      <w:numFmt w:val="bullet"/>
+      <w:lvlText w:val=""/>
+      <w:lvlJc w:val="left"/>
+      <w:pPr>
+        <w:ind w:left="5040" w:hanging="360"/>
+      </w:pPr>
+      <w:rPr>
+        <w:rFonts w:ascii="Symbol" w:hAnsi="Symbol" w:hint="default"/>
+      </w:rPr>
+    </w:lvl>
+    <w:lvl w:ilvl="7" w:tplc="08090003" w:tentative="1">
+      <w:start w:val="1"/>
+      <w:numFmt w:val="bullet"/>
+      <w:lvlText w:val="o"/>
+      <w:lvlJc w:val="left"/>
+      <w:pPr>
+        <w:ind w:left="5760" w:hanging="360"/>
+      </w:pPr>
+      <w:rPr>
+        <w:rFonts w:ascii="Courier New" w:hAnsi="Courier New" w:cs="Courier New" w:hint="default"/>
+      </w:rPr>
+    </w:lvl>
+    <w:lvl w:ilvl="8" w:tplc="08090005" w:tentative="1">
+      <w:start w:val="1"/>
+      <w:numFmt w:val="bullet"/>
+      <w:lvlText w:val=""/>
+      <w:lvlJc w:val="left"/>
+      <w:pPr>
+        <w:ind w:left="6480" w:hanging="360"/>
+      </w:pPr>
+      <w:rPr>
+        <w:rFonts w:ascii="Wingdings" w:hAnsi="Wingdings" w:hint="default"/>
+      </w:rPr>
+    </w:lvl>
+  </w:abstractNum>
+  <w:abstractNum w:abstractNumId="18" w15:restartNumberingAfterBreak="0">
+    <w:nsid w:val="51B71705"/>
+    <w:multiLevelType w:val="hybridMultilevel"/>
+    <w:tmpl w:val="2D66E814"/>
+    <w:lvl w:ilvl="0" w:tplc="08090003">
+      <w:start w:val="1"/>
+      <w:numFmt w:val="bullet"/>
+      <w:lvlText w:val="o"/>
+      <w:lvlJc w:val="left"/>
+      <w:pPr>
+        <w:ind w:left="720" w:hanging="360"/>
+      </w:pPr>
+      <w:rPr>
+        <w:rFonts w:ascii="Courier New" w:hAnsi="Courier New" w:cs="Courier New" w:hint="default"/>
+      </w:rPr>
+    </w:lvl>
+    <w:lvl w:ilvl="1" w:tplc="08090003" w:tentative="1">
+      <w:start w:val="1"/>
+      <w:numFmt w:val="bullet"/>
+      <w:lvlText w:val="o"/>
+      <w:lvlJc w:val="left"/>
+      <w:pPr>
+        <w:ind w:left="1440" w:hanging="360"/>
+      </w:pPr>
+      <w:rPr>
+        <w:rFonts w:ascii="Courier New" w:hAnsi="Courier New" w:cs="Courier New" w:hint="default"/>
+      </w:rPr>
+    </w:lvl>
+    <w:lvl w:ilvl="2" w:tplc="08090005" w:tentative="1">
+      <w:start w:val="1"/>
+      <w:numFmt w:val="bullet"/>
+      <w:lvlText w:val=""/>
+      <w:lvlJc w:val="left"/>
+      <w:pPr>
+        <w:ind w:left="2160" w:hanging="360"/>
+      </w:pPr>
+      <w:rPr>
+        <w:rFonts w:ascii="Wingdings" w:hAnsi="Wingdings" w:hint="default"/>
+      </w:rPr>
+    </w:lvl>
+    <w:lvl w:ilvl="3" w:tplc="08090001" w:tentative="1">
+      <w:start w:val="1"/>
+      <w:numFmt w:val="bullet"/>
+      <w:lvlText w:val=""/>
+      <w:lvlJc w:val="left"/>
+      <w:pPr>
+        <w:ind w:left="2880" w:hanging="360"/>
+      </w:pPr>
+      <w:rPr>
+        <w:rFonts w:ascii="Symbol" w:hAnsi="Symbol" w:hint="default"/>
+      </w:rPr>
+    </w:lvl>
+    <w:lvl w:ilvl="4" w:tplc="08090003" w:tentative="1">
+      <w:start w:val="1"/>
+      <w:numFmt w:val="bullet"/>
+      <w:lvlText w:val="o"/>
+      <w:lvlJc w:val="left"/>
+      <w:pPr>
+        <w:ind w:left="3600" w:hanging="360"/>
+      </w:pPr>
+      <w:rPr>
+        <w:rFonts w:ascii="Courier New" w:hAnsi="Courier New" w:cs="Courier New" w:hint="default"/>
+      </w:rPr>
+    </w:lvl>
+    <w:lvl w:ilvl="5" w:tplc="08090005" w:tentative="1">
+      <w:start w:val="1"/>
+      <w:numFmt w:val="bullet"/>
+      <w:lvlText w:val=""/>
+      <w:lvlJc w:val="left"/>
+      <w:pPr>
+        <w:ind w:left="4320" w:hanging="360"/>
+      </w:pPr>
+      <w:rPr>
+        <w:rFonts w:ascii="Wingdings" w:hAnsi="Wingdings" w:hint="default"/>
+      </w:rPr>
+    </w:lvl>
+    <w:lvl w:ilvl="6" w:tplc="08090001" w:tentative="1">
+      <w:start w:val="1"/>
+      <w:numFmt w:val="bullet"/>
+      <w:lvlText w:val=""/>
+      <w:lvlJc w:val="left"/>
+      <w:pPr>
+        <w:ind w:left="5040" w:hanging="360"/>
+      </w:pPr>
+      <w:rPr>
+        <w:rFonts w:ascii="Symbol" w:hAnsi="Symbol" w:hint="default"/>
+      </w:rPr>
+    </w:lvl>
+    <w:lvl w:ilvl="7" w:tplc="08090003" w:tentative="1">
+      <w:start w:val="1"/>
+      <w:numFmt w:val="bullet"/>
+      <w:lvlText w:val="o"/>
+      <w:lvlJc w:val="left"/>
+      <w:pPr>
+        <w:ind w:left="5760" w:hanging="360"/>
+      </w:pPr>
+      <w:rPr>
+        <w:rFonts w:ascii="Courier New" w:hAnsi="Courier New" w:cs="Courier New" w:hint="default"/>
+      </w:rPr>
+    </w:lvl>
+    <w:lvl w:ilvl="8" w:tplc="08090005" w:tentative="1">
+      <w:start w:val="1"/>
+      <w:numFmt w:val="bullet"/>
+      <w:lvlText w:val=""/>
+      <w:lvlJc w:val="left"/>
+      <w:pPr>
+        <w:ind w:left="6480" w:hanging="360"/>
+      </w:pPr>
+      <w:rPr>
+        <w:rFonts w:ascii="Wingdings" w:hAnsi="Wingdings" w:hint="default"/>
+      </w:rPr>
+    </w:lvl>
+  </w:abstractNum>
+  <w:abstractNum w:abstractNumId="19" w15:restartNumberingAfterBreak="0">
+    <w:nsid w:val="528801F8"/>
+    <w:multiLevelType w:val="multilevel"/>
+    <w:tmpl w:val="8D4C23C8"/>
+    <w:lvl w:ilvl="0">
+      <w:start w:val="1"/>
+      <w:numFmt w:val="bullet"/>
+      <w:lvlText w:val=""/>
+      <w:lvlJc w:val="left"/>
+      <w:pPr>
+        <w:tabs>
+          <w:tab w:val="num" w:pos="720"/>
+        </w:tabs>
+        <w:ind w:left="720" w:hanging="360"/>
+      </w:pPr>
+      <w:rPr>
+        <w:rFonts w:ascii="Symbol" w:hAnsi="Symbol" w:hint="default"/>
+        <w:sz w:val="20"/>
+      </w:rPr>
+    </w:lvl>
+    <w:lvl w:ilvl="1" w:tentative="1">
+      <w:start w:val="1"/>
+      <w:numFmt w:val="bullet"/>
+      <w:lvlText w:val="o"/>
+      <w:lvlJc w:val="left"/>
+      <w:pPr>
+        <w:tabs>
+          <w:tab w:val="num" w:pos="1440"/>
+        </w:tabs>
+        <w:ind w:left="1440" w:hanging="360"/>
+      </w:pPr>
+      <w:rPr>
+        <w:rFonts w:ascii="Courier New" w:hAnsi="Courier New" w:hint="default"/>
+        <w:sz w:val="20"/>
+      </w:rPr>
+    </w:lvl>
+    <w:lvl w:ilvl="2" w:tentative="1">
+      <w:start w:val="1"/>
+      <w:numFmt w:val="bullet"/>
+      <w:lvlText w:val=""/>
+      <w:lvlJc w:val="left"/>
+      <w:pPr>
+        <w:tabs>
+          <w:tab w:val="num" w:pos="2160"/>
+        </w:tabs>
+        <w:ind w:left="2160" w:hanging="360"/>
+      </w:pPr>
+      <w:rPr>
+        <w:rFonts w:ascii="Wingdings" w:hAnsi="Wingdings" w:hint="default"/>
+        <w:sz w:val="20"/>
+      </w:rPr>
+    </w:lvl>
+    <w:lvl w:ilvl="3" w:tentative="1">
+      <w:start w:val="1"/>
+      <w:numFmt w:val="bullet"/>
+      <w:lvlText w:val=""/>
+      <w:lvlJc w:val="left"/>
+      <w:pPr>
+        <w:tabs>
+          <w:tab w:val="num" w:pos="2880"/>
+        </w:tabs>
+        <w:ind w:left="2880" w:hanging="360"/>
+      </w:pPr>
+      <w:rPr>
+        <w:rFonts w:ascii="Wingdings" w:hAnsi="Wingdings" w:hint="default"/>
+        <w:sz w:val="20"/>
+      </w:rPr>
+    </w:lvl>
+    <w:lvl w:ilvl="4" w:tentative="1">
+      <w:start w:val="1"/>
+      <w:numFmt w:val="bullet"/>
+      <w:lvlText w:val=""/>
+      <w:lvlJc w:val="left"/>
+      <w:pPr>
+        <w:tabs>
+          <w:tab w:val="num" w:pos="3600"/>
+        </w:tabs>
+        <w:ind w:left="3600" w:hanging="360"/>
+      </w:pPr>
+      <w:rPr>
+        <w:rFonts w:ascii="Wingdings" w:hAnsi="Wingdings" w:hint="default"/>
+        <w:sz w:val="20"/>
+      </w:rPr>
+    </w:lvl>
+    <w:lvl w:ilvl="5" w:tentative="1">
+      <w:start w:val="1"/>
+      <w:numFmt w:val="bullet"/>
+      <w:lvlText w:val=""/>
+      <w:lvlJc w:val="left"/>
+      <w:pPr>
+        <w:tabs>
+          <w:tab w:val="num" w:pos="4320"/>
+        </w:tabs>
+        <w:ind w:left="4320" w:hanging="360"/>
+      </w:pPr>
+      <w:rPr>
+        <w:rFonts w:ascii="Wingdings" w:hAnsi="Wingdings" w:hint="default"/>
+        <w:sz w:val="20"/>
+      </w:rPr>
+    </w:lvl>
+    <w:lvl w:ilvl="6" w:tentative="1">
+      <w:start w:val="1"/>
+      <w:numFmt w:val="bullet"/>
+      <w:lvlText w:val=""/>
+      <w:lvlJc w:val="left"/>
+      <w:pPr>
+        <w:tabs>
+          <w:tab w:val="num" w:pos="5040"/>
+        </w:tabs>
+        <w:ind w:left="5040" w:hanging="360"/>
+      </w:pPr>
+      <w:rPr>
+        <w:rFonts w:ascii="Wingdings" w:hAnsi="Wingdings" w:hint="default"/>
+        <w:sz w:val="20"/>
+      </w:rPr>
+    </w:lvl>
+    <w:lvl w:ilvl="7" w:tentative="1">
+      <w:start w:val="1"/>
+      <w:numFmt w:val="bullet"/>
+      <w:lvlText w:val=""/>
+      <w:lvlJc w:val="left"/>
+      <w:pPr>
+        <w:tabs>
+          <w:tab w:val="num" w:pos="5760"/>
+        </w:tabs>
+        <w:ind w:left="5760" w:hanging="360"/>
+      </w:pPr>
+      <w:rPr>
+        <w:rFonts w:ascii="Wingdings" w:hAnsi="Wingdings" w:hint="default"/>
+        <w:sz w:val="20"/>
+      </w:rPr>
+    </w:lvl>
+    <w:lvl w:ilvl="8" w:tentative="1">
+      <w:start w:val="1"/>
+      <w:numFmt w:val="bullet"/>
+      <w:lvlText w:val=""/>
+      <w:lvlJc w:val="left"/>
+      <w:pPr>
+        <w:tabs>
+          <w:tab w:val="num" w:pos="6480"/>
+        </w:tabs>
+        <w:ind w:left="6480" w:hanging="360"/>
+      </w:pPr>
+      <w:rPr>
+        <w:rFonts w:ascii="Wingdings" w:hAnsi="Wingdings" w:hint="default"/>
+        <w:sz w:val="20"/>
+      </w:rPr>
+    </w:lvl>
+  </w:abstractNum>
+  <w:abstractNum w:abstractNumId="20" w15:restartNumberingAfterBreak="0">
+    <w:nsid w:val="5742503E"/>
+    <w:multiLevelType w:val="hybridMultilevel"/>
+    <w:tmpl w:val="F9AE2916"/>
+    <w:lvl w:ilvl="0" w:tplc="08090003">
+      <w:start w:val="1"/>
+      <w:numFmt w:val="bullet"/>
+      <w:lvlText w:val="o"/>
+      <w:lvlJc w:val="left"/>
+      <w:pPr>
+        <w:ind w:left="720" w:hanging="360"/>
+      </w:pPr>
+      <w:rPr>
+        <w:rFonts w:ascii="Courier New" w:hAnsi="Courier New" w:cs="Courier New" w:hint="default"/>
+      </w:rPr>
+    </w:lvl>
+    <w:lvl w:ilvl="1" w:tplc="08090003" w:tentative="1">
+      <w:start w:val="1"/>
+      <w:numFmt w:val="bullet"/>
+      <w:lvlText w:val="o"/>
+      <w:lvlJc w:val="left"/>
+      <w:pPr>
+        <w:ind w:left="1440" w:hanging="360"/>
+      </w:pPr>
+      <w:rPr>
+        <w:rFonts w:ascii="Courier New" w:hAnsi="Courier New" w:cs="Courier New" w:hint="default"/>
+      </w:rPr>
+    </w:lvl>
+    <w:lvl w:ilvl="2" w:tplc="08090005" w:tentative="1">
+      <w:start w:val="1"/>
+      <w:numFmt w:val="bullet"/>
+      <w:lvlText w:val=""/>
+      <w:lvlJc w:val="left"/>
+      <w:pPr>
+        <w:ind w:left="2160" w:hanging="360"/>
+      </w:pPr>
+      <w:rPr>
+        <w:rFonts w:ascii="Wingdings" w:hAnsi="Wingdings" w:hint="default"/>
+      </w:rPr>
+    </w:lvl>
+    <w:lvl w:ilvl="3" w:tplc="08090001" w:tentative="1">
+      <w:start w:val="1"/>
+      <w:numFmt w:val="bullet"/>
+      <w:lvlText w:val=""/>
+      <w:lvlJc w:val="left"/>
+      <w:pPr>
+        <w:ind w:left="2880" w:hanging="360"/>
+      </w:pPr>
+      <w:rPr>
+        <w:rFonts w:ascii="Symbol" w:hAnsi="Symbol" w:hint="default"/>
+      </w:rPr>
+    </w:lvl>
+    <w:lvl w:ilvl="4" w:tplc="08090003" w:tentative="1">
+      <w:start w:val="1"/>
+      <w:numFmt w:val="bullet"/>
+      <w:lvlText w:val="o"/>
+      <w:lvlJc w:val="left"/>
+      <w:pPr>
+        <w:ind w:left="3600" w:hanging="360"/>
+      </w:pPr>
+      <w:rPr>
+        <w:rFonts w:ascii="Courier New" w:hAnsi="Courier New" w:cs="Courier New" w:hint="default"/>
+      </w:rPr>
+    </w:lvl>
+    <w:lvl w:ilvl="5" w:tplc="08090005" w:tentative="1">
+      <w:start w:val="1"/>
+      <w:numFmt w:val="bullet"/>
+      <w:lvlText w:val=""/>
+      <w:lvlJc w:val="left"/>
+      <w:pPr>
+        <w:ind w:left="4320" w:hanging="360"/>
+      </w:pPr>
+      <w:rPr>
+        <w:rFonts w:ascii="Wingdings" w:hAnsi="Wingdings" w:hint="default"/>
+      </w:rPr>
+    </w:lvl>
+    <w:lvl w:ilvl="6" w:tplc="08090001" w:tentative="1">
+      <w:start w:val="1"/>
+      <w:numFmt w:val="bullet"/>
+      <w:lvlText w:val=""/>
+      <w:lvlJc w:val="left"/>
+      <w:pPr>
+        <w:ind w:left="5040" w:hanging="360"/>
+      </w:pPr>
+      <w:rPr>
+        <w:rFonts w:ascii="Symbol" w:hAnsi="Symbol" w:hint="default"/>
+      </w:rPr>
+    </w:lvl>
+    <w:lvl w:ilvl="7" w:tplc="08090003" w:tentative="1">
+      <w:start w:val="1"/>
+      <w:numFmt w:val="bullet"/>
+      <w:lvlText w:val="o"/>
+      <w:lvlJc w:val="left"/>
+      <w:pPr>
+        <w:ind w:left="5760" w:hanging="360"/>
+      </w:pPr>
+      <w:rPr>
+        <w:rFonts w:ascii="Courier New" w:hAnsi="Courier New" w:cs="Courier New" w:hint="default"/>
+      </w:rPr>
+    </w:lvl>
+    <w:lvl w:ilvl="8" w:tplc="08090005" w:tentative="1">
+      <w:start w:val="1"/>
+      <w:numFmt w:val="bullet"/>
+      <w:lvlText w:val=""/>
+      <w:lvlJc w:val="left"/>
+      <w:pPr>
+        <w:ind w:left="6480" w:hanging="360"/>
+      </w:pPr>
+      <w:rPr>
+        <w:rFonts w:ascii="Wingdings" w:hAnsi="Wingdings" w:hint="default"/>
+      </w:rPr>
+    </w:lvl>
+  </w:abstractNum>
+  <w:abstractNum w:abstractNumId="21" w15:restartNumberingAfterBreak="0">
+    <w:nsid w:val="5AF816E0"/>
+    <w:multiLevelType w:val="multilevel"/>
+    <w:tmpl w:val="606A2678"/>
+    <w:lvl w:ilvl="0">
+      <w:start w:val="1"/>
+      <w:numFmt w:val="bullet"/>
+      <w:lvlText w:val=""/>
+      <w:lvlJc w:val="left"/>
+      <w:pPr>
+        <w:tabs>
+          <w:tab w:val="num" w:pos="720"/>
+        </w:tabs>
+        <w:ind w:left="720" w:hanging="360"/>
+      </w:pPr>
+      <w:rPr>
+        <w:rFonts w:ascii="Symbol" w:hAnsi="Symbol" w:hint="default"/>
+        <w:sz w:val="20"/>
+      </w:rPr>
+    </w:lvl>
+    <w:lvl w:ilvl="1" w:tentative="1">
+      <w:start w:val="1"/>
+      <w:numFmt w:val="bullet"/>
+      <w:lvlText w:val="o"/>
+      <w:lvlJc w:val="left"/>
+      <w:pPr>
+        <w:tabs>
+          <w:tab w:val="num" w:pos="1440"/>
+        </w:tabs>
+        <w:ind w:left="1440" w:hanging="360"/>
+      </w:pPr>
+      <w:rPr>
+        <w:rFonts w:ascii="Courier New" w:hAnsi="Courier New" w:hint="default"/>
+        <w:sz w:val="20"/>
+      </w:rPr>
+    </w:lvl>
+    <w:lvl w:ilvl="2" w:tentative="1">
+      <w:start w:val="1"/>
+      <w:numFmt w:val="bullet"/>
+      <w:lvlText w:val=""/>
+      <w:lvlJc w:val="left"/>
+      <w:pPr>
+        <w:tabs>
+          <w:tab w:val="num" w:pos="2160"/>
+        </w:tabs>
+        <w:ind w:left="2160" w:hanging="360"/>
+      </w:pPr>
+      <w:rPr>
+        <w:rFonts w:ascii="Wingdings" w:hAnsi="Wingdings" w:hint="default"/>
+        <w:sz w:val="20"/>
+      </w:rPr>
+    </w:lvl>
+    <w:lvl w:ilvl="3" w:tentative="1">
+      <w:start w:val="1"/>
+      <w:numFmt w:val="bullet"/>
+      <w:lvlText w:val=""/>
+      <w:lvlJc w:val="left"/>
+      <w:pPr>
+        <w:tabs>
+          <w:tab w:val="num" w:pos="2880"/>
+        </w:tabs>
+        <w:ind w:left="2880" w:hanging="360"/>
+      </w:pPr>
+      <w:rPr>
+        <w:rFonts w:ascii="Wingdings" w:hAnsi="Wingdings" w:hint="default"/>
+        <w:sz w:val="20"/>
+      </w:rPr>
+    </w:lvl>
+    <w:lvl w:ilvl="4" w:tentative="1">
+      <w:start w:val="1"/>
+      <w:numFmt w:val="bullet"/>
+      <w:lvlText w:val=""/>
+      <w:lvlJc w:val="left"/>
+      <w:pPr>
+        <w:tabs>
+          <w:tab w:val="num" w:pos="3600"/>
+        </w:tabs>
+        <w:ind w:left="3600" w:hanging="360"/>
+      </w:pPr>
+      <w:rPr>
+        <w:rFonts w:ascii="Wingdings" w:hAnsi="Wingdings" w:hint="default"/>
+        <w:sz w:val="20"/>
+      </w:rPr>
+    </w:lvl>
+    <w:lvl w:ilvl="5" w:tentative="1">
+      <w:start w:val="1"/>
+      <w:numFmt w:val="bullet"/>
+      <w:lvlText w:val=""/>
+      <w:lvlJc w:val="left"/>
+      <w:pPr>
+        <w:tabs>
+          <w:tab w:val="num" w:pos="4320"/>
+        </w:tabs>
+        <w:ind w:left="4320" w:hanging="360"/>
+      </w:pPr>
+      <w:rPr>
+        <w:rFonts w:ascii="Wingdings" w:hAnsi="Wingdings" w:hint="default"/>
+        <w:sz w:val="20"/>
+      </w:rPr>
+    </w:lvl>
+    <w:lvl w:ilvl="6" w:tentative="1">
+      <w:start w:val="1"/>
+      <w:numFmt w:val="bullet"/>
+      <w:lvlText w:val=""/>
+      <w:lvlJc w:val="left"/>
+      <w:pPr>
+        <w:tabs>
+          <w:tab w:val="num" w:pos="5040"/>
+        </w:tabs>
+        <w:ind w:left="5040" w:hanging="360"/>
+      </w:pPr>
+      <w:rPr>
+        <w:rFonts w:ascii="Wingdings" w:hAnsi="Wingdings" w:hint="default"/>
+        <w:sz w:val="20"/>
+      </w:rPr>
+    </w:lvl>
+    <w:lvl w:ilvl="7" w:tentative="1">
+      <w:start w:val="1"/>
+      <w:numFmt w:val="bullet"/>
+      <w:lvlText w:val=""/>
+      <w:lvlJc w:val="left"/>
+      <w:pPr>
+        <w:tabs>
+          <w:tab w:val="num" w:pos="5760"/>
+        </w:tabs>
+        <w:ind w:left="5760" w:hanging="360"/>
+      </w:pPr>
+      <w:rPr>
+        <w:rFonts w:ascii="Wingdings" w:hAnsi="Wingdings" w:hint="default"/>
+        <w:sz w:val="20"/>
+      </w:rPr>
+    </w:lvl>
+    <w:lvl w:ilvl="8" w:tentative="1">
+      <w:start w:val="1"/>
+      <w:numFmt w:val="bullet"/>
+      <w:lvlText w:val=""/>
+      <w:lvlJc w:val="left"/>
+      <w:pPr>
+        <w:tabs>
+          <w:tab w:val="num" w:pos="6480"/>
+        </w:tabs>
+        <w:ind w:left="6480" w:hanging="360"/>
+      </w:pPr>
+      <w:rPr>
+        <w:rFonts w:ascii="Wingdings" w:hAnsi="Wingdings" w:hint="default"/>
+        <w:sz w:val="20"/>
+      </w:rPr>
+    </w:lvl>
+  </w:abstractNum>
+  <w:abstractNum w:abstractNumId="22" w15:restartNumberingAfterBreak="0">
+    <w:nsid w:val="631B467A"/>
+    <w:multiLevelType w:val="hybridMultilevel"/>
+    <w:tmpl w:val="164EFA3A"/>
+    <w:lvl w:ilvl="0" w:tplc="08090003">
+      <w:start w:val="1"/>
+      <w:numFmt w:val="bullet"/>
+      <w:lvlText w:val="o"/>
+      <w:lvlJc w:val="left"/>
+      <w:pPr>
+        <w:ind w:left="720" w:hanging="360"/>
+      </w:pPr>
+      <w:rPr>
+        <w:rFonts w:ascii="Courier New" w:hAnsi="Courier New" w:cs="Courier New" w:hint="default"/>
+      </w:rPr>
+    </w:lvl>
+    <w:lvl w:ilvl="1" w:tplc="08090003" w:tentative="1">
+      <w:start w:val="1"/>
+      <w:numFmt w:val="bullet"/>
+      <w:lvlText w:val="o"/>
+      <w:lvlJc w:val="left"/>
+      <w:pPr>
+        <w:ind w:left="1440" w:hanging="360"/>
+      </w:pPr>
+      <w:rPr>
+        <w:rFonts w:ascii="Courier New" w:hAnsi="Courier New" w:cs="Courier New" w:hint="default"/>
+      </w:rPr>
+    </w:lvl>
+    <w:lvl w:ilvl="2" w:tplc="08090005" w:tentative="1">
+      <w:start w:val="1"/>
+      <w:numFmt w:val="bullet"/>
+      <w:lvlText w:val=""/>
+      <w:lvlJc w:val="left"/>
+      <w:pPr>
+        <w:ind w:left="2160" w:hanging="360"/>
+      </w:pPr>
+      <w:rPr>
+        <w:rFonts w:ascii="Wingdings" w:hAnsi="Wingdings" w:hint="default"/>
+      </w:rPr>
+    </w:lvl>
+    <w:lvl w:ilvl="3" w:tplc="08090001" w:tentative="1">
+      <w:start w:val="1"/>
+      <w:numFmt w:val="bullet"/>
+      <w:lvlText w:val=""/>
+      <w:lvlJc w:val="left"/>
+      <w:pPr>
+        <w:ind w:left="2880" w:hanging="360"/>
+      </w:pPr>
+      <w:rPr>
+        <w:rFonts w:ascii="Symbol" w:hAnsi="Symbol" w:hint="default"/>
+      </w:rPr>
+    </w:lvl>
+    <w:lvl w:ilvl="4" w:tplc="08090003" w:tentative="1">
+      <w:start w:val="1"/>
+      <w:numFmt w:val="bullet"/>
+      <w:lvlText w:val="o"/>
+      <w:lvlJc w:val="left"/>
+      <w:pPr>
+        <w:ind w:left="3600" w:hanging="360"/>
+      </w:pPr>
+      <w:rPr>
+        <w:rFonts w:ascii="Courier New" w:hAnsi="Courier New" w:cs="Courier New" w:hint="default"/>
+      </w:rPr>
+    </w:lvl>
+    <w:lvl w:ilvl="5" w:tplc="08090005" w:tentative="1">
+      <w:start w:val="1"/>
+      <w:numFmt w:val="bullet"/>
+      <w:lvlText w:val=""/>
+      <w:lvlJc w:val="left"/>
+      <w:pPr>
+        <w:ind w:left="4320" w:hanging="360"/>
+      </w:pPr>
+      <w:rPr>
+        <w:rFonts w:ascii="Wingdings" w:hAnsi="Wingdings" w:hint="default"/>
+      </w:rPr>
+    </w:lvl>
+    <w:lvl w:ilvl="6" w:tplc="08090001" w:tentative="1">
+      <w:start w:val="1"/>
+      <w:numFmt w:val="bullet"/>
+      <w:lvlText w:val=""/>
+      <w:lvlJc w:val="left"/>
+      <w:pPr>
+        <w:ind w:left="5040" w:hanging="360"/>
+      </w:pPr>
+      <w:rPr>
+        <w:rFonts w:ascii="Symbol" w:hAnsi="Symbol" w:hint="default"/>
+      </w:rPr>
+    </w:lvl>
+    <w:lvl w:ilvl="7" w:tplc="08090003" w:tentative="1">
+      <w:start w:val="1"/>
+      <w:numFmt w:val="bullet"/>
+      <w:lvlText w:val="o"/>
+      <w:lvlJc w:val="left"/>
+      <w:pPr>
+        <w:ind w:left="5760" w:hanging="360"/>
+      </w:pPr>
+      <w:rPr>
+        <w:rFonts w:ascii="Courier New" w:hAnsi="Courier New" w:cs="Courier New" w:hint="default"/>
+      </w:rPr>
+    </w:lvl>
+    <w:lvl w:ilvl="8" w:tplc="08090005" w:tentative="1">
+      <w:start w:val="1"/>
+      <w:numFmt w:val="bullet"/>
+      <w:lvlText w:val=""/>
+      <w:lvlJc w:val="left"/>
+      <w:pPr>
+        <w:ind w:left="6480" w:hanging="360"/>
+      </w:pPr>
+      <w:rPr>
+        <w:rFonts w:ascii="Wingdings" w:hAnsi="Wingdings" w:hint="default"/>
+      </w:rPr>
+    </w:lvl>
+  </w:abstractNum>
+  <w:abstractNum w:abstractNumId="23" w15:restartNumberingAfterBreak="0">
+    <w:nsid w:val="65DB45A9"/>
+    <w:multiLevelType w:val="hybridMultilevel"/>
+    <w:tmpl w:val="8D080824"/>
+    <w:lvl w:ilvl="0" w:tplc="08090003">
+      <w:start w:val="1"/>
+      <w:numFmt w:val="bullet"/>
+      <w:lvlText w:val="o"/>
+      <w:lvlJc w:val="left"/>
+      <w:pPr>
+        <w:ind w:left="720" w:hanging="360"/>
+      </w:pPr>
+      <w:rPr>
+        <w:rFonts w:ascii="Courier New" w:hAnsi="Courier New" w:cs="Courier New" w:hint="default"/>
+      </w:rPr>
+    </w:lvl>
+    <w:lvl w:ilvl="1" w:tplc="08090003" w:tentative="1">
+      <w:start w:val="1"/>
+      <w:numFmt w:val="bullet"/>
+      <w:lvlText w:val="o"/>
+      <w:lvlJc w:val="left"/>
+      <w:pPr>
+        <w:ind w:left="1440" w:hanging="360"/>
+      </w:pPr>
+      <w:rPr>
+        <w:rFonts w:ascii="Courier New" w:hAnsi="Courier New" w:cs="Courier New" w:hint="default"/>
+      </w:rPr>
+    </w:lvl>
+    <w:lvl w:ilvl="2" w:tplc="08090005" w:tentative="1">
+      <w:start w:val="1"/>
+      <w:numFmt w:val="bullet"/>
+      <w:lvlText w:val=""/>
+      <w:lvlJc w:val="left"/>
+      <w:pPr>
+        <w:ind w:left="2160" w:hanging="360"/>
+      </w:pPr>
+      <w:rPr>
+        <w:rFonts w:ascii="Wingdings" w:hAnsi="Wingdings" w:hint="default"/>
+      </w:rPr>
+    </w:lvl>
+    <w:lvl w:ilvl="3" w:tplc="08090001" w:tentative="1">
+      <w:start w:val="1"/>
+      <w:numFmt w:val="bullet"/>
+      <w:lvlText w:val=""/>
+      <w:lvlJc w:val="left"/>
+      <w:pPr>
+        <w:ind w:left="2880" w:hanging="360"/>
+      </w:pPr>
+      <w:rPr>
+        <w:rFonts w:ascii="Symbol" w:hAnsi="Symbol" w:hint="default"/>
+      </w:rPr>
+    </w:lvl>
+    <w:lvl w:ilvl="4" w:tplc="08090003" w:tentative="1">
+      <w:start w:val="1"/>
+      <w:numFmt w:val="bullet"/>
+      <w:lvlText w:val="o"/>
+      <w:lvlJc w:val="left"/>
+      <w:pPr>
+        <w:ind w:left="3600" w:hanging="360"/>
+      </w:pPr>
+      <w:rPr>
+        <w:rFonts w:ascii="Courier New" w:hAnsi="Courier New" w:cs="Courier New" w:hint="default"/>
+      </w:rPr>
+    </w:lvl>
+    <w:lvl w:ilvl="5" w:tplc="08090005" w:tentative="1">
+      <w:start w:val="1"/>
+      <w:numFmt w:val="bullet"/>
+      <w:lvlText w:val=""/>
+      <w:lvlJc w:val="left"/>
+      <w:pPr>
+        <w:ind w:left="4320" w:hanging="360"/>
+      </w:pPr>
+      <w:rPr>
+        <w:rFonts w:ascii="Wingdings" w:hAnsi="Wingdings" w:hint="default"/>
+      </w:rPr>
+    </w:lvl>
+    <w:lvl w:ilvl="6" w:tplc="08090001" w:tentative="1">
+      <w:start w:val="1"/>
+      <w:numFmt w:val="bullet"/>
+      <w:lvlText w:val=""/>
+      <w:lvlJc w:val="left"/>
+      <w:pPr>
+        <w:ind w:left="5040" w:hanging="360"/>
+      </w:pPr>
+      <w:rPr>
+        <w:rFonts w:ascii="Symbol" w:hAnsi="Symbol" w:hint="default"/>
+      </w:rPr>
+    </w:lvl>
+    <w:lvl w:ilvl="7" w:tplc="08090003" w:tentative="1">
+      <w:start w:val="1"/>
+      <w:numFmt w:val="bullet"/>
+      <w:lvlText w:val="o"/>
+      <w:lvlJc w:val="left"/>
+      <w:pPr>
+        <w:ind w:left="5760" w:hanging="360"/>
+      </w:pPr>
+      <w:rPr>
+        <w:rFonts w:ascii="Courier New" w:hAnsi="Courier New" w:cs="Courier New" w:hint="default"/>
+      </w:rPr>
+    </w:lvl>
+    <w:lvl w:ilvl="8" w:tplc="08090005" w:tentative="1">
+      <w:start w:val="1"/>
+      <w:numFmt w:val="bullet"/>
+      <w:lvlText w:val=""/>
+      <w:lvlJc w:val="left"/>
+      <w:pPr>
+        <w:ind w:left="6480" w:hanging="360"/>
+      </w:pPr>
+      <w:rPr>
+        <w:rFonts w:ascii="Wingdings" w:hAnsi="Wingdings" w:hint="default"/>
+      </w:rPr>
+    </w:lvl>
+  </w:abstractNum>
+  <w:abstractNum w:abstractNumId="24" w15:restartNumberingAfterBreak="0">
+    <w:nsid w:val="68747D0F"/>
+    <w:multiLevelType w:val="multilevel"/>
+    <w:tmpl w:val="606A2678"/>
+    <w:lvl w:ilvl="0">
+      <w:start w:val="1"/>
+      <w:numFmt w:val="bullet"/>
+      <w:lvlText w:val=""/>
+      <w:lvlJc w:val="left"/>
+      <w:pPr>
+        <w:tabs>
+          <w:tab w:val="num" w:pos="720"/>
+        </w:tabs>
+        <w:ind w:left="720" w:hanging="360"/>
+      </w:pPr>
+      <w:rPr>
+        <w:rFonts w:ascii="Symbol" w:hAnsi="Symbol" w:hint="default"/>
+        <w:sz w:val="20"/>
+      </w:rPr>
+    </w:lvl>
+    <w:lvl w:ilvl="1" w:tentative="1">
+      <w:start w:val="1"/>
+      <w:numFmt w:val="bullet"/>
+      <w:lvlText w:val="o"/>
+      <w:lvlJc w:val="left"/>
+      <w:pPr>
+        <w:tabs>
+          <w:tab w:val="num" w:pos="1440"/>
+        </w:tabs>
+        <w:ind w:left="1440" w:hanging="360"/>
+      </w:pPr>
+      <w:rPr>
+        <w:rFonts w:ascii="Courier New" w:hAnsi="Courier New" w:hint="default"/>
+        <w:sz w:val="20"/>
+      </w:rPr>
+    </w:lvl>
+    <w:lvl w:ilvl="2" w:tentative="1">
+      <w:start w:val="1"/>
+      <w:numFmt w:val="bullet"/>
+      <w:lvlText w:val=""/>
+      <w:lvlJc w:val="left"/>
+      <w:pPr>
+        <w:tabs>
+          <w:tab w:val="num" w:pos="2160"/>
+        </w:tabs>
+        <w:ind w:left="2160" w:hanging="360"/>
+      </w:pPr>
+      <w:rPr>
+        <w:rFonts w:ascii="Wingdings" w:hAnsi="Wingdings" w:hint="default"/>
+        <w:sz w:val="20"/>
+      </w:rPr>
+    </w:lvl>
+    <w:lvl w:ilvl="3" w:tentative="1">
+      <w:start w:val="1"/>
+      <w:numFmt w:val="bullet"/>
+      <w:lvlText w:val=""/>
+      <w:lvlJc w:val="left"/>
+      <w:pPr>
+        <w:tabs>
+          <w:tab w:val="num" w:pos="2880"/>
+        </w:tabs>
+        <w:ind w:left="2880" w:hanging="360"/>
+      </w:pPr>
+      <w:rPr>
+        <w:rFonts w:ascii="Wingdings" w:hAnsi="Wingdings" w:hint="default"/>
+        <w:sz w:val="20"/>
+      </w:rPr>
+    </w:lvl>
+    <w:lvl w:ilvl="4" w:tentative="1">
+      <w:start w:val="1"/>
+      <w:numFmt w:val="bullet"/>
+      <w:lvlText w:val=""/>
+      <w:lvlJc w:val="left"/>
+      <w:pPr>
+        <w:tabs>
+          <w:tab w:val="num" w:pos="3600"/>
+        </w:tabs>
+        <w:ind w:left="3600" w:hanging="360"/>
+      </w:pPr>
+      <w:rPr>
+        <w:rFonts w:ascii="Wingdings" w:hAnsi="Wingdings" w:hint="default"/>
+        <w:sz w:val="20"/>
+      </w:rPr>
+    </w:lvl>
+    <w:lvl w:ilvl="5" w:tentative="1">
+      <w:start w:val="1"/>
+      <w:numFmt w:val="bullet"/>
+      <w:lvlText w:val=""/>
+      <w:lvlJc w:val="left"/>
+      <w:pPr>
+        <w:tabs>
+          <w:tab w:val="num" w:pos="4320"/>
+        </w:tabs>
+        <w:ind w:left="4320" w:hanging="360"/>
+      </w:pPr>
+      <w:rPr>
+        <w:rFonts w:ascii="Wingdings" w:hAnsi="Wingdings" w:hint="default"/>
+        <w:sz w:val="20"/>
+      </w:rPr>
+    </w:lvl>
+    <w:lvl w:ilvl="6" w:tentative="1">
+      <w:start w:val="1"/>
+      <w:numFmt w:val="bullet"/>
+      <w:lvlText w:val=""/>
+      <w:lvlJc w:val="left"/>
+      <w:pPr>
+        <w:tabs>
+          <w:tab w:val="num" w:pos="5040"/>
+        </w:tabs>
+        <w:ind w:left="5040" w:hanging="360"/>
+      </w:pPr>
+      <w:rPr>
+        <w:rFonts w:ascii="Wingdings" w:hAnsi="Wingdings" w:hint="default"/>
+        <w:sz w:val="20"/>
+      </w:rPr>
+    </w:lvl>
+    <w:lvl w:ilvl="7" w:tentative="1">
+      <w:start w:val="1"/>
+      <w:numFmt w:val="bullet"/>
+      <w:lvlText w:val=""/>
+      <w:lvlJc w:val="left"/>
+      <w:pPr>
+        <w:tabs>
+          <w:tab w:val="num" w:pos="5760"/>
+        </w:tabs>
+        <w:ind w:left="5760" w:hanging="360"/>
+      </w:pPr>
+      <w:rPr>
+        <w:rFonts w:ascii="Wingdings" w:hAnsi="Wingdings" w:hint="default"/>
+        <w:sz w:val="20"/>
+      </w:rPr>
+    </w:lvl>
+    <w:lvl w:ilvl="8" w:tentative="1">
+      <w:start w:val="1"/>
+      <w:numFmt w:val="bullet"/>
+      <w:lvlText w:val=""/>
+      <w:lvlJc w:val="left"/>
+      <w:pPr>
+        <w:tabs>
+          <w:tab w:val="num" w:pos="6480"/>
+        </w:tabs>
+        <w:ind w:left="6480" w:hanging="360"/>
+      </w:pPr>
+      <w:rPr>
+        <w:rFonts w:ascii="Wingdings" w:hAnsi="Wingdings" w:hint="default"/>
+        <w:sz w:val="20"/>
+      </w:rPr>
+    </w:lvl>
+  </w:abstractNum>
+  <w:abstractNum w:abstractNumId="25" w15:restartNumberingAfterBreak="0">
+    <w:nsid w:val="726F52AC"/>
+    <w:multiLevelType w:val="multilevel"/>
+    <w:tmpl w:val="BC9EADD2"/>
+    <w:lvl w:ilvl="0">
+      <w:start w:val="1"/>
+      <w:numFmt w:val="bullet"/>
+      <w:lvlText w:val=""/>
+      <w:lvlJc w:val="left"/>
+      <w:pPr>
+        <w:tabs>
+          <w:tab w:val="num" w:pos="720"/>
+        </w:tabs>
+        <w:ind w:left="720" w:hanging="360"/>
+      </w:pPr>
+      <w:rPr>
+        <w:rFonts w:ascii="Symbol" w:hAnsi="Symbol" w:hint="default"/>
+        <w:sz w:val="20"/>
+      </w:rPr>
+    </w:lvl>
+    <w:lvl w:ilvl="1" w:tentative="1">
+      <w:start w:val="1"/>
+      <w:numFmt w:val="bullet"/>
+      <w:lvlText w:val="o"/>
+      <w:lvlJc w:val="left"/>
+      <w:pPr>
+        <w:tabs>
+          <w:tab w:val="num" w:pos="1440"/>
+        </w:tabs>
+        <w:ind w:left="1440" w:hanging="360"/>
+      </w:pPr>
+      <w:rPr>
+        <w:rFonts w:ascii="Courier New" w:hAnsi="Courier New" w:hint="default"/>
+        <w:sz w:val="20"/>
+      </w:rPr>
+    </w:lvl>
+    <w:lvl w:ilvl="2" w:tentative="1">
+      <w:start w:val="1"/>
+      <w:numFmt w:val="bullet"/>
+      <w:lvlText w:val=""/>
+      <w:lvlJc w:val="left"/>
+      <w:pPr>
+        <w:tabs>
+          <w:tab w:val="num" w:pos="2160"/>
+        </w:tabs>
+        <w:ind w:left="2160" w:hanging="360"/>
+      </w:pPr>
+      <w:rPr>
+        <w:rFonts w:ascii="Wingdings" w:hAnsi="Wingdings" w:hint="default"/>
+        <w:sz w:val="20"/>
+      </w:rPr>
+    </w:lvl>
+    <w:lvl w:ilvl="3" w:tentative="1">
+      <w:start w:val="1"/>
+      <w:numFmt w:val="bullet"/>
+      <w:lvlText w:val=""/>
+      <w:lvlJc w:val="left"/>
+      <w:pPr>
+        <w:tabs>
+          <w:tab w:val="num" w:pos="2880"/>
+        </w:tabs>
+        <w:ind w:left="2880" w:hanging="360"/>
+      </w:pPr>
+      <w:rPr>
+        <w:rFonts w:ascii="Wingdings" w:hAnsi="Wingdings" w:hint="default"/>
+        <w:sz w:val="20"/>
+      </w:rPr>
+    </w:lvl>
+    <w:lvl w:ilvl="4" w:tentative="1">
+      <w:start w:val="1"/>
+      <w:numFmt w:val="bullet"/>
+      <w:lvlText w:val=""/>
+      <w:lvlJc w:val="left"/>
+      <w:pPr>
+        <w:tabs>
+          <w:tab w:val="num" w:pos="3600"/>
+        </w:tabs>
+        <w:ind w:left="3600" w:hanging="360"/>
+      </w:pPr>
+      <w:rPr>
+        <w:rFonts w:ascii="Wingdings" w:hAnsi="Wingdings" w:hint="default"/>
+        <w:sz w:val="20"/>
+      </w:rPr>
+    </w:lvl>
+    <w:lvl w:ilvl="5" w:tentative="1">
+      <w:start w:val="1"/>
+      <w:numFmt w:val="bullet"/>
+      <w:lvlText w:val=""/>
+      <w:lvlJc w:val="left"/>
+      <w:pPr>
+        <w:tabs>
+          <w:tab w:val="num" w:pos="4320"/>
+        </w:tabs>
+        <w:ind w:left="4320" w:hanging="360"/>
+      </w:pPr>
+      <w:rPr>
+        <w:rFonts w:ascii="Wingdings" w:hAnsi="Wingdings" w:hint="default"/>
+        <w:sz w:val="20"/>
+      </w:rPr>
+    </w:lvl>
+    <w:lvl w:ilvl="6" w:tentative="1">
+      <w:start w:val="1"/>
+      <w:numFmt w:val="bullet"/>
+      <w:lvlText w:val=""/>
+      <w:lvlJc w:val="left"/>
+      <w:pPr>
+        <w:tabs>
+          <w:tab w:val="num" w:pos="5040"/>
+        </w:tabs>
+        <w:ind w:left="5040" w:hanging="360"/>
+      </w:pPr>
+      <w:rPr>
+        <w:rFonts w:ascii="Wingdings" w:hAnsi="Wingdings" w:hint="default"/>
+        <w:sz w:val="20"/>
+      </w:rPr>
+    </w:lvl>
+    <w:lvl w:ilvl="7" w:tentative="1">
+      <w:start w:val="1"/>
+      <w:numFmt w:val="bullet"/>
+      <w:lvlText w:val=""/>
+      <w:lvlJc w:val="left"/>
+      <w:pPr>
+        <w:tabs>
+          <w:tab w:val="num" w:pos="5760"/>
+        </w:tabs>
+        <w:ind w:left="5760" w:hanging="360"/>
+      </w:pPr>
+      <w:rPr>
+        <w:rFonts w:ascii="Wingdings" w:hAnsi="Wingdings" w:hint="default"/>
+        <w:sz w:val="20"/>
+      </w:rPr>
+    </w:lvl>
+    <w:lvl w:ilvl="8" w:tentative="1">
+      <w:start w:val="1"/>
+      <w:numFmt w:val="bullet"/>
+      <w:lvlText w:val=""/>
+      <w:lvlJc w:val="left"/>
+      <w:pPr>
+        <w:tabs>
+          <w:tab w:val="num" w:pos="6480"/>
+        </w:tabs>
+        <w:ind w:left="6480" w:hanging="360"/>
+      </w:pPr>
+      <w:rPr>
+        <w:rFonts w:ascii="Wingdings" w:hAnsi="Wingdings" w:hint="default"/>
+        <w:sz w:val="20"/>
+      </w:rPr>
+    </w:lvl>
+  </w:abstractNum>
+  <w:abstractNum w:abstractNumId="26" w15:restartNumberingAfterBreak="0">
+    <w:nsid w:val="72E21EC7"/>
+    <w:multiLevelType w:val="hybridMultilevel"/>
+    <w:tmpl w:val="F9B8A340"/>
+    <w:lvl w:ilvl="0" w:tplc="08090003">
+      <w:start w:val="1"/>
+      <w:numFmt w:val="bullet"/>
+      <w:lvlText w:val="o"/>
+      <w:lvlJc w:val="left"/>
+      <w:pPr>
+        <w:ind w:left="720" w:hanging="360"/>
+      </w:pPr>
+      <w:rPr>
+        <w:rFonts w:ascii="Courier New" w:hAnsi="Courier New" w:cs="Courier New" w:hint="default"/>
+      </w:rPr>
+    </w:lvl>
+    <w:lvl w:ilvl="1" w:tplc="08090003" w:tentative="1">
+      <w:start w:val="1"/>
+      <w:numFmt w:val="bullet"/>
+      <w:lvlText w:val="o"/>
+      <w:lvlJc w:val="left"/>
+      <w:pPr>
+        <w:ind w:left="1440" w:hanging="360"/>
+      </w:pPr>
+      <w:rPr>
+        <w:rFonts w:ascii="Courier New" w:hAnsi="Courier New" w:cs="Courier New" w:hint="default"/>
+      </w:rPr>
+    </w:lvl>
+    <w:lvl w:ilvl="2" w:tplc="08090005" w:tentative="1">
+      <w:start w:val="1"/>
+      <w:numFmt w:val="bullet"/>
+      <w:lvlText w:val=""/>
+      <w:lvlJc w:val="left"/>
+      <w:pPr>
+        <w:ind w:left="2160" w:hanging="360"/>
+      </w:pPr>
+      <w:rPr>
+        <w:rFonts w:ascii="Wingdings" w:hAnsi="Wingdings" w:hint="default"/>
+      </w:rPr>
+    </w:lvl>
+    <w:lvl w:ilvl="3" w:tplc="08090001" w:tentative="1">
+      <w:start w:val="1"/>
+      <w:numFmt w:val="bullet"/>
+      <w:lvlText w:val=""/>
+      <w:lvlJc w:val="left"/>
+      <w:pPr>
+        <w:ind w:left="2880" w:hanging="360"/>
+      </w:pPr>
+      <w:rPr>
+        <w:rFonts w:ascii="Symbol" w:hAnsi="Symbol" w:hint="default"/>
+      </w:rPr>
+    </w:lvl>
+    <w:lvl w:ilvl="4" w:tplc="08090003" w:tentative="1">
+      <w:start w:val="1"/>
+      <w:numFmt w:val="bullet"/>
+      <w:lvlText w:val="o"/>
+      <w:lvlJc w:val="left"/>
+      <w:pPr>
+        <w:ind w:left="3600" w:hanging="360"/>
+      </w:pPr>
+      <w:rPr>
+        <w:rFonts w:ascii="Courier New" w:hAnsi="Courier New" w:cs="Courier New" w:hint="default"/>
+      </w:rPr>
+    </w:lvl>
+    <w:lvl w:ilvl="5" w:tplc="08090005" w:tentative="1">
+      <w:start w:val="1"/>
+      <w:numFmt w:val="bullet"/>
+      <w:lvlText w:val=""/>
+      <w:lvlJc w:val="left"/>
+      <w:pPr>
+        <w:ind w:left="4320" w:hanging="360"/>
+      </w:pPr>
+      <w:rPr>
+        <w:rFonts w:ascii="Wingdings" w:hAnsi="Wingdings" w:hint="default"/>
+      </w:rPr>
+    </w:lvl>
+    <w:lvl w:ilvl="6" w:tplc="08090001" w:tentative="1">
+      <w:start w:val="1"/>
+      <w:numFmt w:val="bullet"/>
+      <w:lvlText w:val=""/>
+      <w:lvlJc w:val="left"/>
+      <w:pPr>
+        <w:ind w:left="5040" w:hanging="360"/>
+      </w:pPr>
+      <w:rPr>
+        <w:rFonts w:ascii="Symbol" w:hAnsi="Symbol" w:hint="default"/>
+      </w:rPr>
+    </w:lvl>
+    <w:lvl w:ilvl="7" w:tplc="08090003" w:tentative="1">
+      <w:start w:val="1"/>
+      <w:numFmt w:val="bullet"/>
+      <w:lvlText w:val="o"/>
+      <w:lvlJc w:val="left"/>
+      <w:pPr>
+        <w:ind w:left="5760" w:hanging="360"/>
+      </w:pPr>
+      <w:rPr>
+        <w:rFonts w:ascii="Courier New" w:hAnsi="Courier New" w:cs="Courier New" w:hint="default"/>
+      </w:rPr>
+    </w:lvl>
+    <w:lvl w:ilvl="8" w:tplc="08090005" w:tentative="1">
+      <w:start w:val="1"/>
+      <w:numFmt w:val="bullet"/>
+      <w:lvlText w:val=""/>
+      <w:lvlJc w:val="left"/>
+      <w:pPr>
+        <w:ind w:left="6480" w:hanging="360"/>
+      </w:pPr>
+      <w:rPr>
+        <w:rFonts w:ascii="Wingdings" w:hAnsi="Wingdings" w:hint="default"/>
+      </w:rPr>
+    </w:lvl>
+  </w:abstractNum>
+  <w:abstractNum w:abstractNumId="27" w15:restartNumberingAfterBreak="0">
     <w:nsid w:val="76DB7D82"/>
     <w:multiLevelType w:val="multilevel"/>
     <w:tmpl w:val="566C0678"/>
@@ -2332,26 +5461,241 @@
       </w:rPr>
     </w:lvl>
   </w:abstractNum>
+  <w:abstractNum w:abstractNumId="28" w15:restartNumberingAfterBreak="0">
+    <w:nsid w:val="7F0E10B7"/>
+    <w:multiLevelType w:val="multilevel"/>
+    <w:tmpl w:val="EEDE3DFC"/>
+    <w:lvl w:ilvl="0">
+      <w:start w:val="1"/>
+      <w:numFmt w:val="bullet"/>
+      <w:lvlText w:val=""/>
+      <w:lvlJc w:val="left"/>
+      <w:pPr>
+        <w:tabs>
+          <w:tab w:val="num" w:pos="720"/>
+        </w:tabs>
+        <w:ind w:left="720" w:hanging="360"/>
+      </w:pPr>
+      <w:rPr>
+        <w:rFonts w:ascii="Symbol" w:hAnsi="Symbol" w:hint="default"/>
+        <w:sz w:val="20"/>
+      </w:rPr>
+    </w:lvl>
+    <w:lvl w:ilvl="1" w:tentative="1">
+      <w:start w:val="1"/>
+      <w:numFmt w:val="bullet"/>
+      <w:lvlText w:val="o"/>
+      <w:lvlJc w:val="left"/>
+      <w:pPr>
+        <w:tabs>
+          <w:tab w:val="num" w:pos="1440"/>
+        </w:tabs>
+        <w:ind w:left="1440" w:hanging="360"/>
+      </w:pPr>
+      <w:rPr>
+        <w:rFonts w:ascii="Courier New" w:hAnsi="Courier New" w:hint="default"/>
+        <w:sz w:val="20"/>
+      </w:rPr>
+    </w:lvl>
+    <w:lvl w:ilvl="2" w:tentative="1">
+      <w:start w:val="1"/>
+      <w:numFmt w:val="bullet"/>
+      <w:lvlText w:val=""/>
+      <w:lvlJc w:val="left"/>
+      <w:pPr>
+        <w:tabs>
+          <w:tab w:val="num" w:pos="2160"/>
+        </w:tabs>
+        <w:ind w:left="2160" w:hanging="360"/>
+      </w:pPr>
+      <w:rPr>
+        <w:rFonts w:ascii="Wingdings" w:hAnsi="Wingdings" w:hint="default"/>
+        <w:sz w:val="20"/>
+      </w:rPr>
+    </w:lvl>
+    <w:lvl w:ilvl="3" w:tentative="1">
+      <w:start w:val="1"/>
+      <w:numFmt w:val="bullet"/>
+      <w:lvlText w:val=""/>
+      <w:lvlJc w:val="left"/>
+      <w:pPr>
+        <w:tabs>
+          <w:tab w:val="num" w:pos="2880"/>
+        </w:tabs>
+        <w:ind w:left="2880" w:hanging="360"/>
+      </w:pPr>
+      <w:rPr>
+        <w:rFonts w:ascii="Wingdings" w:hAnsi="Wingdings" w:hint="default"/>
+        <w:sz w:val="20"/>
+      </w:rPr>
+    </w:lvl>
+    <w:lvl w:ilvl="4" w:tentative="1">
+      <w:start w:val="1"/>
+      <w:numFmt w:val="bullet"/>
+      <w:lvlText w:val=""/>
+      <w:lvlJc w:val="left"/>
+      <w:pPr>
+        <w:tabs>
+          <w:tab w:val="num" w:pos="3600"/>
+        </w:tabs>
+        <w:ind w:left="3600" w:hanging="360"/>
+      </w:pPr>
+      <w:rPr>
+        <w:rFonts w:ascii="Wingdings" w:hAnsi="Wingdings" w:hint="default"/>
+        <w:sz w:val="20"/>
+      </w:rPr>
+    </w:lvl>
+    <w:lvl w:ilvl="5" w:tentative="1">
+      <w:start w:val="1"/>
+      <w:numFmt w:val="bullet"/>
+      <w:lvlText w:val=""/>
+      <w:lvlJc w:val="left"/>
+      <w:pPr>
+        <w:tabs>
+          <w:tab w:val="num" w:pos="4320"/>
+        </w:tabs>
+        <w:ind w:left="4320" w:hanging="360"/>
+      </w:pPr>
+      <w:rPr>
+        <w:rFonts w:ascii="Wingdings" w:hAnsi="Wingdings" w:hint="default"/>
+        <w:sz w:val="20"/>
+      </w:rPr>
+    </w:lvl>
+    <w:lvl w:ilvl="6" w:tentative="1">
+      <w:start w:val="1"/>
+      <w:numFmt w:val="bullet"/>
+      <w:lvlText w:val=""/>
+      <w:lvlJc w:val="left"/>
+      <w:pPr>
+        <w:tabs>
+          <w:tab w:val="num" w:pos="5040"/>
+        </w:tabs>
+        <w:ind w:left="5040" w:hanging="360"/>
+      </w:pPr>
+      <w:rPr>
+        <w:rFonts w:ascii="Wingdings" w:hAnsi="Wingdings" w:hint="default"/>
+        <w:sz w:val="20"/>
+      </w:rPr>
+    </w:lvl>
+    <w:lvl w:ilvl="7" w:tentative="1">
+      <w:start w:val="1"/>
+      <w:numFmt w:val="bullet"/>
+      <w:lvlText w:val=""/>
+      <w:lvlJc w:val="left"/>
+      <w:pPr>
+        <w:tabs>
+          <w:tab w:val="num" w:pos="5760"/>
+        </w:tabs>
+        <w:ind w:left="5760" w:hanging="360"/>
+      </w:pPr>
+      <w:rPr>
+        <w:rFonts w:ascii="Wingdings" w:hAnsi="Wingdings" w:hint="default"/>
+        <w:sz w:val="20"/>
+      </w:rPr>
+    </w:lvl>
+    <w:lvl w:ilvl="8" w:tentative="1">
+      <w:start w:val="1"/>
+      <w:numFmt w:val="bullet"/>
+      <w:lvlText w:val=""/>
+      <w:lvlJc w:val="left"/>
+      <w:pPr>
+        <w:tabs>
+          <w:tab w:val="num" w:pos="6480"/>
+        </w:tabs>
+        <w:ind w:left="6480" w:hanging="360"/>
+      </w:pPr>
+      <w:rPr>
+        <w:rFonts w:ascii="Wingdings" w:hAnsi="Wingdings" w:hint="default"/>
+        <w:sz w:val="20"/>
+      </w:rPr>
+    </w:lvl>
+  </w:abstractNum>
   <w:num w:numId="1" w16cid:durableId="926962898">
+    <w:abstractNumId w:val="15"/>
+  </w:num>
+  <w:num w:numId="2" w16cid:durableId="1457331763">
+    <w:abstractNumId w:val="16"/>
+  </w:num>
+  <w:num w:numId="3" w16cid:durableId="810097114">
+    <w:abstractNumId w:val="14"/>
+  </w:num>
+  <w:num w:numId="4" w16cid:durableId="1422141877">
+    <w:abstractNumId w:val="2"/>
+  </w:num>
+  <w:num w:numId="5" w16cid:durableId="301038565">
+    <w:abstractNumId w:val="9"/>
+  </w:num>
+  <w:num w:numId="6" w16cid:durableId="1486238705">
     <w:abstractNumId w:val="4"/>
   </w:num>
-  <w:num w:numId="2" w16cid:durableId="1457331763">
+  <w:num w:numId="7" w16cid:durableId="1197699503">
+    <w:abstractNumId w:val="27"/>
+  </w:num>
+  <w:num w:numId="8" w16cid:durableId="1217231668">
+    <w:abstractNumId w:val="13"/>
+  </w:num>
+  <w:num w:numId="9" w16cid:durableId="1539853893">
+    <w:abstractNumId w:val="3"/>
+  </w:num>
+  <w:num w:numId="10" w16cid:durableId="1801148905">
+    <w:abstractNumId w:val="25"/>
+  </w:num>
+  <w:num w:numId="11" w16cid:durableId="1478953026">
+    <w:abstractNumId w:val="6"/>
+  </w:num>
+  <w:num w:numId="12" w16cid:durableId="1044669941">
+    <w:abstractNumId w:val="28"/>
+  </w:num>
+  <w:num w:numId="13" w16cid:durableId="1057165094">
+    <w:abstractNumId w:val="10"/>
+  </w:num>
+  <w:num w:numId="14" w16cid:durableId="496071180">
+    <w:abstractNumId w:val="19"/>
+  </w:num>
+  <w:num w:numId="15" w16cid:durableId="225922281">
+    <w:abstractNumId w:val="18"/>
+  </w:num>
+  <w:num w:numId="16" w16cid:durableId="877856332">
+    <w:abstractNumId w:val="11"/>
+  </w:num>
+  <w:num w:numId="17" w16cid:durableId="2060084320">
     <w:abstractNumId w:val="5"/>
   </w:num>
-  <w:num w:numId="3" w16cid:durableId="810097114">
-    <w:abstractNumId w:val="3"/>
+  <w:num w:numId="18" w16cid:durableId="359624006">
+    <w:abstractNumId w:val="22"/>
   </w:num>
-  <w:num w:numId="4" w16cid:durableId="1422141877">
+  <w:num w:numId="19" w16cid:durableId="848181394">
+    <w:abstractNumId w:val="23"/>
+  </w:num>
+  <w:num w:numId="20" w16cid:durableId="1782259038">
+    <w:abstractNumId w:val="20"/>
+  </w:num>
+  <w:num w:numId="21" w16cid:durableId="1322545212">
+    <w:abstractNumId w:val="1"/>
+  </w:num>
+  <w:num w:numId="22" w16cid:durableId="768623162">
+    <w:abstractNumId w:val="26"/>
+  </w:num>
+  <w:num w:numId="23" w16cid:durableId="1454327514">
+    <w:abstractNumId w:val="21"/>
+  </w:num>
+  <w:num w:numId="24" w16cid:durableId="2127920306">
+    <w:abstractNumId w:val="24"/>
+  </w:num>
+  <w:num w:numId="25" w16cid:durableId="403141222">
     <w:abstractNumId w:val="0"/>
   </w:num>
-  <w:num w:numId="5" w16cid:durableId="301038565">
-    <w:abstractNumId w:val="2"/>
+  <w:num w:numId="26" w16cid:durableId="520165578">
+    <w:abstractNumId w:val="7"/>
   </w:num>
-  <w:num w:numId="6" w16cid:durableId="1486238705">
-    <w:abstractNumId w:val="1"/>
+  <w:num w:numId="27" w16cid:durableId="1016007130">
+    <w:abstractNumId w:val="12"/>
   </w:num>
-  <w:num w:numId="7" w16cid:durableId="1197699503">
-    <w:abstractNumId w:val="6"/>
+  <w:num w:numId="28" w16cid:durableId="1738238801">
+    <w:abstractNumId w:val="8"/>
+  </w:num>
+  <w:num w:numId="29" w16cid:durableId="1225409405">
+    <w:abstractNumId w:val="17"/>
   </w:num>
 </w:numbering>
 </file>
